--- a/视频/对照文本/15-文本.docx
+++ b/视频/对照文本/15-文本.docx
@@ -426,7 +426,16 @@
                 <w:color w:val="F0F7F2"/>
                 <w:sz w:val="26"/>
               </w:rPr>
-              <w:t>A 1911 trade journal</w:t>
+              <w:t xml:space="preserve">A 1911 </w:t>
+            </w:r>
+            <w:r>
+              <w:rPr>
+                <w:rFonts w:ascii="Calibri" w:hAnsi="Calibri" w:eastAsia="微软雅黑"/>
+                <w:b/>
+                <w:color w:val="BEF264"/>
+                <w:sz w:val="26"/>
+              </w:rPr>
+              <w:t>trade journal</w:t>
             </w:r>
           </w:p>
         </w:tc>
@@ -452,7 +461,7 @@
               <w:rPr>
                 <w:rFonts w:ascii="Calibri" w:hAnsi="Calibri" w:eastAsia="微软雅黑"/>
                 <w:b/>
-                <w:color w:val="BEF264"/>
+                <w:color w:val="C4B5FD"/>
                 <w:sz w:val="26"/>
               </w:rPr>
               <w:t>dubbed</w:t>
@@ -484,7 +493,43 @@
                 <w:color w:val="F0F7F2"/>
                 <w:sz w:val="26"/>
               </w:rPr>
-              <w:t>"practically unsinkable".</w:t>
+              <w:t>"</w:t>
+            </w:r>
+            <w:r>
+              <w:rPr>
+                <w:rFonts w:ascii="Calibri" w:hAnsi="Calibri" w:eastAsia="微软雅黑"/>
+                <w:b/>
+                <w:color w:val="FB923C"/>
+                <w:sz w:val="26"/>
+              </w:rPr>
+              <w:t>practically</w:t>
+            </w:r>
+            <w:r>
+              <w:rPr>
+                <w:rFonts w:ascii="Calibri" w:hAnsi="Calibri" w:eastAsia="微软雅黑"/>
+                <w:b w:val="0"/>
+                <w:color w:val="F0F7F2"/>
+                <w:sz w:val="26"/>
+              </w:rPr>
+              <w:t xml:space="preserve"> </w:t>
+            </w:r>
+            <w:r>
+              <w:rPr>
+                <w:rFonts w:ascii="Calibri" w:hAnsi="Calibri" w:eastAsia="微软雅黑"/>
+                <w:b/>
+                <w:color w:val="5EEAD4"/>
+                <w:sz w:val="26"/>
+              </w:rPr>
+              <w:t>unsinkable</w:t>
+            </w:r>
+            <w:r>
+              <w:rPr>
+                <w:rFonts w:ascii="Calibri" w:hAnsi="Calibri" w:eastAsia="微软雅黑"/>
+                <w:b w:val="0"/>
+                <w:color w:val="F0F7F2"/>
+                <w:sz w:val="26"/>
+              </w:rPr>
+              <w:t>".</w:t>
             </w:r>
           </w:p>
         </w:tc>
@@ -506,7 +551,25 @@
                 <w:color w:val="AAC4B6"/>
                 <w:sz w:val="21"/>
               </w:rPr>
-              <w:t>1911年，一家造船业刊物</w:t>
+              <w:t>1911年，一家</w:t>
+            </w:r>
+            <w:r>
+              <w:rPr>
+                <w:rFonts w:ascii="Calibri" w:hAnsi="Calibri" w:eastAsia="微软雅黑"/>
+                <w:b w:val="0"/>
+                <w:color w:val="AAC4B6"/>
+                <w:sz w:val="21"/>
+              </w:rPr>
+              <w:t xml:space="preserve"> </w:t>
+            </w:r>
+            <w:r>
+              <w:rPr>
+                <w:rFonts w:ascii="Calibri" w:hAnsi="Calibri" w:eastAsia="微软雅黑"/>
+                <w:b/>
+                <w:color w:val="BEF264"/>
+                <w:sz w:val="21"/>
+              </w:rPr>
+              <w:t>行业期刊</w:t>
             </w:r>
           </w:p>
         </w:tc>
@@ -522,11 +585,20 @@
             <w:r>
               <w:rPr>
                 <w:rFonts w:ascii="Calibri" w:hAnsi="Calibri" w:eastAsia="微软雅黑"/>
+                <w:b/>
+                <w:color w:val="C4B5FD"/>
+                <w:sz w:val="21"/>
+              </w:rPr>
+              <w:t>把</w:t>
+            </w:r>
+            <w:r>
+              <w:rPr>
+                <w:rFonts w:ascii="Calibri" w:hAnsi="Calibri" w:eastAsia="微软雅黑"/>
                 <w:b w:val="0"/>
                 <w:color w:val="AAC4B6"/>
                 <w:sz w:val="21"/>
               </w:rPr>
-              <w:t>曾把她和她的姊妹船</w:t>
+              <w:t xml:space="preserve"> </w:t>
             </w:r>
             <w:r>
               <w:rPr>
@@ -535,16 +607,25 @@
                 <w:color w:val="AAC4B6"/>
                 <w:sz w:val="21"/>
               </w:rPr>
+              <w:t>她和她的姊妹船</w:t>
+            </w:r>
+            <w:r>
+              <w:rPr>
+                <w:rFonts w:ascii="Calibri" w:hAnsi="Calibri" w:eastAsia="微软雅黑"/>
+                <w:b w:val="0"/>
+                <w:color w:val="AAC4B6"/>
+                <w:sz w:val="21"/>
+              </w:rPr>
               <w:t xml:space="preserve"> </w:t>
             </w:r>
             <w:r>
               <w:rPr>
                 <w:rFonts w:ascii="Calibri" w:hAnsi="Calibri" w:eastAsia="微软雅黑"/>
                 <w:b/>
-                <w:color w:val="BEF264"/>
+                <w:color w:val="C4B5FD"/>
                 <w:sz w:val="21"/>
               </w:rPr>
-              <w:t>称作</w:t>
+              <w:t>称为</w:t>
             </w:r>
           </w:p>
         </w:tc>
@@ -564,7 +645,43 @@
                 <w:color w:val="AAC4B6"/>
                 <w:sz w:val="21"/>
               </w:rPr>
-              <w:t>“几乎永不沉没”。</w:t>
+              <w:t>“</w:t>
+            </w:r>
+            <w:r>
+              <w:rPr>
+                <w:rFonts w:ascii="Calibri" w:hAnsi="Calibri" w:eastAsia="微软雅黑"/>
+                <w:b/>
+                <w:color w:val="FB923C"/>
+                <w:sz w:val="21"/>
+              </w:rPr>
+              <w:t>几乎</w:t>
+            </w:r>
+            <w:r>
+              <w:rPr>
+                <w:rFonts w:ascii="Calibri" w:hAnsi="Calibri" w:eastAsia="微软雅黑"/>
+                <w:b w:val="0"/>
+                <w:color w:val="AAC4B6"/>
+                <w:sz w:val="21"/>
+              </w:rPr>
+              <w:t xml:space="preserve"> </w:t>
+            </w:r>
+            <w:r>
+              <w:rPr>
+                <w:rFonts w:ascii="Calibri" w:hAnsi="Calibri" w:eastAsia="微软雅黑"/>
+                <w:b/>
+                <w:color w:val="5EEAD4"/>
+                <w:sz w:val="21"/>
+              </w:rPr>
+              <w:t>不会沉没的</w:t>
+            </w:r>
+            <w:r>
+              <w:rPr>
+                <w:rFonts w:ascii="Calibri" w:hAnsi="Calibri" w:eastAsia="微软雅黑"/>
+                <w:b w:val="0"/>
+                <w:color w:val="AAC4B6"/>
+                <w:sz w:val="21"/>
+              </w:rPr>
+              <w:t>”。</w:t>
             </w:r>
           </w:p>
         </w:tc>
@@ -651,7 +768,7 @@
               <w:rPr>
                 <w:rFonts w:ascii="Calibri" w:hAnsi="Calibri" w:eastAsia="微软雅黑"/>
                 <w:b/>
-                <w:color w:val="C4B5FD"/>
+                <w:color w:val="FCA5A5"/>
                 <w:sz w:val="26"/>
               </w:rPr>
               <w:t>collided with</w:t>
@@ -669,7 +786,7 @@
               <w:rPr>
                 <w:rFonts w:ascii="Calibri" w:hAnsi="Calibri" w:eastAsia="微软雅黑"/>
                 <w:b/>
-                <w:color w:val="FB923C"/>
+                <w:color w:val="FBBF24"/>
                 <w:sz w:val="26"/>
               </w:rPr>
               <w:t>iceberg</w:t>
@@ -738,7 +855,7 @@
               <w:rPr>
                 <w:rFonts w:ascii="Calibri" w:hAnsi="Calibri" w:eastAsia="微软雅黑"/>
                 <w:b/>
-                <w:color w:val="C4B5FD"/>
+                <w:color w:val="FCA5A5"/>
                 <w:sz w:val="21"/>
               </w:rPr>
               <w:t>和</w:t>
@@ -774,7 +891,7 @@
               <w:rPr>
                 <w:rFonts w:ascii="Calibri" w:hAnsi="Calibri" w:eastAsia="微软雅黑"/>
                 <w:b/>
-                <w:color w:val="FB923C"/>
+                <w:color w:val="FBBF24"/>
                 <w:sz w:val="21"/>
               </w:rPr>
               <w:t>冰山</w:t>
@@ -792,7 +909,7 @@
               <w:rPr>
                 <w:rFonts w:ascii="Calibri" w:hAnsi="Calibri" w:eastAsia="微软雅黑"/>
                 <w:b/>
-                <w:color w:val="C4B5FD"/>
+                <w:color w:val="FCA5A5"/>
                 <w:sz w:val="21"/>
               </w:rPr>
               <w:t>相撞了</w:t>
@@ -872,7 +989,7 @@
               <w:rPr>
                 <w:rFonts w:ascii="Calibri" w:hAnsi="Calibri" w:eastAsia="微软雅黑"/>
                 <w:b/>
-                <w:color w:val="5EEAD4"/>
+                <w:color w:val="38BDF8"/>
                 <w:sz w:val="26"/>
               </w:rPr>
               <w:t>vanished</w:t>
@@ -941,7 +1058,7 @@
               <w:rPr>
                 <w:rFonts w:ascii="Calibri" w:hAnsi="Calibri" w:eastAsia="微软雅黑"/>
                 <w:b/>
-                <w:color w:val="5EEAD4"/>
+                <w:color w:val="38BDF8"/>
                 <w:sz w:val="21"/>
               </w:rPr>
               <w:t>消失</w:t>
@@ -1010,7 +1127,7 @@
               <w:rPr>
                 <w:rFonts w:ascii="Calibri" w:hAnsi="Calibri" w:eastAsia="微软雅黑"/>
                 <w:b/>
-                <w:color w:val="FCA5A5"/>
+                <w:color w:val="F472B6"/>
                 <w:sz w:val="26"/>
               </w:rPr>
               <w:t>death toll</w:t>
@@ -1039,7 +1156,7 @@
               <w:rPr>
                 <w:rFonts w:ascii="Calibri" w:hAnsi="Calibri" w:eastAsia="微软雅黑"/>
                 <w:b/>
-                <w:color w:val="FBBF24"/>
+                <w:color w:val="BEF264"/>
                 <w:sz w:val="26"/>
               </w:rPr>
               <w:t>surpass</w:t>
@@ -1070,7 +1187,7 @@
               <w:rPr>
                 <w:rFonts w:ascii="Calibri" w:hAnsi="Calibri" w:eastAsia="微软雅黑"/>
                 <w:b/>
-                <w:color w:val="FCA5A5"/>
+                <w:color w:val="F472B6"/>
                 <w:sz w:val="21"/>
               </w:rPr>
               <w:t>遇难人数</w:t>
@@ -1108,10 +1225,10 @@
               <w:rPr>
                 <w:rFonts w:ascii="Calibri" w:hAnsi="Calibri" w:eastAsia="微软雅黑"/>
                 <w:b/>
-                <w:color w:val="FBBF24"/>
+                <w:color w:val="BEF264"/>
                 <w:sz w:val="21"/>
               </w:rPr>
-              <w:t>突破</w:t>
+              <w:t>超过</w:t>
             </w:r>
             <w:r>
               <w:rPr>
@@ -1188,7 +1305,7 @@
               <w:rPr>
                 <w:rFonts w:ascii="Calibri" w:hAnsi="Calibri" w:eastAsia="微软雅黑"/>
                 <w:b/>
-                <w:color w:val="38BDF8"/>
+                <w:color w:val="C4B5FD"/>
                 <w:sz w:val="26"/>
               </w:rPr>
               <w:t>Folklore</w:t>
@@ -1217,7 +1334,7 @@
               <w:rPr>
                 <w:rFonts w:ascii="Calibri" w:hAnsi="Calibri" w:eastAsia="微软雅黑"/>
                 <w:b/>
-                <w:color w:val="F472B6"/>
+                <w:color w:val="FB923C"/>
                 <w:sz w:val="26"/>
               </w:rPr>
               <w:t>arrogance</w:t>
@@ -1248,7 +1365,7 @@
               <w:rPr>
                 <w:rFonts w:ascii="Calibri" w:hAnsi="Calibri" w:eastAsia="微软雅黑"/>
                 <w:b/>
-                <w:color w:val="38BDF8"/>
+                <w:color w:val="C4B5FD"/>
                 <w:sz w:val="21"/>
               </w:rPr>
               <w:t>坊间流传的说法</w:t>
@@ -1286,7 +1403,7 @@
               <w:rPr>
                 <w:rFonts w:ascii="Calibri" w:hAnsi="Calibri" w:eastAsia="微软雅黑"/>
                 <w:b/>
-                <w:color w:val="F472B6"/>
+                <w:color w:val="FB923C"/>
                 <w:sz w:val="21"/>
               </w:rPr>
               <w:t>傲慢</w:t>
@@ -1385,7 +1502,7 @@
               <w:rPr>
                 <w:rFonts w:ascii="Calibri" w:hAnsi="Calibri" w:eastAsia="微软雅黑"/>
                 <w:b/>
-                <w:color w:val="BEF264"/>
+                <w:color w:val="5EEAD4"/>
                 <w:sz w:val="26"/>
               </w:rPr>
               <w:t>compliant with</w:t>
@@ -1436,10 +1553,10 @@
               <w:rPr>
                 <w:rFonts w:ascii="Calibri" w:hAnsi="Calibri" w:eastAsia="微软雅黑"/>
                 <w:b/>
-                <w:color w:val="BEF264"/>
+                <w:color w:val="5EEAD4"/>
                 <w:sz w:val="21"/>
               </w:rPr>
-              <w:t>合乎</w:t>
+              <w:t>符合</w:t>
             </w:r>
             <w:r>
               <w:rPr>
@@ -1544,7 +1661,7 @@
               <w:rPr>
                 <w:rFonts w:ascii="Calibri" w:hAnsi="Calibri" w:eastAsia="微软雅黑"/>
                 <w:b/>
-                <w:color w:val="C4B5FD"/>
+                <w:color w:val="FCA5A5"/>
                 <w:sz w:val="26"/>
               </w:rPr>
               <w:t>maritime</w:t>
@@ -1562,7 +1679,7 @@
               <w:rPr>
                 <w:rFonts w:ascii="Calibri" w:hAnsi="Calibri" w:eastAsia="微软雅黑"/>
                 <w:b/>
-                <w:color w:val="FB923C"/>
+                <w:color w:val="FBBF24"/>
                 <w:sz w:val="26"/>
               </w:rPr>
               <w:t>regulator</w:t>
@@ -1622,7 +1739,7 @@
               <w:rPr>
                 <w:rFonts w:ascii="Calibri" w:hAnsi="Calibri" w:eastAsia="微软雅黑"/>
                 <w:b/>
-                <w:color w:val="C4B5FD"/>
+                <w:color w:val="FCA5A5"/>
                 <w:sz w:val="21"/>
               </w:rPr>
               <w:t>海事</w:t>
@@ -1640,7 +1757,7 @@
               <w:rPr>
                 <w:rFonts w:ascii="Calibri" w:hAnsi="Calibri" w:eastAsia="微软雅黑"/>
                 <w:b/>
-                <w:color w:val="FB923C"/>
+                <w:color w:val="FBBF24"/>
                 <w:sz w:val="21"/>
               </w:rPr>
               <w:t>监管机构</w:t>
@@ -1681,7 +1798,7 @@
               <w:rPr>
                 <w:rFonts w:ascii="Calibri" w:hAnsi="Calibri" w:eastAsia="微软雅黑"/>
                 <w:b/>
-                <w:color w:val="5EEAD4"/>
+                <w:color w:val="38BDF8"/>
                 <w:sz w:val="26"/>
               </w:rPr>
               <w:t>pegged</w:t>
@@ -1699,7 +1816,7 @@
               <w:rPr>
                 <w:rFonts w:ascii="Calibri" w:hAnsi="Calibri" w:eastAsia="微软雅黑"/>
                 <w:b/>
-                <w:color w:val="FBBF24"/>
+                <w:color w:val="38BDF8"/>
                 <w:sz w:val="26"/>
               </w:rPr>
               <w:t>to</w:t>
@@ -1717,10 +1834,10 @@
               <w:rPr>
                 <w:rFonts w:ascii="Calibri" w:hAnsi="Calibri" w:eastAsia="微软雅黑"/>
                 <w:b/>
-                <w:color w:val="FBBF24"/>
+                <w:color w:val="BEF264"/>
                 <w:sz w:val="26"/>
               </w:rPr>
-              <w:t>gross</w:t>
+              <w:t>gross tonnage</w:t>
             </w:r>
             <w:r>
               <w:rPr>
@@ -1729,7 +1846,7 @@
                 <w:color w:val="F0F7F2"/>
                 <w:sz w:val="26"/>
               </w:rPr>
-              <w:t xml:space="preserve"> tonnage (volume, not weight)</w:t>
+              <w:t xml:space="preserve"> (volume, not weight)</w:t>
             </w:r>
           </w:p>
         </w:tc>
@@ -1748,7 +1865,7 @@
               <w:rPr>
                 <w:rFonts w:ascii="Calibri" w:hAnsi="Calibri" w:eastAsia="微软雅黑"/>
                 <w:b/>
-                <w:color w:val="5EEAD4"/>
+                <w:color w:val="38BDF8"/>
                 <w:sz w:val="21"/>
               </w:rPr>
               <w:t>把</w:t>
@@ -1784,7 +1901,7 @@
               <w:rPr>
                 <w:rFonts w:ascii="Calibri" w:hAnsi="Calibri" w:eastAsia="微软雅黑"/>
                 <w:b/>
-                <w:color w:val="5EEAD4"/>
+                <w:color w:val="38BDF8"/>
                 <w:sz w:val="21"/>
               </w:rPr>
               <w:t>与</w:t>
@@ -1802,10 +1919,10 @@
               <w:rPr>
                 <w:rFonts w:ascii="Calibri" w:hAnsi="Calibri" w:eastAsia="微软雅黑"/>
                 <w:b/>
-                <w:color w:val="FBBF24"/>
+                <w:color w:val="BEF264"/>
                 <w:sz w:val="21"/>
               </w:rPr>
-              <w:t>总</w:t>
+              <w:t>总吨位</w:t>
             </w:r>
             <w:r>
               <w:rPr>
@@ -1814,22 +1931,13 @@
                 <w:color w:val="AAC4B6"/>
                 <w:sz w:val="21"/>
               </w:rPr>
-              <w:t xml:space="preserve"> </w:t>
-            </w:r>
-            <w:r>
-              <w:rPr>
-                <w:rFonts w:ascii="Calibri" w:hAnsi="Calibri" w:eastAsia="微软雅黑"/>
-                <w:b w:val="0"/>
-                <w:color w:val="AAC4B6"/>
-                <w:sz w:val="21"/>
-              </w:rPr>
-              <w:t>吨位（衡量的是体积而非重量）</w:t>
+              <w:t>（体积，而非重量）</w:t>
             </w:r>
             <w:r>
               <w:rPr>
                 <w:rFonts w:ascii="Calibri" w:hAnsi="Calibri" w:eastAsia="微软雅黑"/>
                 <w:b/>
-                <w:color w:val="5EEAD4"/>
+                <w:color w:val="38BDF8"/>
                 <w:sz w:val="21"/>
               </w:rPr>
               <w:t>挂钩</w:t>
@@ -1890,7 +1998,7 @@
               <w:rPr>
                 <w:rFonts w:ascii="Calibri" w:hAnsi="Calibri" w:eastAsia="微软雅黑"/>
                 <w:b/>
-                <w:color w:val="38BDF8"/>
+                <w:color w:val="C4B5FD"/>
                 <w:sz w:val="26"/>
               </w:rPr>
               <w:t>scale</w:t>
@@ -1955,7 +2063,7 @@
                 <w:color w:val="AAC4B6"/>
                 <w:sz w:val="21"/>
               </w:rPr>
-              <w:t>依据的是一张按吨位分档的</w:t>
+              <w:t>在一个</w:t>
             </w:r>
             <w:r>
               <w:rPr>
@@ -1970,7 +2078,7 @@
               <w:rPr>
                 <w:rFonts w:ascii="Calibri" w:hAnsi="Calibri" w:eastAsia="微软雅黑"/>
                 <w:b/>
-                <w:color w:val="38BDF8"/>
+                <w:color w:val="C4B5FD"/>
                 <w:sz w:val="21"/>
               </w:rPr>
               <w:t>等级表</w:t>
@@ -1982,7 +2090,52 @@
                 <w:color w:val="AAC4B6"/>
                 <w:sz w:val="21"/>
               </w:rPr>
-              <w:t>，</w:t>
+              <w:t xml:space="preserve"> </w:t>
+            </w:r>
+            <w:r>
+              <w:rPr>
+                <w:rFonts w:ascii="Calibri" w:hAnsi="Calibri" w:eastAsia="微软雅黑"/>
+                <w:b w:val="0"/>
+                <w:color w:val="AAC4B6"/>
+                <w:sz w:val="21"/>
+              </w:rPr>
+              <w:t>上/</w:t>
+            </w:r>
+            <w:r>
+              <w:rPr>
+                <w:rFonts w:ascii="Calibri" w:hAnsi="Calibri" w:eastAsia="微软雅黑"/>
+                <w:b w:val="0"/>
+                <w:color w:val="AAC4B6"/>
+                <w:sz w:val="21"/>
+              </w:rPr>
+              <w:t xml:space="preserve"> </w:t>
+            </w:r>
+            <w:r>
+              <w:rPr>
+                <w:rFonts w:ascii="Calibri" w:hAnsi="Calibri" w:eastAsia="微软雅黑"/>
+                <w:b/>
+                <w:color w:val="C4B5FD"/>
+                <w:sz w:val="21"/>
+              </w:rPr>
+              <w:t>等级体系</w:t>
+            </w:r>
+            <w:r>
+              <w:rPr>
+                <w:rFonts w:ascii="Calibri" w:hAnsi="Calibri" w:eastAsia="微软雅黑"/>
+                <w:b w:val="0"/>
+                <w:color w:val="AAC4B6"/>
+                <w:sz w:val="21"/>
+              </w:rPr>
+              <w:t xml:space="preserve"> </w:t>
+            </w:r>
+            <w:r>
+              <w:rPr>
+                <w:rFonts w:ascii="Calibri" w:hAnsi="Calibri" w:eastAsia="微软雅黑"/>
+                <w:b w:val="0"/>
+                <w:color w:val="AAC4B6"/>
+                <w:sz w:val="21"/>
+              </w:rPr>
+              <w:t>中，</w:t>
             </w:r>
           </w:p>
         </w:tc>
@@ -2002,7 +2155,7 @@
                 <w:color w:val="AAC4B6"/>
                 <w:sz w:val="21"/>
               </w:rPr>
-              <w:t>最高一档只要求配16艘，</w:t>
+              <w:t>（其数量）最高达（只能）到16艘，</w:t>
             </w:r>
           </w:p>
         </w:tc>
@@ -2022,7 +2175,7 @@
                 <w:color w:val="AAC4B6"/>
                 <w:sz w:val="21"/>
               </w:rPr>
-              <w:t>适用于10,000吨及以上的船。</w:t>
+              <w:t>针对10,000吨及以上（的船）。</w:t>
             </w:r>
           </w:p>
         </w:tc>
@@ -2123,7 +2276,7 @@
               <w:rPr>
                 <w:rFonts w:ascii="Calibri" w:hAnsi="Calibri" w:eastAsia="微软雅黑"/>
                 <w:b/>
-                <w:color w:val="F472B6"/>
+                <w:color w:val="FB923C"/>
                 <w:sz w:val="26"/>
               </w:rPr>
               <w:t>exceeding</w:t>
@@ -2141,7 +2294,7 @@
               <w:rPr>
                 <w:rFonts w:ascii="Calibri" w:hAnsi="Calibri" w:eastAsia="微软雅黑"/>
                 <w:b/>
-                <w:color w:val="BEF264"/>
+                <w:color w:val="5EEAD4"/>
                 <w:sz w:val="26"/>
               </w:rPr>
               <w:t>requirement</w:t>
@@ -2212,7 +2365,7 @@
               <w:rPr>
                 <w:rFonts w:ascii="Calibri" w:hAnsi="Calibri" w:eastAsia="微软雅黑"/>
                 <w:b/>
-                <w:color w:val="F472B6"/>
+                <w:color w:val="FB923C"/>
                 <w:sz w:val="21"/>
               </w:rPr>
               <w:t>超出了</w:t>
@@ -2230,7 +2383,7 @@
               <w:rPr>
                 <w:rFonts w:ascii="Calibri" w:hAnsi="Calibri" w:eastAsia="微软雅黑"/>
                 <w:b/>
-                <w:color w:val="BEF264"/>
+                <w:color w:val="5EEAD4"/>
                 <w:sz w:val="21"/>
               </w:rPr>
               <w:t>要求</w:t>
@@ -2259,7 +2412,9 @@
           <w:color w:val="AAC4B6"/>
           <w:sz w:val="20"/>
         </w:rPr>
-        <w:t>（20 后面省略了 boats；exceeding…：现在分词短语，补充说明带了20艘的结果）</w:t>
+        <w:t>（20 后面省略了 boats；</w:t>
+        <w:br/>
+        <w:t>exceeding…：现在分词短语，补充说明带了20艘的结果）</w:t>
       </w:r>
     </w:p>
     <w:p>
@@ -2310,7 +2465,7 @@
               <w:rPr>
                 <w:rFonts w:ascii="Calibri" w:hAnsi="Calibri" w:eastAsia="微软雅黑"/>
                 <w:b/>
-                <w:color w:val="C4B5FD"/>
+                <w:color w:val="FCA5A5"/>
                 <w:sz w:val="26"/>
               </w:rPr>
               <w:t>capacity</w:t>
@@ -2350,7 +2505,7 @@
               <w:rPr>
                 <w:rFonts w:ascii="Calibri" w:hAnsi="Calibri" w:eastAsia="微软雅黑"/>
                 <w:b/>
-                <w:color w:val="FB923C"/>
+                <w:color w:val="FBBF24"/>
                 <w:sz w:val="26"/>
               </w:rPr>
               <w:t>roughly</w:t>
@@ -2399,7 +2554,7 @@
               <w:rPr>
                 <w:rFonts w:ascii="Calibri" w:hAnsi="Calibri" w:eastAsia="微软雅黑"/>
                 <w:b/>
-                <w:color w:val="C4B5FD"/>
+                <w:color w:val="FCA5A5"/>
                 <w:sz w:val="21"/>
               </w:rPr>
               <w:t>容量</w:t>
@@ -2439,7 +2594,7 @@
               <w:rPr>
                 <w:rFonts w:ascii="Calibri" w:hAnsi="Calibri" w:eastAsia="微软雅黑"/>
                 <w:b/>
-                <w:color w:val="FB923C"/>
+                <w:color w:val="FBBF24"/>
                 <w:sz w:val="21"/>
               </w:rPr>
               <w:t>大约</w:t>
@@ -2499,7 +2654,7 @@
               <w:rPr>
                 <w:rFonts w:ascii="Calibri" w:hAnsi="Calibri" w:eastAsia="微软雅黑"/>
                 <w:b/>
-                <w:color w:val="5EEAD4"/>
+                <w:color w:val="38BDF8"/>
                 <w:sz w:val="26"/>
               </w:rPr>
               <w:t>sufficient</w:t>
@@ -2528,7 +2683,7 @@
               <w:rPr>
                 <w:rFonts w:ascii="Calibri" w:hAnsi="Calibri" w:eastAsia="微软雅黑"/>
                 <w:b/>
-                <w:color w:val="FCA5A5"/>
+                <w:color w:val="F472B6"/>
                 <w:sz w:val="26"/>
               </w:rPr>
               <w:t>inadequate</w:t>
@@ -2577,7 +2732,7 @@
               <w:rPr>
                 <w:rFonts w:ascii="Calibri" w:hAnsi="Calibri" w:eastAsia="微软雅黑"/>
                 <w:b/>
-                <w:color w:val="5EEAD4"/>
+                <w:color w:val="38BDF8"/>
                 <w:sz w:val="21"/>
               </w:rPr>
               <w:t>足够</w:t>
@@ -2624,7 +2779,7 @@
               <w:rPr>
                 <w:rFonts w:ascii="Calibri" w:hAnsi="Calibri" w:eastAsia="微软雅黑"/>
                 <w:b/>
-                <w:color w:val="FCA5A5"/>
+                <w:color w:val="F472B6"/>
                 <w:sz w:val="21"/>
               </w:rPr>
               <w:t>不足</w:t>
@@ -2653,9 +2808,13 @@
           <w:color w:val="AAC4B6"/>
           <w:sz w:val="20"/>
         </w:rPr>
-        <w:t>（Their：指这20艘救生艇；half the 2,200 aboard：船上2,200人的一半，</w:t>
+        <w:t>（Their：指这20艘救生艇；</w:t>
         <w:br/>
-        <w:t>aboard 作后置定语；sufficient…, inadequate…：说明这样的容量）</w:t>
+        <w:t>half the 2,200 aboard：船上2,200人的一半，</w:t>
+        <w:br/>
+        <w:t>aboard 作后置定语；</w:t>
+        <w:br/>
+        <w:t>sufficient…, inadequate…：说明这样的容量）</w:t>
       </w:r>
     </w:p>
     <w:p>
@@ -2809,7 +2968,7 @@
               <w:rPr>
                 <w:rFonts w:ascii="Calibri" w:hAnsi="Calibri" w:eastAsia="微软雅黑"/>
                 <w:b/>
-                <w:color w:val="FBBF24"/>
+                <w:color w:val="BEF264"/>
                 <w:sz w:val="26"/>
               </w:rPr>
               <w:t>equally</w:t>
@@ -2827,7 +2986,7 @@
               <w:rPr>
                 <w:rFonts w:ascii="Calibri" w:hAnsi="Calibri" w:eastAsia="微软雅黑"/>
                 <w:b/>
-                <w:color w:val="38BDF8"/>
+                <w:color w:val="C4B5FD"/>
                 <w:sz w:val="26"/>
               </w:rPr>
               <w:t>lawful</w:t>
@@ -2876,7 +3035,7 @@
               <w:rPr>
                 <w:rFonts w:ascii="Calibri" w:hAnsi="Calibri" w:eastAsia="微软雅黑"/>
                 <w:b/>
-                <w:color w:val="FBBF24"/>
+                <w:color w:val="BEF264"/>
                 <w:sz w:val="21"/>
               </w:rPr>
               <w:t>同样</w:t>
@@ -2894,7 +3053,7 @@
               <w:rPr>
                 <w:rFonts w:ascii="Calibri" w:hAnsi="Calibri" w:eastAsia="微软雅黑"/>
                 <w:b/>
-                <w:color w:val="38BDF8"/>
+                <w:color w:val="C4B5FD"/>
                 <w:sz w:val="21"/>
               </w:rPr>
               <w:t>合法的</w:t>
@@ -2984,7 +3143,7 @@
               <w:rPr>
                 <w:rFonts w:ascii="Calibri" w:hAnsi="Calibri" w:eastAsia="微软雅黑"/>
                 <w:b/>
-                <w:color w:val="F472B6"/>
+                <w:color w:val="FB923C"/>
                 <w:sz w:val="26"/>
               </w:rPr>
               <w:t>sole</w:t>
@@ -3002,7 +3161,7 @@
               <w:rPr>
                 <w:rFonts w:ascii="Calibri" w:hAnsi="Calibri" w:eastAsia="微软雅黑"/>
                 <w:b/>
-                <w:color w:val="BEF264"/>
+                <w:color w:val="5EEAD4"/>
                 <w:sz w:val="26"/>
               </w:rPr>
               <w:t>wireless</w:t>
@@ -3020,7 +3179,7 @@
               <w:rPr>
                 <w:rFonts w:ascii="Calibri" w:hAnsi="Calibri" w:eastAsia="微软雅黑"/>
                 <w:b/>
-                <w:color w:val="C4B5FD"/>
+                <w:color w:val="FCA5A5"/>
                 <w:sz w:val="26"/>
               </w:rPr>
               <w:t>operator</w:t>
@@ -3089,7 +3248,7 @@
               <w:rPr>
                 <w:rFonts w:ascii="Calibri" w:hAnsi="Calibri" w:eastAsia="微软雅黑"/>
                 <w:b/>
-                <w:color w:val="F472B6"/>
+                <w:color w:val="FB923C"/>
                 <w:sz w:val="21"/>
               </w:rPr>
               <w:t>唯一的</w:t>
@@ -3107,7 +3266,7 @@
               <w:rPr>
                 <w:rFonts w:ascii="Calibri" w:hAnsi="Calibri" w:eastAsia="微软雅黑"/>
                 <w:b/>
-                <w:color w:val="BEF264"/>
+                <w:color w:val="5EEAD4"/>
                 <w:sz w:val="21"/>
               </w:rPr>
               <w:t>无线电</w:t>
@@ -3125,10 +3284,10 @@
               <w:rPr>
                 <w:rFonts w:ascii="Calibri" w:hAnsi="Calibri" w:eastAsia="微软雅黑"/>
                 <w:b/>
-                <w:color w:val="C4B5FD"/>
+                <w:color w:val="FCA5A5"/>
                 <w:sz w:val="21"/>
               </w:rPr>
-              <w:t>报务员</w:t>
+              <w:t>操作员</w:t>
             </w:r>
           </w:p>
         </w:tc>
@@ -3195,7 +3354,7 @@
               <w:rPr>
                 <w:rFonts w:ascii="Calibri" w:hAnsi="Calibri" w:eastAsia="微软雅黑"/>
                 <w:b/>
-                <w:color w:val="FB923C"/>
+                <w:color w:val="FBBF24"/>
                 <w:sz w:val="26"/>
               </w:rPr>
               <w:t>on the payroll of</w:t>
@@ -3226,10 +3385,10 @@
               <w:rPr>
                 <w:rFonts w:ascii="Calibri" w:hAnsi="Calibri" w:eastAsia="微软雅黑"/>
                 <w:b/>
-                <w:color w:val="FB923C"/>
+                <w:color w:val="FBBF24"/>
                 <w:sz w:val="21"/>
               </w:rPr>
-              <w:t>领</w:t>
+              <w:t>受雇于</w:t>
             </w:r>
             <w:r>
               <w:rPr>
@@ -3247,34 +3406,7 @@
                 <w:color w:val="AAC4B6"/>
                 <w:sz w:val="21"/>
               </w:rPr>
-              <w:t>的是马可尼公司的</w:t>
-            </w:r>
-            <w:r>
-              <w:rPr>
-                <w:rFonts w:ascii="Calibri" w:hAnsi="Calibri" w:eastAsia="微软雅黑"/>
-                <w:b w:val="0"/>
-                <w:color w:val="AAC4B6"/>
-                <w:sz w:val="21"/>
-              </w:rPr>
-              <w:t xml:space="preserve"> </w:t>
-            </w:r>
-            <w:r>
-              <w:rPr>
-                <w:rFonts w:ascii="Calibri" w:hAnsi="Calibri" w:eastAsia="微软雅黑"/>
-                <w:b/>
-                <w:color w:val="FB923C"/>
-                <w:sz w:val="21"/>
-              </w:rPr>
-              <w:t>薪水</w:t>
-            </w:r>
-            <w:r>
-              <w:rPr>
-                <w:rFonts w:ascii="Calibri" w:hAnsi="Calibri" w:eastAsia="微软雅黑"/>
-                <w:b w:val="0"/>
-                <w:color w:val="AAC4B6"/>
-                <w:sz w:val="21"/>
-              </w:rPr>
-              <w:t>；</w:t>
+              <w:t>马可尼公司；</w:t>
             </w:r>
           </w:p>
         </w:tc>
@@ -3378,7 +3510,7 @@
                 <w:color w:val="AAC4B6"/>
                 <w:sz w:val="21"/>
               </w:rPr>
-              <w:t>电台也就跟着睡了。</w:t>
+              <w:t>电台也一样睡了。</w:t>
             </w:r>
           </w:p>
         </w:tc>
@@ -3397,7 +3529,9 @@
         </w:rPr>
         <w:t>（Her：指加州人号；Cyril Evans：同位语，说明报务员是谁；</w:t>
         <w:br/>
-        <w:t>be on the payroll of：受雇于，领……的薪水；so did the radio：倒装，电台也一样）</w:t>
+        <w:t>be on the payroll of：受雇于，领……的薪水；</w:t>
+        <w:br/>
+        <w:t>so did the radio：倒装，电台也一样）</w:t>
       </w:r>
     </w:p>
     <w:p>
@@ -3561,7 +3695,7 @@
               <w:rPr>
                 <w:rFonts w:ascii="Calibri" w:hAnsi="Calibri" w:eastAsia="微软雅黑"/>
                 <w:b/>
-                <w:color w:val="5EEAD4"/>
+                <w:color w:val="38BDF8"/>
                 <w:sz w:val="26"/>
               </w:rPr>
               <w:t>Hindsight</w:t>
@@ -3590,7 +3724,7 @@
               <w:rPr>
                 <w:rFonts w:ascii="Calibri" w:hAnsi="Calibri" w:eastAsia="微软雅黑"/>
                 <w:b/>
-                <w:color w:val="FCA5A5"/>
+                <w:color w:val="F472B6"/>
                 <w:sz w:val="26"/>
               </w:rPr>
               <w:t>negligence</w:t>
@@ -3620,47 +3754,20 @@
             <w:r>
               <w:rPr>
                 <w:rFonts w:ascii="Calibri" w:hAnsi="Calibri" w:eastAsia="微软雅黑"/>
+                <w:b/>
+                <w:color w:val="38BDF8"/>
+                <w:sz w:val="21"/>
+              </w:rPr>
+              <w:t>事后看来</w:t>
+            </w:r>
+            <w:r>
+              <w:rPr>
+                <w:rFonts w:ascii="Calibri" w:hAnsi="Calibri" w:eastAsia="微软雅黑"/>
                 <w:b w:val="0"/>
                 <w:color w:val="AAC4B6"/>
                 <w:sz w:val="21"/>
               </w:rPr>
-              <w:t>以</w:t>
-            </w:r>
-            <w:r>
-              <w:rPr>
-                <w:rFonts w:ascii="Calibri" w:hAnsi="Calibri" w:eastAsia="微软雅黑"/>
-                <w:b w:val="0"/>
-                <w:color w:val="AAC4B6"/>
-                <w:sz w:val="21"/>
-              </w:rPr>
-              <w:t xml:space="preserve"> </w:t>
-            </w:r>
-            <w:r>
-              <w:rPr>
-                <w:rFonts w:ascii="Calibri" w:hAnsi="Calibri" w:eastAsia="微软雅黑"/>
-                <w:b/>
-                <w:color w:val="5EEAD4"/>
-                <w:sz w:val="21"/>
-              </w:rPr>
-              <w:t>后见之明</w:t>
-            </w:r>
-            <w:r>
-              <w:rPr>
-                <w:rFonts w:ascii="Calibri" w:hAnsi="Calibri" w:eastAsia="微软雅黑"/>
-                <w:b w:val="0"/>
-                <w:color w:val="AAC4B6"/>
-                <w:sz w:val="21"/>
-              </w:rPr>
-              <w:t xml:space="preserve"> </w:t>
-            </w:r>
-            <w:r>
-              <w:rPr>
-                <w:rFonts w:ascii="Calibri" w:hAnsi="Calibri" w:eastAsia="微软雅黑"/>
-                <w:b w:val="0"/>
-                <w:color w:val="AAC4B6"/>
-                <w:sz w:val="21"/>
-              </w:rPr>
-              <w:t>看，</w:t>
+              <w:t>，</w:t>
             </w:r>
           </w:p>
         </w:tc>
@@ -3680,7 +3787,7 @@
                 <w:color w:val="AAC4B6"/>
                 <w:sz w:val="21"/>
               </w:rPr>
-              <w:t>这或许算</w:t>
+              <w:t>这或许可称为</w:t>
             </w:r>
             <w:r>
               <w:rPr>
@@ -3695,7 +3802,7 @@
               <w:rPr>
                 <w:rFonts w:ascii="Calibri" w:hAnsi="Calibri" w:eastAsia="微软雅黑"/>
                 <w:b/>
-                <w:color w:val="FCA5A5"/>
+                <w:color w:val="F472B6"/>
                 <w:sz w:val="21"/>
               </w:rPr>
               <w:t>疏忽</w:t>
@@ -3766,7 +3873,7 @@
               <w:rPr>
                 <w:rFonts w:ascii="Calibri" w:hAnsi="Calibri" w:eastAsia="微软雅黑"/>
                 <w:b/>
-                <w:color w:val="FBBF24"/>
+                <w:color w:val="BEF264"/>
                 <w:sz w:val="26"/>
               </w:rPr>
               <w:t>obliged</w:t>
@@ -3784,7 +3891,7 @@
               <w:rPr>
                 <w:rFonts w:ascii="Calibri" w:hAnsi="Calibri" w:eastAsia="微软雅黑"/>
                 <w:b/>
-                <w:color w:val="FBBF24"/>
+                <w:color w:val="BEF264"/>
                 <w:sz w:val="26"/>
               </w:rPr>
               <w:t>to</w:t>
@@ -3802,7 +3909,7 @@
               <w:rPr>
                 <w:rFonts w:ascii="Calibri" w:hAnsi="Calibri" w:eastAsia="微软雅黑"/>
                 <w:b/>
-                <w:color w:val="38BDF8"/>
+                <w:color w:val="C4B5FD"/>
                 <w:sz w:val="26"/>
               </w:rPr>
               <w:t>vigilant</w:t>
@@ -3836,7 +3943,7 @@
                 <w:color w:val="AAC4B6"/>
                 <w:sz w:val="21"/>
               </w:rPr>
-              <w:t>但没有哪条规则</w:t>
+              <w:t>然而没有哪条规则</w:t>
             </w:r>
           </w:p>
         </w:tc>
@@ -3853,10 +3960,10 @@
               <w:rPr>
                 <w:rFonts w:ascii="Calibri" w:hAnsi="Calibri" w:eastAsia="微软雅黑"/>
                 <w:b/>
-                <w:color w:val="FBBF24"/>
+                <w:color w:val="BEF264"/>
                 <w:sz w:val="21"/>
               </w:rPr>
-              <w:t>责成</w:t>
+              <w:t>强制</w:t>
             </w:r>
             <w:r>
               <w:rPr>
@@ -3889,7 +3996,7 @@
               <w:rPr>
                 <w:rFonts w:ascii="Calibri" w:hAnsi="Calibri" w:eastAsia="微软雅黑"/>
                 <w:b/>
-                <w:color w:val="38BDF8"/>
+                <w:color w:val="C4B5FD"/>
                 <w:sz w:val="21"/>
               </w:rPr>
               <w:t>警觉</w:t>
@@ -3949,7 +4056,7 @@
               <w:rPr>
                 <w:rFonts w:ascii="Calibri" w:hAnsi="Calibri" w:eastAsia="微软雅黑"/>
                 <w:b/>
-                <w:color w:val="F472B6"/>
+                <w:color w:val="FB923C"/>
                 <w:sz w:val="26"/>
               </w:rPr>
               <w:t>frantic</w:t>
@@ -3967,7 +4074,7 @@
               <w:rPr>
                 <w:rFonts w:ascii="Calibri" w:hAnsi="Calibri" w:eastAsia="微软雅黑"/>
                 <w:b/>
-                <w:color w:val="BEF264"/>
+                <w:color w:val="5EEAD4"/>
                 <w:sz w:val="26"/>
               </w:rPr>
               <w:t>distress calls</w:t>
@@ -3996,7 +4103,7 @@
               <w:rPr>
                 <w:rFonts w:ascii="Calibri" w:hAnsi="Calibri" w:eastAsia="微软雅黑"/>
                 <w:b/>
-                <w:color w:val="C4B5FD"/>
+                <w:color w:val="FCA5A5"/>
                 <w:sz w:val="26"/>
               </w:rPr>
               <w:t>unheard</w:t>
@@ -4030,7 +4137,7 @@
                 <w:color w:val="AAC4B6"/>
                 <w:sz w:val="21"/>
               </w:rPr>
-              <w:t>于是泰坦尼克号</w:t>
+              <w:t>所以泰坦尼克号</w:t>
             </w:r>
             <w:r>
               <w:rPr>
@@ -4045,10 +4152,10 @@
               <w:rPr>
                 <w:rFonts w:ascii="Calibri" w:hAnsi="Calibri" w:eastAsia="微软雅黑"/>
                 <w:b/>
-                <w:color w:val="F472B6"/>
+                <w:color w:val="FB923C"/>
                 <w:sz w:val="21"/>
               </w:rPr>
-              <w:t>急切的</w:t>
+              <w:t>发狂似的</w:t>
             </w:r>
             <w:r>
               <w:rPr>
@@ -4063,10 +4170,19 @@
               <w:rPr>
                 <w:rFonts w:ascii="Calibri" w:hAnsi="Calibri" w:eastAsia="微软雅黑"/>
                 <w:b/>
-                <w:color w:val="BEF264"/>
+                <w:color w:val="5EEAD4"/>
                 <w:sz w:val="21"/>
               </w:rPr>
               <w:t>求救呼叫</w:t>
+            </w:r>
+            <w:r>
+              <w:rPr>
+                <w:rFonts w:ascii="Calibri" w:hAnsi="Calibri" w:eastAsia="微软雅黑"/>
+                <w:b w:val="0"/>
+                <w:color w:val="AAC4B6"/>
+                <w:sz w:val="21"/>
+              </w:rPr>
+              <w:t>，</w:t>
             </w:r>
           </w:p>
         </w:tc>
@@ -4086,7 +4202,7 @@
                 <w:color w:val="AAC4B6"/>
                 <w:sz w:val="21"/>
               </w:rPr>
-              <w:t>在那艘船上</w:t>
+              <w:t>在那里</w:t>
             </w:r>
             <w:r>
               <w:rPr>
@@ -4101,7 +4217,7 @@
               <w:rPr>
                 <w:rFonts w:ascii="Calibri" w:hAnsi="Calibri" w:eastAsia="微软雅黑"/>
                 <w:b/>
-                <w:color w:val="C4B5FD"/>
+                <w:color w:val="FCA5A5"/>
                 <w:sz w:val="21"/>
               </w:rPr>
               <w:t>无人听见</w:t>
@@ -4286,7 +4402,7 @@
               <w:rPr>
                 <w:rFonts w:ascii="Calibri" w:hAnsi="Calibri" w:eastAsia="微软雅黑"/>
                 <w:b/>
-                <w:color w:val="FB923C"/>
+                <w:color w:val="FBBF24"/>
                 <w:sz w:val="26"/>
               </w:rPr>
               <w:t>testimony</w:t>
@@ -4304,7 +4420,7 @@
               <w:rPr>
                 <w:rFonts w:ascii="Calibri" w:hAnsi="Calibri" w:eastAsia="微软雅黑"/>
                 <w:b/>
-                <w:color w:val="5EEAD4"/>
+                <w:color w:val="38BDF8"/>
                 <w:sz w:val="26"/>
               </w:rPr>
               <w:t>survivors</w:t>
@@ -4353,7 +4469,7 @@
               <w:rPr>
                 <w:rFonts w:ascii="Calibri" w:hAnsi="Calibri" w:eastAsia="微软雅黑"/>
                 <w:b/>
-                <w:color w:val="5EEAD4"/>
+                <w:color w:val="38BDF8"/>
                 <w:sz w:val="21"/>
               </w:rPr>
               <w:t>幸存者</w:t>
@@ -4389,7 +4505,7 @@
               <w:rPr>
                 <w:rFonts w:ascii="Calibri" w:hAnsi="Calibri" w:eastAsia="微软雅黑"/>
                 <w:b/>
-                <w:color w:val="FB923C"/>
+                <w:color w:val="FBBF24"/>
                 <w:sz w:val="21"/>
               </w:rPr>
               <w:t>证词</w:t>
@@ -4489,7 +4605,7 @@
               <w:rPr>
                 <w:rFonts w:ascii="Calibri" w:hAnsi="Calibri" w:eastAsia="微软雅黑"/>
                 <w:b/>
-                <w:color w:val="FCA5A5"/>
+                <w:color w:val="F472B6"/>
                 <w:sz w:val="26"/>
               </w:rPr>
               <w:t>legislation</w:t>
@@ -4518,7 +4634,7 @@
               <w:rPr>
                 <w:rFonts w:ascii="Calibri" w:hAnsi="Calibri" w:eastAsia="微软雅黑"/>
                 <w:b/>
-                <w:color w:val="FBBF24"/>
+                <w:color w:val="BEF264"/>
                 <w:sz w:val="26"/>
               </w:rPr>
               <w:t>round-the-clock</w:t>
@@ -4536,7 +4652,7 @@
               <w:rPr>
                 <w:rFonts w:ascii="Calibri" w:hAnsi="Calibri" w:eastAsia="微软雅黑"/>
                 <w:b/>
-                <w:color w:val="38BDF8"/>
+                <w:color w:val="C4B5FD"/>
                 <w:sz w:val="26"/>
               </w:rPr>
               <w:t>compulsory</w:t>
@@ -4605,7 +4721,7 @@
               <w:rPr>
                 <w:rFonts w:ascii="Calibri" w:hAnsi="Calibri" w:eastAsia="微软雅黑"/>
                 <w:b/>
-                <w:color w:val="FCA5A5"/>
+                <w:color w:val="F472B6"/>
                 <w:sz w:val="21"/>
               </w:rPr>
               <w:t>立法</w:t>
@@ -4628,7 +4744,7 @@
                 <w:color w:val="AAC4B6"/>
                 <w:sz w:val="21"/>
               </w:rPr>
-              <w:t>把</w:t>
+              <w:t>将</w:t>
             </w:r>
             <w:r>
               <w:rPr>
@@ -4643,10 +4759,10 @@
               <w:rPr>
                 <w:rFonts w:ascii="Calibri" w:hAnsi="Calibri" w:eastAsia="微软雅黑"/>
                 <w:b/>
-                <w:color w:val="FBBF24"/>
+                <w:color w:val="BEF264"/>
                 <w:sz w:val="21"/>
               </w:rPr>
-              <w:t>全天候的</w:t>
+              <w:t>全天候</w:t>
             </w:r>
             <w:r>
               <w:rPr>
@@ -4664,7 +4780,7 @@
                 <w:color w:val="AAC4B6"/>
                 <w:sz w:val="21"/>
               </w:rPr>
-              <w:t>电台值守定为了</w:t>
+              <w:t>无线电值守定为</w:t>
             </w:r>
             <w:r>
               <w:rPr>
@@ -4679,10 +4795,10 @@
               <w:rPr>
                 <w:rFonts w:ascii="Calibri" w:hAnsi="Calibri" w:eastAsia="微软雅黑"/>
                 <w:b/>
-                <w:color w:val="38BDF8"/>
+                <w:color w:val="C4B5FD"/>
                 <w:sz w:val="21"/>
               </w:rPr>
-              <w:t>强制</w:t>
+              <w:t>强制性的</w:t>
             </w:r>
             <w:r>
               <w:rPr>
@@ -4691,16 +4807,7 @@
                 <w:color w:val="AAC4B6"/>
                 <w:sz w:val="21"/>
               </w:rPr>
-              <w:t xml:space="preserve"> </w:t>
-            </w:r>
-            <w:r>
-              <w:rPr>
-                <w:rFonts w:ascii="Calibri" w:hAnsi="Calibri" w:eastAsia="微软雅黑"/>
-                <w:b w:val="0"/>
-                <w:color w:val="AAC4B6"/>
-                <w:sz w:val="21"/>
-              </w:rPr>
-              <w:t>措施。</w:t>
+              <w:t>（义务）。</w:t>
             </w:r>
           </w:p>
         </w:tc>
@@ -4779,7 +4886,7 @@
               <w:rPr>
                 <w:rFonts w:ascii="Calibri" w:hAnsi="Calibri" w:eastAsia="微软雅黑"/>
                 <w:b/>
-                <w:color w:val="F472B6"/>
+                <w:color w:val="FB923C"/>
                 <w:sz w:val="26"/>
               </w:rPr>
               <w:t>delegates</w:t>
@@ -4817,7 +4924,7 @@
               <w:rPr>
                 <w:rFonts w:ascii="Calibri" w:hAnsi="Calibri" w:eastAsia="微软雅黑"/>
                 <w:b/>
-                <w:color w:val="BEF264"/>
+                <w:color w:val="5EEAD4"/>
                 <w:sz w:val="26"/>
               </w:rPr>
               <w:t>convention</w:t>
@@ -4886,7 +4993,7 @@
               <w:rPr>
                 <w:rFonts w:ascii="Calibri" w:hAnsi="Calibri" w:eastAsia="微软雅黑"/>
                 <w:b/>
-                <w:color w:val="F472B6"/>
+                <w:color w:val="FB923C"/>
                 <w:sz w:val="21"/>
               </w:rPr>
               <w:t>代表</w:t>
@@ -4924,7 +5031,7 @@
               <w:rPr>
                 <w:rFonts w:ascii="Calibri" w:hAnsi="Calibri" w:eastAsia="微软雅黑"/>
                 <w:b/>
-                <w:color w:val="BEF264"/>
+                <w:color w:val="5EEAD4"/>
                 <w:sz w:val="21"/>
               </w:rPr>
               <w:t>公约</w:t>
@@ -4976,7 +5083,7 @@
               <w:rPr>
                 <w:rFonts w:ascii="Calibri" w:hAnsi="Calibri" w:eastAsia="微软雅黑"/>
                 <w:b/>
-                <w:color w:val="C4B5FD"/>
+                <w:color w:val="FCA5A5"/>
                 <w:sz w:val="26"/>
               </w:rPr>
               <w:t>stipulating</w:t>
@@ -5005,7 +5112,7 @@
               <w:rPr>
                 <w:rFonts w:ascii="Calibri" w:hAnsi="Calibri" w:eastAsia="微软雅黑"/>
                 <w:b/>
-                <w:color w:val="FB923C"/>
+                <w:color w:val="FBBF24"/>
                 <w:sz w:val="26"/>
               </w:rPr>
               <w:t>continuous</w:t>
@@ -5043,7 +5150,7 @@
               <w:rPr>
                 <w:rFonts w:ascii="Calibri" w:hAnsi="Calibri" w:eastAsia="微软雅黑"/>
                 <w:b/>
-                <w:color w:val="5EEAD4"/>
+                <w:color w:val="38BDF8"/>
                 <w:sz w:val="26"/>
               </w:rPr>
               <w:t>patrol</w:t>
@@ -5074,7 +5181,7 @@
               <w:rPr>
                 <w:rFonts w:ascii="Calibri" w:hAnsi="Calibri" w:eastAsia="微软雅黑"/>
                 <w:b/>
-                <w:color w:val="C4B5FD"/>
+                <w:color w:val="FCA5A5"/>
                 <w:sz w:val="21"/>
               </w:rPr>
               <w:t>规定</w:t>
@@ -5130,7 +5237,7 @@
               <w:rPr>
                 <w:rFonts w:ascii="Calibri" w:hAnsi="Calibri" w:eastAsia="微软雅黑"/>
                 <w:b/>
-                <w:color w:val="FB923C"/>
+                <w:color w:val="FBBF24"/>
                 <w:sz w:val="21"/>
               </w:rPr>
               <w:t>不间断</w:t>
@@ -5186,7 +5293,7 @@
               <w:rPr>
                 <w:rFonts w:ascii="Calibri" w:hAnsi="Calibri" w:eastAsia="微软雅黑"/>
                 <w:b/>
-                <w:color w:val="5EEAD4"/>
+                <w:color w:val="38BDF8"/>
                 <w:sz w:val="21"/>
               </w:rPr>
               <w:t>巡逻</w:t>
@@ -5278,7 +5385,7 @@
               <w:rPr>
                 <w:rFonts w:ascii="Calibri" w:hAnsi="Calibri" w:eastAsia="微软雅黑"/>
                 <w:b/>
-                <w:color w:val="FCA5A5"/>
+                <w:color w:val="F472B6"/>
                 <w:sz w:val="26"/>
               </w:rPr>
               <w:t>stalled</w:t>
@@ -5296,7 +5403,7 @@
               <w:rPr>
                 <w:rFonts w:ascii="Calibri" w:hAnsi="Calibri" w:eastAsia="微软雅黑"/>
                 <w:b/>
-                <w:color w:val="FBBF24"/>
+                <w:color w:val="BEF264"/>
                 <w:sz w:val="26"/>
               </w:rPr>
               <w:t>treaty</w:t>
@@ -5365,7 +5472,7 @@
               <w:rPr>
                 <w:rFonts w:ascii="Calibri" w:hAnsi="Calibri" w:eastAsia="微软雅黑"/>
                 <w:b/>
-                <w:color w:val="FBBF24"/>
+                <w:color w:val="BEF264"/>
                 <w:sz w:val="21"/>
               </w:rPr>
               <w:t>条约</w:t>
@@ -5383,10 +5490,10 @@
               <w:rPr>
                 <w:rFonts w:ascii="Calibri" w:hAnsi="Calibri" w:eastAsia="微软雅黑"/>
                 <w:b/>
-                <w:color w:val="FCA5A5"/>
+                <w:color w:val="F472B6"/>
                 <w:sz w:val="21"/>
               </w:rPr>
-              <w:t>搁浅了</w:t>
+              <w:t>暂缓搁置了</w:t>
             </w:r>
             <w:r>
               <w:rPr>
@@ -5463,7 +5570,7 @@
               <w:rPr>
                 <w:rFonts w:ascii="Calibri" w:hAnsi="Calibri" w:eastAsia="微软雅黑"/>
                 <w:b/>
-                <w:color w:val="38BDF8"/>
+                <w:color w:val="C4B5FD"/>
                 <w:sz w:val="26"/>
               </w:rPr>
               <w:t>regardless</w:t>
@@ -5497,7 +5604,7 @@
                 <w:color w:val="AAC4B6"/>
                 <w:sz w:val="21"/>
               </w:rPr>
-              <w:t>冰情巡逻</w:t>
+              <w:t>然而冰情巡逻</w:t>
             </w:r>
           </w:p>
         </w:tc>
@@ -5513,11 +5620,20 @@
             <w:r>
               <w:rPr>
                 <w:rFonts w:ascii="Calibri" w:hAnsi="Calibri" w:eastAsia="微软雅黑"/>
+                <w:b/>
+                <w:color w:val="C4B5FD"/>
+                <w:sz w:val="21"/>
+              </w:rPr>
+              <w:t>不管怎样</w:t>
+            </w:r>
+            <w:r>
+              <w:rPr>
+                <w:rFonts w:ascii="Calibri" w:hAnsi="Calibri" w:eastAsia="微软雅黑"/>
                 <w:b w:val="0"/>
                 <w:color w:val="AAC4B6"/>
                 <w:sz w:val="21"/>
               </w:rPr>
-              <w:t>却</w:t>
+              <w:t xml:space="preserve"> </w:t>
             </w:r>
             <w:r>
               <w:rPr>
@@ -5526,34 +5642,7 @@
                 <w:color w:val="AAC4B6"/>
                 <w:sz w:val="21"/>
               </w:rPr>
-              <w:t xml:space="preserve"> </w:t>
-            </w:r>
-            <w:r>
-              <w:rPr>
-                <w:rFonts w:ascii="Calibri" w:hAnsi="Calibri" w:eastAsia="微软雅黑"/>
-                <w:b/>
-                <w:color w:val="38BDF8"/>
-                <w:sz w:val="21"/>
-              </w:rPr>
-              <w:t>照样</w:t>
-            </w:r>
-            <w:r>
-              <w:rPr>
-                <w:rFonts w:ascii="Calibri" w:hAnsi="Calibri" w:eastAsia="微软雅黑"/>
-                <w:b w:val="0"/>
-                <w:color w:val="AAC4B6"/>
-                <w:sz w:val="21"/>
-              </w:rPr>
-              <w:t xml:space="preserve"> </w:t>
-            </w:r>
-            <w:r>
-              <w:rPr>
-                <w:rFonts w:ascii="Calibri" w:hAnsi="Calibri" w:eastAsia="微软雅黑"/>
-                <w:b w:val="0"/>
-                <w:color w:val="AAC4B6"/>
-                <w:sz w:val="21"/>
-              </w:rPr>
-              <w:t>开展了起来。</w:t>
+              <w:t>依然进行。</w:t>
             </w:r>
           </w:p>
         </w:tc>
@@ -5621,7 +5710,7 @@
               <w:rPr>
                 <w:rFonts w:ascii="Calibri" w:hAnsi="Calibri" w:eastAsia="微软雅黑"/>
                 <w:b/>
-                <w:color w:val="F472B6"/>
+                <w:color w:val="FB923C"/>
                 <w:sz w:val="26"/>
               </w:rPr>
               <w:t>doomed</w:t>
@@ -5690,7 +5779,7 @@
               <w:rPr>
                 <w:rFonts w:ascii="Calibri" w:hAnsi="Calibri" w:eastAsia="微软雅黑"/>
                 <w:b/>
-                <w:color w:val="F472B6"/>
+                <w:color w:val="FB923C"/>
                 <w:sz w:val="21"/>
               </w:rPr>
               <w:t>在劫难逃的</w:t>
@@ -5784,7 +5873,7 @@
               <w:rPr>
                 <w:rFonts w:ascii="Calibri" w:hAnsi="Calibri" w:eastAsia="微软雅黑"/>
                 <w:b/>
-                <w:color w:val="BEF264"/>
+                <w:color w:val="5EEAD4"/>
                 <w:sz w:val="26"/>
               </w:rPr>
               <w:t>outdated</w:t>
@@ -5822,7 +5911,7 @@
               <w:rPr>
                 <w:rFonts w:ascii="Calibri" w:hAnsi="Calibri" w:eastAsia="微软雅黑"/>
                 <w:b/>
-                <w:color w:val="C4B5FD"/>
+                <w:color w:val="FCA5A5"/>
                 <w:sz w:val="26"/>
               </w:rPr>
               <w:t>stayed afloat</w:t>
@@ -5871,7 +5960,7 @@
               <w:rPr>
                 <w:rFonts w:ascii="Calibri" w:hAnsi="Calibri" w:eastAsia="微软雅黑"/>
                 <w:b/>
-                <w:color w:val="BEF264"/>
+                <w:color w:val="5EEAD4"/>
                 <w:sz w:val="21"/>
               </w:rPr>
               <w:t>过时的</w:t>
@@ -5927,7 +6016,7 @@
               <w:rPr>
                 <w:rFonts w:ascii="Calibri" w:hAnsi="Calibri" w:eastAsia="微软雅黑"/>
                 <w:b/>
-                <w:color w:val="C4B5FD"/>
+                <w:color w:val="FCA5A5"/>
                 <w:sz w:val="21"/>
               </w:rPr>
               <w:t>一直没有沉没</w:t>
@@ -6007,7 +6096,7 @@
               <w:rPr>
                 <w:rFonts w:ascii="Calibri" w:hAnsi="Calibri" w:eastAsia="微软雅黑"/>
                 <w:b/>
-                <w:color w:val="FB923C"/>
+                <w:color w:val="FBBF24"/>
                 <w:sz w:val="26"/>
               </w:rPr>
               <w:t>discredit</w:t>
@@ -6076,7 +6165,7 @@
               <w:rPr>
                 <w:rFonts w:ascii="Calibri" w:hAnsi="Calibri" w:eastAsia="微软雅黑"/>
                 <w:b/>
-                <w:color w:val="FB923C"/>
+                <w:color w:val="FBBF24"/>
                 <w:sz w:val="21"/>
               </w:rPr>
               <w:t>信誉扫地</w:t>
@@ -6109,7 +6198,9 @@
         <w:br/>
         <w:t>stay afloat：浮在水上，没有沉没；也指维持下去；</w:t>
         <w:br/>
-        <w:t>it took A to do B：直到有了A才做成B；her dead：她船上的死者）</w:t>
+        <w:t>it took A to do B：直到有了A才做成B；</w:t>
+        <w:br/>
+        <w:t>her dead：她船上的死者）</w:t>
         <w:br/>
         <w:t>（结局：泰坦尼克号合乎1894年的规则，</w:t>
         <w:br/>
@@ -6117,13 +6208,17 @@
         <w:br/>
         <w:t>加州人号的报务员按惯例关了电台，没听到她的求救呼叫。</w:t>
         <w:br/>
-        <w:t>1,500多人遇难后，美国1912年7月立法规定电台全天候值守，</w:t>
+        <w:t>1,500多人遇难后，</w:t>
+        <w:br/>
+        <w:t>美国1912年7月立法规定电台全天候值守，</w:t>
         <w:br/>
         <w:t>1914年13国签署了第一部《海上人命安全公约》，</w:t>
         <w:br/>
         <w:t>冰情巡逻也开展了起来。</w:t>
         <w:br/>
-        <w:t>按法律足够，到了海上却不足：过时的规则直到这场灾难才信誉扫地。）</w:t>
+        <w:t>按法律足够，</w:t>
+        <w:br/>
+        <w:t>到了海上却不足：过时的规则直到这场灾难才信誉扫地。）</w:t>
       </w:r>
     </w:p>
     <w:p>

--- a/视频/对照文本/15-文本.docx
+++ b/视频/对照文本/15-文本.docx
@@ -1079,7 +1079,7 @@
                 <w:color w:val="AAC4B6"/>
                 <w:sz w:val="21"/>
               </w:rPr>
-              <w:t>在海面之下，</w:t>
+              <w:t>在海浪之下，</w:t>
             </w:r>
           </w:p>
         </w:tc>
@@ -1210,7 +1210,7 @@
                 <w:color w:val="AAC4B6"/>
                 <w:sz w:val="21"/>
               </w:rPr>
-              <w:t>最终会</w:t>
+              <w:t>最终将</w:t>
             </w:r>
             <w:r>
               <w:rPr>
@@ -2021,7 +2021,25 @@
                 <w:color w:val="F0F7F2"/>
                 <w:sz w:val="26"/>
               </w:rPr>
-              <w:t>that topped out at 16 boats</w:t>
+              <w:t xml:space="preserve">that </w:t>
+            </w:r>
+            <w:r>
+              <w:rPr>
+                <w:rFonts w:ascii="Calibri" w:hAnsi="Calibri" w:eastAsia="微软雅黑"/>
+                <w:b/>
+                <w:color w:val="FB923C"/>
+                <w:sz w:val="26"/>
+              </w:rPr>
+              <w:t>topped out at</w:t>
+            </w:r>
+            <w:r>
+              <w:rPr>
+                <w:rFonts w:ascii="Calibri" w:hAnsi="Calibri" w:eastAsia="微软雅黑"/>
+                <w:b w:val="0"/>
+                <w:color w:val="F0F7F2"/>
+                <w:sz w:val="26"/>
+              </w:rPr>
+              <w:t xml:space="preserve"> 16 boats</w:t>
             </w:r>
           </w:p>
         </w:tc>
@@ -2155,7 +2173,52 @@
                 <w:color w:val="AAC4B6"/>
                 <w:sz w:val="21"/>
               </w:rPr>
-              <w:t>（其数量）最高达（只能）到16艘，</w:t>
+              <w:t>（其数量）</w:t>
+            </w:r>
+            <w:r>
+              <w:rPr>
+                <w:rFonts w:ascii="Calibri" w:hAnsi="Calibri" w:eastAsia="微软雅黑"/>
+                <w:b/>
+                <w:color w:val="FB923C"/>
+                <w:sz w:val="21"/>
+              </w:rPr>
+              <w:t>最高达</w:t>
+            </w:r>
+            <w:r>
+              <w:rPr>
+                <w:rFonts w:ascii="Calibri" w:hAnsi="Calibri" w:eastAsia="微软雅黑"/>
+                <w:b w:val="0"/>
+                <w:color w:val="AAC4B6"/>
+                <w:sz w:val="21"/>
+              </w:rPr>
+              <w:t>（只能）</w:t>
+            </w:r>
+            <w:r>
+              <w:rPr>
+                <w:rFonts w:ascii="Calibri" w:hAnsi="Calibri" w:eastAsia="微软雅黑"/>
+                <w:b/>
+                <w:color w:val="FB923C"/>
+                <w:sz w:val="21"/>
+              </w:rPr>
+              <w:t>到</w:t>
+            </w:r>
+            <w:r>
+              <w:rPr>
+                <w:rFonts w:ascii="Calibri" w:hAnsi="Calibri" w:eastAsia="微软雅黑"/>
+                <w:b w:val="0"/>
+                <w:color w:val="AAC4B6"/>
+                <w:sz w:val="21"/>
+              </w:rPr>
+              <w:t xml:space="preserve"> </w:t>
+            </w:r>
+            <w:r>
+              <w:rPr>
+                <w:rFonts w:ascii="Calibri" w:hAnsi="Calibri" w:eastAsia="微软雅黑"/>
+                <w:b w:val="0"/>
+                <w:color w:val="AAC4B6"/>
+                <w:sz w:val="21"/>
+              </w:rPr>
+              <w:t>16艘，</w:t>
             </w:r>
           </w:p>
         </w:tc>
@@ -2276,7 +2339,7 @@
               <w:rPr>
                 <w:rFonts w:ascii="Calibri" w:hAnsi="Calibri" w:eastAsia="微软雅黑"/>
                 <w:b/>
-                <w:color w:val="FB923C"/>
+                <w:color w:val="5EEAD4"/>
                 <w:sz w:val="26"/>
               </w:rPr>
               <w:t>exceeding</w:t>
@@ -2294,7 +2357,7 @@
               <w:rPr>
                 <w:rFonts w:ascii="Calibri" w:hAnsi="Calibri" w:eastAsia="微软雅黑"/>
                 <w:b/>
-                <w:color w:val="5EEAD4"/>
+                <w:color w:val="FCA5A5"/>
                 <w:sz w:val="26"/>
               </w:rPr>
               <w:t>requirement</w:t>
@@ -2365,7 +2428,7 @@
               <w:rPr>
                 <w:rFonts w:ascii="Calibri" w:hAnsi="Calibri" w:eastAsia="微软雅黑"/>
                 <w:b/>
-                <w:color w:val="FB923C"/>
+                <w:color w:val="5EEAD4"/>
                 <w:sz w:val="21"/>
               </w:rPr>
               <w:t>超出了</w:t>
@@ -2383,7 +2446,7 @@
               <w:rPr>
                 <w:rFonts w:ascii="Calibri" w:hAnsi="Calibri" w:eastAsia="微软雅黑"/>
                 <w:b/>
-                <w:color w:val="5EEAD4"/>
+                <w:color w:val="FCA5A5"/>
                 <w:sz w:val="21"/>
               </w:rPr>
               <w:t>要求</w:t>
@@ -2465,7 +2528,7 @@
               <w:rPr>
                 <w:rFonts w:ascii="Calibri" w:hAnsi="Calibri" w:eastAsia="微软雅黑"/>
                 <w:b/>
-                <w:color w:val="FCA5A5"/>
+                <w:color w:val="FBBF24"/>
                 <w:sz w:val="26"/>
               </w:rPr>
               <w:t>capacity</w:t>
@@ -2505,7 +2568,7 @@
               <w:rPr>
                 <w:rFonts w:ascii="Calibri" w:hAnsi="Calibri" w:eastAsia="微软雅黑"/>
                 <w:b/>
-                <w:color w:val="FBBF24"/>
+                <w:color w:val="38BDF8"/>
                 <w:sz w:val="26"/>
               </w:rPr>
               <w:t>roughly</w:t>
@@ -2554,7 +2617,7 @@
               <w:rPr>
                 <w:rFonts w:ascii="Calibri" w:hAnsi="Calibri" w:eastAsia="微软雅黑"/>
                 <w:b/>
-                <w:color w:val="FCA5A5"/>
+                <w:color w:val="FBBF24"/>
                 <w:sz w:val="21"/>
               </w:rPr>
               <w:t>容量</w:t>
@@ -2594,7 +2657,7 @@
               <w:rPr>
                 <w:rFonts w:ascii="Calibri" w:hAnsi="Calibri" w:eastAsia="微软雅黑"/>
                 <w:b/>
-                <w:color w:val="FBBF24"/>
+                <w:color w:val="38BDF8"/>
                 <w:sz w:val="21"/>
               </w:rPr>
               <w:t>大约</w:t>
@@ -2654,7 +2717,7 @@
               <w:rPr>
                 <w:rFonts w:ascii="Calibri" w:hAnsi="Calibri" w:eastAsia="微软雅黑"/>
                 <w:b/>
-                <w:color w:val="38BDF8"/>
+                <w:color w:val="F472B6"/>
                 <w:sz w:val="26"/>
               </w:rPr>
               <w:t>sufficient</w:t>
@@ -2683,7 +2746,7 @@
               <w:rPr>
                 <w:rFonts w:ascii="Calibri" w:hAnsi="Calibri" w:eastAsia="微软雅黑"/>
                 <w:b/>
-                <w:color w:val="F472B6"/>
+                <w:color w:val="BEF264"/>
                 <w:sz w:val="26"/>
               </w:rPr>
               <w:t>inadequate</w:t>
@@ -2732,7 +2795,7 @@
               <w:rPr>
                 <w:rFonts w:ascii="Calibri" w:hAnsi="Calibri" w:eastAsia="微软雅黑"/>
                 <w:b/>
-                <w:color w:val="38BDF8"/>
+                <w:color w:val="F472B6"/>
                 <w:sz w:val="21"/>
               </w:rPr>
               <w:t>足够</w:t>
@@ -2779,7 +2842,7 @@
               <w:rPr>
                 <w:rFonts w:ascii="Calibri" w:hAnsi="Calibri" w:eastAsia="微软雅黑"/>
                 <w:b/>
-                <w:color w:val="F472B6"/>
+                <w:color w:val="BEF264"/>
                 <w:sz w:val="21"/>
               </w:rPr>
               <w:t>不足</w:t>
@@ -2968,7 +3031,7 @@
               <w:rPr>
                 <w:rFonts w:ascii="Calibri" w:hAnsi="Calibri" w:eastAsia="微软雅黑"/>
                 <w:b/>
-                <w:color w:val="BEF264"/>
+                <w:color w:val="C4B5FD"/>
                 <w:sz w:val="26"/>
               </w:rPr>
               <w:t>equally</w:t>
@@ -2986,7 +3049,7 @@
               <w:rPr>
                 <w:rFonts w:ascii="Calibri" w:hAnsi="Calibri" w:eastAsia="微软雅黑"/>
                 <w:b/>
-                <w:color w:val="C4B5FD"/>
+                <w:color w:val="FB923C"/>
                 <w:sz w:val="26"/>
               </w:rPr>
               <w:t>lawful</w:t>
@@ -3035,7 +3098,7 @@
               <w:rPr>
                 <w:rFonts w:ascii="Calibri" w:hAnsi="Calibri" w:eastAsia="微软雅黑"/>
                 <w:b/>
-                <w:color w:val="BEF264"/>
+                <w:color w:val="C4B5FD"/>
                 <w:sz w:val="21"/>
               </w:rPr>
               <w:t>同样</w:t>
@@ -3053,7 +3116,7 @@
               <w:rPr>
                 <w:rFonts w:ascii="Calibri" w:hAnsi="Calibri" w:eastAsia="微软雅黑"/>
                 <w:b/>
-                <w:color w:val="C4B5FD"/>
+                <w:color w:val="FB923C"/>
                 <w:sz w:val="21"/>
               </w:rPr>
               <w:t>合法的</w:t>
@@ -3094,6 +3157,14 @@
         <w:t>（Within radio range：在泰坦尼克号的无线电通讯范围内；</w:t>
         <w:br/>
         <w:t>equally lawful：和泰坦尼克号一样合法）</w:t>
+        <w:br/>
+        <w:t>（按照当时的规定，加州人号报务员下班睡觉，是完全合法的。</w:t>
+        <w:br/>
+        <w:t>他没有违规。泰坦尼克号没收到加州人号的冰情警告，</w:t>
+        <w:br/>
+        <w:t>加州人号没收到泰坦尼克的求救，错的不是船员，</w:t>
+        <w:br/>
+        <w:t>错的是这套没跟上时代（没要求全天候值守）的法律。）</w:t>
       </w:r>
     </w:p>
     <w:p>
@@ -3143,7 +3214,7 @@
               <w:rPr>
                 <w:rFonts w:ascii="Calibri" w:hAnsi="Calibri" w:eastAsia="微软雅黑"/>
                 <w:b/>
-                <w:color w:val="FB923C"/>
+                <w:color w:val="5EEAD4"/>
                 <w:sz w:val="26"/>
               </w:rPr>
               <w:t>sole</w:t>
@@ -3161,7 +3232,7 @@
               <w:rPr>
                 <w:rFonts w:ascii="Calibri" w:hAnsi="Calibri" w:eastAsia="微软雅黑"/>
                 <w:b/>
-                <w:color w:val="5EEAD4"/>
+                <w:color w:val="FCA5A5"/>
                 <w:sz w:val="26"/>
               </w:rPr>
               <w:t>wireless</w:t>
@@ -3179,7 +3250,7 @@
               <w:rPr>
                 <w:rFonts w:ascii="Calibri" w:hAnsi="Calibri" w:eastAsia="微软雅黑"/>
                 <w:b/>
-                <w:color w:val="FCA5A5"/>
+                <w:color w:val="FBBF24"/>
                 <w:sz w:val="26"/>
               </w:rPr>
               <w:t>operator</w:t>
@@ -3248,7 +3319,7 @@
               <w:rPr>
                 <w:rFonts w:ascii="Calibri" w:hAnsi="Calibri" w:eastAsia="微软雅黑"/>
                 <w:b/>
-                <w:color w:val="FB923C"/>
+                <w:color w:val="5EEAD4"/>
                 <w:sz w:val="21"/>
               </w:rPr>
               <w:t>唯一的</w:t>
@@ -3266,7 +3337,7 @@
               <w:rPr>
                 <w:rFonts w:ascii="Calibri" w:hAnsi="Calibri" w:eastAsia="微软雅黑"/>
                 <w:b/>
-                <w:color w:val="5EEAD4"/>
+                <w:color w:val="FCA5A5"/>
                 <w:sz w:val="21"/>
               </w:rPr>
               <w:t>无线电</w:t>
@@ -3284,7 +3355,7 @@
               <w:rPr>
                 <w:rFonts w:ascii="Calibri" w:hAnsi="Calibri" w:eastAsia="微软雅黑"/>
                 <w:b/>
-                <w:color w:val="FCA5A5"/>
+                <w:color w:val="FBBF24"/>
                 <w:sz w:val="21"/>
               </w:rPr>
               <w:t>操作员</w:t>
@@ -3354,7 +3425,7 @@
               <w:rPr>
                 <w:rFonts w:ascii="Calibri" w:hAnsi="Calibri" w:eastAsia="微软雅黑"/>
                 <w:b/>
-                <w:color w:val="FBBF24"/>
+                <w:color w:val="38BDF8"/>
                 <w:sz w:val="26"/>
               </w:rPr>
               <w:t>on the payroll of</w:t>
@@ -3385,7 +3456,7 @@
               <w:rPr>
                 <w:rFonts w:ascii="Calibri" w:hAnsi="Calibri" w:eastAsia="微软雅黑"/>
                 <w:b/>
-                <w:color w:val="FBBF24"/>
+                <w:color w:val="38BDF8"/>
                 <w:sz w:val="21"/>
               </w:rPr>
               <w:t>受雇于</w:t>
@@ -3595,7 +3666,25 @@
                 <w:color w:val="F0F7F2"/>
                 <w:sz w:val="26"/>
               </w:rPr>
-              <w:t>he switched off his set.</w:t>
+              <w:t xml:space="preserve">he </w:t>
+            </w:r>
+            <w:r>
+              <w:rPr>
+                <w:rFonts w:ascii="Calibri" w:hAnsi="Calibri" w:eastAsia="微软雅黑"/>
+                <w:b/>
+                <w:color w:val="F472B6"/>
+                <w:sz w:val="26"/>
+              </w:rPr>
+              <w:t>switched off</w:t>
+            </w:r>
+            <w:r>
+              <w:rPr>
+                <w:rFonts w:ascii="Calibri" w:hAnsi="Calibri" w:eastAsia="微软雅黑"/>
+                <w:b w:val="0"/>
+                <w:color w:val="F0F7F2"/>
+                <w:sz w:val="26"/>
+              </w:rPr>
+              <w:t xml:space="preserve"> his set.</w:t>
             </w:r>
           </w:p>
         </w:tc>
@@ -3637,7 +3726,43 @@
                 <w:color w:val="AAC4B6"/>
                 <w:sz w:val="21"/>
               </w:rPr>
-              <w:t>他关掉了他的电台。</w:t>
+              <w:t>他</w:t>
+            </w:r>
+            <w:r>
+              <w:rPr>
+                <w:rFonts w:ascii="Calibri" w:hAnsi="Calibri" w:eastAsia="微软雅黑"/>
+                <w:b w:val="0"/>
+                <w:color w:val="AAC4B6"/>
+                <w:sz w:val="21"/>
+              </w:rPr>
+              <w:t xml:space="preserve"> </w:t>
+            </w:r>
+            <w:r>
+              <w:rPr>
+                <w:rFonts w:ascii="Calibri" w:hAnsi="Calibri" w:eastAsia="微软雅黑"/>
+                <w:b/>
+                <w:color w:val="F472B6"/>
+                <w:sz w:val="21"/>
+              </w:rPr>
+              <w:t>关掉了</w:t>
+            </w:r>
+            <w:r>
+              <w:rPr>
+                <w:rFonts w:ascii="Calibri" w:hAnsi="Calibri" w:eastAsia="微软雅黑"/>
+                <w:b w:val="0"/>
+                <w:color w:val="AAC4B6"/>
+                <w:sz w:val="21"/>
+              </w:rPr>
+              <w:t xml:space="preserve"> </w:t>
+            </w:r>
+            <w:r>
+              <w:rPr>
+                <w:rFonts w:ascii="Calibri" w:hAnsi="Calibri" w:eastAsia="微软雅黑"/>
+                <w:b w:val="0"/>
+                <w:color w:val="AAC4B6"/>
+                <w:sz w:val="21"/>
+              </w:rPr>
+              <w:t>自己的设备。</w:t>
             </w:r>
           </w:p>
         </w:tc>
@@ -3695,7 +3820,7 @@
               <w:rPr>
                 <w:rFonts w:ascii="Calibri" w:hAnsi="Calibri" w:eastAsia="微软雅黑"/>
                 <w:b/>
-                <w:color w:val="38BDF8"/>
+                <w:color w:val="BEF264"/>
                 <w:sz w:val="26"/>
               </w:rPr>
               <w:t>Hindsight</w:t>
@@ -3724,7 +3849,7 @@
               <w:rPr>
                 <w:rFonts w:ascii="Calibri" w:hAnsi="Calibri" w:eastAsia="微软雅黑"/>
                 <w:b/>
-                <w:color w:val="F472B6"/>
+                <w:color w:val="C4B5FD"/>
                 <w:sz w:val="26"/>
               </w:rPr>
               <w:t>negligence</w:t>
@@ -3755,7 +3880,7 @@
               <w:rPr>
                 <w:rFonts w:ascii="Calibri" w:hAnsi="Calibri" w:eastAsia="微软雅黑"/>
                 <w:b/>
-                <w:color w:val="38BDF8"/>
+                <w:color w:val="BEF264"/>
                 <w:sz w:val="21"/>
               </w:rPr>
               <w:t>事后看来</w:t>
@@ -3802,7 +3927,7 @@
               <w:rPr>
                 <w:rFonts w:ascii="Calibri" w:hAnsi="Calibri" w:eastAsia="微软雅黑"/>
                 <w:b/>
-                <w:color w:val="F472B6"/>
+                <w:color w:val="C4B5FD"/>
                 <w:sz w:val="21"/>
               </w:rPr>
               <w:t>疏忽</w:t>
@@ -3873,7 +3998,7 @@
               <w:rPr>
                 <w:rFonts w:ascii="Calibri" w:hAnsi="Calibri" w:eastAsia="微软雅黑"/>
                 <w:b/>
-                <w:color w:val="BEF264"/>
+                <w:color w:val="FB923C"/>
                 <w:sz w:val="26"/>
               </w:rPr>
               <w:t>obliged</w:t>
@@ -3891,7 +4016,7 @@
               <w:rPr>
                 <w:rFonts w:ascii="Calibri" w:hAnsi="Calibri" w:eastAsia="微软雅黑"/>
                 <w:b/>
-                <w:color w:val="BEF264"/>
+                <w:color w:val="FB923C"/>
                 <w:sz w:val="26"/>
               </w:rPr>
               <w:t>to</w:t>
@@ -3909,7 +4034,7 @@
               <w:rPr>
                 <w:rFonts w:ascii="Calibri" w:hAnsi="Calibri" w:eastAsia="微软雅黑"/>
                 <w:b/>
-                <w:color w:val="C4B5FD"/>
+                <w:color w:val="5EEAD4"/>
                 <w:sz w:val="26"/>
               </w:rPr>
               <w:t>vigilant</w:t>
@@ -3960,7 +4085,7 @@
               <w:rPr>
                 <w:rFonts w:ascii="Calibri" w:hAnsi="Calibri" w:eastAsia="微软雅黑"/>
                 <w:b/>
-                <w:color w:val="BEF264"/>
+                <w:color w:val="FB923C"/>
                 <w:sz w:val="21"/>
               </w:rPr>
               <w:t>强制</w:t>
@@ -3996,7 +4121,7 @@
               <w:rPr>
                 <w:rFonts w:ascii="Calibri" w:hAnsi="Calibri" w:eastAsia="微软雅黑"/>
                 <w:b/>
-                <w:color w:val="C4B5FD"/>
+                <w:color w:val="5EEAD4"/>
                 <w:sz w:val="21"/>
               </w:rPr>
               <w:t>警觉</w:t>
@@ -4056,7 +4181,7 @@
               <w:rPr>
                 <w:rFonts w:ascii="Calibri" w:hAnsi="Calibri" w:eastAsia="微软雅黑"/>
                 <w:b/>
-                <w:color w:val="FB923C"/>
+                <w:color w:val="FCA5A5"/>
                 <w:sz w:val="26"/>
               </w:rPr>
               <w:t>frantic</w:t>
@@ -4074,7 +4199,7 @@
               <w:rPr>
                 <w:rFonts w:ascii="Calibri" w:hAnsi="Calibri" w:eastAsia="微软雅黑"/>
                 <w:b/>
-                <w:color w:val="5EEAD4"/>
+                <w:color w:val="FBBF24"/>
                 <w:sz w:val="26"/>
               </w:rPr>
               <w:t>distress calls</w:t>
@@ -4103,7 +4228,7 @@
               <w:rPr>
                 <w:rFonts w:ascii="Calibri" w:hAnsi="Calibri" w:eastAsia="微软雅黑"/>
                 <w:b/>
-                <w:color w:val="FCA5A5"/>
+                <w:color w:val="38BDF8"/>
                 <w:sz w:val="26"/>
               </w:rPr>
               <w:t>unheard</w:t>
@@ -4152,7 +4277,7 @@
               <w:rPr>
                 <w:rFonts w:ascii="Calibri" w:hAnsi="Calibri" w:eastAsia="微软雅黑"/>
                 <w:b/>
-                <w:color w:val="FB923C"/>
+                <w:color w:val="FCA5A5"/>
                 <w:sz w:val="21"/>
               </w:rPr>
               <w:t>发狂似的</w:t>
@@ -4170,7 +4295,7 @@
               <w:rPr>
                 <w:rFonts w:ascii="Calibri" w:hAnsi="Calibri" w:eastAsia="微软雅黑"/>
                 <w:b/>
-                <w:color w:val="5EEAD4"/>
+                <w:color w:val="FBBF24"/>
                 <w:sz w:val="21"/>
               </w:rPr>
               <w:t>求救呼叫</w:t>
@@ -4217,7 +4342,7 @@
               <w:rPr>
                 <w:rFonts w:ascii="Calibri" w:hAnsi="Calibri" w:eastAsia="微软雅黑"/>
                 <w:b/>
-                <w:color w:val="FCA5A5"/>
+                <w:color w:val="38BDF8"/>
                 <w:sz w:val="21"/>
               </w:rPr>
               <w:t>无人听见</w:t>
@@ -4402,7 +4527,7 @@
               <w:rPr>
                 <w:rFonts w:ascii="Calibri" w:hAnsi="Calibri" w:eastAsia="微软雅黑"/>
                 <w:b/>
-                <w:color w:val="FBBF24"/>
+                <w:color w:val="F472B6"/>
                 <w:sz w:val="26"/>
               </w:rPr>
               <w:t>testimony</w:t>
@@ -4420,7 +4545,7 @@
               <w:rPr>
                 <w:rFonts w:ascii="Calibri" w:hAnsi="Calibri" w:eastAsia="微软雅黑"/>
                 <w:b/>
-                <w:color w:val="38BDF8"/>
+                <w:color w:val="BEF264"/>
                 <w:sz w:val="26"/>
               </w:rPr>
               <w:t>survivors</w:t>
@@ -4469,7 +4594,7 @@
               <w:rPr>
                 <w:rFonts w:ascii="Calibri" w:hAnsi="Calibri" w:eastAsia="微软雅黑"/>
                 <w:b/>
-                <w:color w:val="38BDF8"/>
+                <w:color w:val="BEF264"/>
                 <w:sz w:val="21"/>
               </w:rPr>
               <w:t>幸存者</w:t>
@@ -4505,7 +4630,7 @@
               <w:rPr>
                 <w:rFonts w:ascii="Calibri" w:hAnsi="Calibri" w:eastAsia="微软雅黑"/>
                 <w:b/>
-                <w:color w:val="FBBF24"/>
+                <w:color w:val="F472B6"/>
                 <w:sz w:val="21"/>
               </w:rPr>
               <w:t>证词</w:t>
@@ -4605,7 +4730,7 @@
               <w:rPr>
                 <w:rFonts w:ascii="Calibri" w:hAnsi="Calibri" w:eastAsia="微软雅黑"/>
                 <w:b/>
-                <w:color w:val="F472B6"/>
+                <w:color w:val="C4B5FD"/>
                 <w:sz w:val="26"/>
               </w:rPr>
               <w:t>legislation</w:t>
@@ -4634,7 +4759,7 @@
               <w:rPr>
                 <w:rFonts w:ascii="Calibri" w:hAnsi="Calibri" w:eastAsia="微软雅黑"/>
                 <w:b/>
-                <w:color w:val="BEF264"/>
+                <w:color w:val="FB923C"/>
                 <w:sz w:val="26"/>
               </w:rPr>
               <w:t>round-the-clock</w:t>
@@ -4652,7 +4777,7 @@
               <w:rPr>
                 <w:rFonts w:ascii="Calibri" w:hAnsi="Calibri" w:eastAsia="微软雅黑"/>
                 <w:b/>
-                <w:color w:val="C4B5FD"/>
+                <w:color w:val="5EEAD4"/>
                 <w:sz w:val="26"/>
               </w:rPr>
               <w:t>compulsory</w:t>
@@ -4721,7 +4846,7 @@
               <w:rPr>
                 <w:rFonts w:ascii="Calibri" w:hAnsi="Calibri" w:eastAsia="微软雅黑"/>
                 <w:b/>
-                <w:color w:val="F472B6"/>
+                <w:color w:val="C4B5FD"/>
                 <w:sz w:val="21"/>
               </w:rPr>
               <w:t>立法</w:t>
@@ -4759,7 +4884,7 @@
               <w:rPr>
                 <w:rFonts w:ascii="Calibri" w:hAnsi="Calibri" w:eastAsia="微软雅黑"/>
                 <w:b/>
-                <w:color w:val="BEF264"/>
+                <w:color w:val="FB923C"/>
                 <w:sz w:val="21"/>
               </w:rPr>
               <w:t>全天候</w:t>
@@ -4795,7 +4920,7 @@
               <w:rPr>
                 <w:rFonts w:ascii="Calibri" w:hAnsi="Calibri" w:eastAsia="微软雅黑"/>
                 <w:b/>
-                <w:color w:val="C4B5FD"/>
+                <w:color w:val="5EEAD4"/>
                 <w:sz w:val="21"/>
               </w:rPr>
               <w:t>强制性的</w:t>
@@ -4886,7 +5011,7 @@
               <w:rPr>
                 <w:rFonts w:ascii="Calibri" w:hAnsi="Calibri" w:eastAsia="微软雅黑"/>
                 <w:b/>
-                <w:color w:val="FB923C"/>
+                <w:color w:val="FCA5A5"/>
                 <w:sz w:val="26"/>
               </w:rPr>
               <w:t>delegates</w:t>
@@ -4924,7 +5049,7 @@
               <w:rPr>
                 <w:rFonts w:ascii="Calibri" w:hAnsi="Calibri" w:eastAsia="微软雅黑"/>
                 <w:b/>
-                <w:color w:val="5EEAD4"/>
+                <w:color w:val="FBBF24"/>
                 <w:sz w:val="26"/>
               </w:rPr>
               <w:t>convention</w:t>
@@ -4993,7 +5118,7 @@
               <w:rPr>
                 <w:rFonts w:ascii="Calibri" w:hAnsi="Calibri" w:eastAsia="微软雅黑"/>
                 <w:b/>
-                <w:color w:val="FB923C"/>
+                <w:color w:val="FCA5A5"/>
                 <w:sz w:val="21"/>
               </w:rPr>
               <w:t>代表</w:t>
@@ -5031,7 +5156,7 @@
               <w:rPr>
                 <w:rFonts w:ascii="Calibri" w:hAnsi="Calibri" w:eastAsia="微软雅黑"/>
                 <w:b/>
-                <w:color w:val="5EEAD4"/>
+                <w:color w:val="FBBF24"/>
                 <w:sz w:val="21"/>
               </w:rPr>
               <w:t>公约</w:t>
@@ -5083,7 +5208,7 @@
               <w:rPr>
                 <w:rFonts w:ascii="Calibri" w:hAnsi="Calibri" w:eastAsia="微软雅黑"/>
                 <w:b/>
-                <w:color w:val="FCA5A5"/>
+                <w:color w:val="38BDF8"/>
                 <w:sz w:val="26"/>
               </w:rPr>
               <w:t>stipulating</w:t>
@@ -5112,7 +5237,7 @@
               <w:rPr>
                 <w:rFonts w:ascii="Calibri" w:hAnsi="Calibri" w:eastAsia="微软雅黑"/>
                 <w:b/>
-                <w:color w:val="FBBF24"/>
+                <w:color w:val="F472B6"/>
                 <w:sz w:val="26"/>
               </w:rPr>
               <w:t>continuous</w:t>
@@ -5150,7 +5275,7 @@
               <w:rPr>
                 <w:rFonts w:ascii="Calibri" w:hAnsi="Calibri" w:eastAsia="微软雅黑"/>
                 <w:b/>
-                <w:color w:val="38BDF8"/>
+                <w:color w:val="BEF264"/>
                 <w:sz w:val="26"/>
               </w:rPr>
               <w:t>patrol</w:t>
@@ -5181,7 +5306,7 @@
               <w:rPr>
                 <w:rFonts w:ascii="Calibri" w:hAnsi="Calibri" w:eastAsia="微软雅黑"/>
                 <w:b/>
-                <w:color w:val="FCA5A5"/>
+                <w:color w:val="38BDF8"/>
                 <w:sz w:val="21"/>
               </w:rPr>
               <w:t>规定</w:t>
@@ -5237,7 +5362,7 @@
               <w:rPr>
                 <w:rFonts w:ascii="Calibri" w:hAnsi="Calibri" w:eastAsia="微软雅黑"/>
                 <w:b/>
-                <w:color w:val="FBBF24"/>
+                <w:color w:val="F472B6"/>
                 <w:sz w:val="21"/>
               </w:rPr>
               <w:t>不间断</w:t>
@@ -5293,7 +5418,7 @@
               <w:rPr>
                 <w:rFonts w:ascii="Calibri" w:hAnsi="Calibri" w:eastAsia="微软雅黑"/>
                 <w:b/>
-                <w:color w:val="38BDF8"/>
+                <w:color w:val="BEF264"/>
                 <w:sz w:val="21"/>
               </w:rPr>
               <w:t>巡逻</w:t>
@@ -5385,7 +5510,7 @@
               <w:rPr>
                 <w:rFonts w:ascii="Calibri" w:hAnsi="Calibri" w:eastAsia="微软雅黑"/>
                 <w:b/>
-                <w:color w:val="F472B6"/>
+                <w:color w:val="C4B5FD"/>
                 <w:sz w:val="26"/>
               </w:rPr>
               <w:t>stalled</w:t>
@@ -5403,7 +5528,7 @@
               <w:rPr>
                 <w:rFonts w:ascii="Calibri" w:hAnsi="Calibri" w:eastAsia="微软雅黑"/>
                 <w:b/>
-                <w:color w:val="BEF264"/>
+                <w:color w:val="FB923C"/>
                 <w:sz w:val="26"/>
               </w:rPr>
               <w:t>treaty</w:t>
@@ -5472,7 +5597,7 @@
               <w:rPr>
                 <w:rFonts w:ascii="Calibri" w:hAnsi="Calibri" w:eastAsia="微软雅黑"/>
                 <w:b/>
-                <w:color w:val="BEF264"/>
+                <w:color w:val="FB923C"/>
                 <w:sz w:val="21"/>
               </w:rPr>
               <w:t>条约</w:t>
@@ -5490,7 +5615,7 @@
               <w:rPr>
                 <w:rFonts w:ascii="Calibri" w:hAnsi="Calibri" w:eastAsia="微软雅黑"/>
                 <w:b/>
-                <w:color w:val="F472B6"/>
+                <w:color w:val="C4B5FD"/>
                 <w:sz w:val="21"/>
               </w:rPr>
               <w:t>暂缓搁置了</w:t>
@@ -5570,7 +5695,7 @@
               <w:rPr>
                 <w:rFonts w:ascii="Calibri" w:hAnsi="Calibri" w:eastAsia="微软雅黑"/>
                 <w:b/>
-                <w:color w:val="C4B5FD"/>
+                <w:color w:val="5EEAD4"/>
                 <w:sz w:val="26"/>
               </w:rPr>
               <w:t>regardless</w:t>
@@ -5621,7 +5746,7 @@
               <w:rPr>
                 <w:rFonts w:ascii="Calibri" w:hAnsi="Calibri" w:eastAsia="微软雅黑"/>
                 <w:b/>
-                <w:color w:val="C4B5FD"/>
+                <w:color w:val="5EEAD4"/>
                 <w:sz w:val="21"/>
               </w:rPr>
               <w:t>不管怎样</w:t>
@@ -5710,7 +5835,7 @@
               <w:rPr>
                 <w:rFonts w:ascii="Calibri" w:hAnsi="Calibri" w:eastAsia="微软雅黑"/>
                 <w:b/>
-                <w:color w:val="FB923C"/>
+                <w:color w:val="FCA5A5"/>
                 <w:sz w:val="26"/>
               </w:rPr>
               <w:t>doomed</w:t>
@@ -5779,7 +5904,7 @@
               <w:rPr>
                 <w:rFonts w:ascii="Calibri" w:hAnsi="Calibri" w:eastAsia="微软雅黑"/>
                 <w:b/>
-                <w:color w:val="FB923C"/>
+                <w:color w:val="FCA5A5"/>
                 <w:sz w:val="21"/>
               </w:rPr>
               <w:t>在劫难逃的</w:t>
@@ -5873,7 +5998,7 @@
               <w:rPr>
                 <w:rFonts w:ascii="Calibri" w:hAnsi="Calibri" w:eastAsia="微软雅黑"/>
                 <w:b/>
-                <w:color w:val="5EEAD4"/>
+                <w:color w:val="FBBF24"/>
                 <w:sz w:val="26"/>
               </w:rPr>
               <w:t>outdated</w:t>
@@ -5911,7 +6036,7 @@
               <w:rPr>
                 <w:rFonts w:ascii="Calibri" w:hAnsi="Calibri" w:eastAsia="微软雅黑"/>
                 <w:b/>
-                <w:color w:val="FCA5A5"/>
+                <w:color w:val="38BDF8"/>
                 <w:sz w:val="26"/>
               </w:rPr>
               <w:t>stayed afloat</w:t>
@@ -5960,7 +6085,7 @@
               <w:rPr>
                 <w:rFonts w:ascii="Calibri" w:hAnsi="Calibri" w:eastAsia="微软雅黑"/>
                 <w:b/>
-                <w:color w:val="5EEAD4"/>
+                <w:color w:val="FBBF24"/>
                 <w:sz w:val="21"/>
               </w:rPr>
               <w:t>过时的</w:t>
@@ -6016,7 +6141,7 @@
               <w:rPr>
                 <w:rFonts w:ascii="Calibri" w:hAnsi="Calibri" w:eastAsia="微软雅黑"/>
                 <w:b/>
-                <w:color w:val="FCA5A5"/>
+                <w:color w:val="38BDF8"/>
                 <w:sz w:val="21"/>
               </w:rPr>
               <w:t>一直没有沉没</w:t>
@@ -6096,7 +6221,7 @@
               <w:rPr>
                 <w:rFonts w:ascii="Calibri" w:hAnsi="Calibri" w:eastAsia="微软雅黑"/>
                 <w:b/>
-                <w:color w:val="FBBF24"/>
+                <w:color w:val="F472B6"/>
                 <w:sz w:val="26"/>
               </w:rPr>
               <w:t>discredit</w:t>
@@ -6165,7 +6290,7 @@
               <w:rPr>
                 <w:rFonts w:ascii="Calibri" w:hAnsi="Calibri" w:eastAsia="微软雅黑"/>
                 <w:b/>
-                <w:color w:val="FBBF24"/>
+                <w:color w:val="F472B6"/>
                 <w:sz w:val="21"/>
               </w:rPr>
               <w:t>信誉扫地</w:t>

--- a/视频/对照文本/15-文本.docx
+++ b/视频/对照文本/15-文本.docx
@@ -61,14 +61,15 @@
         </w:tblBorders>
       </w:tblPr>
       <w:tblGrid>
-        <w:gridCol w:w="3513"/>
-        <w:gridCol w:w="3513"/>
-        <w:gridCol w:w="3513"/>
+        <w:gridCol w:w="2635"/>
+        <w:gridCol w:w="2635"/>
+        <w:gridCol w:w="2635"/>
+        <w:gridCol w:w="2635"/>
       </w:tblGrid>
       <w:tr>
         <w:tc>
           <w:tcPr>
-            <w:tcW w:type="dxa" w:w="3513"/>
+            <w:tcW w:type="dxa" w:w="2635"/>
           </w:tcPr>
           <w:p>
             <w:pPr>
@@ -88,7 +89,7 @@
         </w:tc>
         <w:tc>
           <w:tcPr>
-            <w:tcW w:type="dxa" w:w="3513"/>
+            <w:tcW w:type="dxa" w:w="2635"/>
           </w:tcPr>
           <w:p>
             <w:pPr>
@@ -113,38 +114,11 @@
               </w:rPr>
               <w:t>opulent</w:t>
             </w:r>
-            <w:r>
-              <w:rPr>
-                <w:rFonts w:ascii="Calibri" w:hAnsi="Calibri" w:eastAsia="微软雅黑"/>
-                <w:b w:val="0"/>
-                <w:color w:val="F0F7F2"/>
-                <w:sz w:val="26"/>
-              </w:rPr>
-              <w:t xml:space="preserve"> </w:t>
-            </w:r>
-            <w:r>
-              <w:rPr>
-                <w:rFonts w:ascii="Calibri" w:hAnsi="Calibri" w:eastAsia="微软雅黑"/>
-                <w:b/>
-                <w:color w:val="38BDF8"/>
-                <w:sz w:val="26"/>
-              </w:rPr>
-              <w:t>liner</w:t>
-            </w:r>
-            <w:r>
-              <w:rPr>
-                <w:rFonts w:ascii="Calibri" w:hAnsi="Calibri" w:eastAsia="微软雅黑"/>
-                <w:b w:val="0"/>
-                <w:color w:val="F0F7F2"/>
-                <w:sz w:val="26"/>
-              </w:rPr>
-              <w:t xml:space="preserve"> Titanic</w:t>
-            </w:r>
           </w:p>
         </w:tc>
         <w:tc>
           <w:tcPr>
-            <w:tcW w:type="dxa" w:w="3513"/>
+            <w:tcW w:type="dxa" w:w="2635"/>
           </w:tcPr>
           <w:p>
             <w:pPr>
@@ -154,6 +128,35 @@
             <w:r>
               <w:rPr>
                 <w:rFonts w:ascii="Calibri" w:hAnsi="Calibri" w:eastAsia="微软雅黑"/>
+                <w:b/>
+                <w:color w:val="38BDF8"/>
+                <w:sz w:val="26"/>
+              </w:rPr>
+              <w:t>liner</w:t>
+            </w:r>
+            <w:r>
+              <w:rPr>
+                <w:rFonts w:ascii="Calibri" w:hAnsi="Calibri" w:eastAsia="微软雅黑"/>
+                <w:b w:val="0"/>
+                <w:color w:val="F0F7F2"/>
+                <w:sz w:val="26"/>
+              </w:rPr>
+              <w:t xml:space="preserve"> Titanic</w:t>
+            </w:r>
+          </w:p>
+        </w:tc>
+        <w:tc>
+          <w:tcPr>
+            <w:tcW w:type="dxa" w:w="2635"/>
+          </w:tcPr>
+          <w:p>
+            <w:pPr>
+              <w:spacing w:after="0"/>
+              <w:jc w:val="center"/>
+            </w:pPr>
+            <w:r>
+              <w:rPr>
+                <w:rFonts w:ascii="Calibri" w:hAnsi="Calibri" w:eastAsia="微软雅黑"/>
                 <w:b w:val="0"/>
                 <w:color w:val="F0F7F2"/>
                 <w:sz w:val="26"/>
@@ -166,7 +169,7 @@
       <w:tr>
         <w:tc>
           <w:tcPr>
-            <w:tcW w:type="dxa" w:w="3513"/>
+            <w:tcW w:type="dxa" w:w="2635"/>
           </w:tcPr>
           <w:p>
             <w:pPr>
@@ -186,7 +189,7 @@
         </w:tc>
         <w:tc>
           <w:tcPr>
-            <w:tcW w:type="dxa" w:w="3513"/>
+            <w:tcW w:type="dxa" w:w="2635"/>
           </w:tcPr>
           <w:p>
             <w:pPr>
@@ -202,47 +205,49 @@
               </w:rPr>
               <w:t>豪华的</w:t>
             </w:r>
-            <w:r>
-              <w:rPr>
-                <w:rFonts w:ascii="Calibri" w:hAnsi="Calibri" w:eastAsia="微软雅黑"/>
-                <w:b w:val="0"/>
-                <w:color w:val="AAC4B6"/>
-                <w:sz w:val="21"/>
-              </w:rPr>
-              <w:t xml:space="preserve"> </w:t>
-            </w:r>
-            <w:r>
-              <w:rPr>
-                <w:rFonts w:ascii="Calibri" w:hAnsi="Calibri" w:eastAsia="微软雅黑"/>
-                <w:b/>
-                <w:color w:val="38BDF8"/>
-                <w:sz w:val="21"/>
-              </w:rPr>
-              <w:t>邮轮</w:t>
-            </w:r>
-            <w:r>
-              <w:rPr>
-                <w:rFonts w:ascii="Calibri" w:hAnsi="Calibri" w:eastAsia="微软雅黑"/>
-                <w:b w:val="0"/>
-                <w:color w:val="AAC4B6"/>
-                <w:sz w:val="21"/>
-              </w:rPr>
-              <w:t xml:space="preserve"> </w:t>
-            </w:r>
-            <w:r>
-              <w:rPr>
-                <w:rFonts w:ascii="Calibri" w:hAnsi="Calibri" w:eastAsia="微软雅黑"/>
-                <w:b w:val="0"/>
-                <w:color w:val="AAC4B6"/>
-                <w:sz w:val="21"/>
-              </w:rPr>
-              <w:t>泰坦尼克号</w:t>
-            </w:r>
           </w:p>
         </w:tc>
         <w:tc>
           <w:tcPr>
-            <w:tcW w:type="dxa" w:w="3513"/>
+            <w:tcW w:type="dxa" w:w="2635"/>
+          </w:tcPr>
+          <w:p>
+            <w:pPr>
+              <w:spacing w:after="0"/>
+              <w:jc w:val="center"/>
+            </w:pPr>
+            <w:r>
+              <w:rPr>
+                <w:rFonts w:ascii="Calibri" w:hAnsi="Calibri" w:eastAsia="微软雅黑"/>
+                <w:b/>
+                <w:color w:val="38BDF8"/>
+                <w:sz w:val="21"/>
+              </w:rPr>
+              <w:t>邮轮</w:t>
+            </w:r>
+            <w:r>
+              <w:rPr>
+                <w:rFonts w:ascii="Calibri" w:hAnsi="Calibri" w:eastAsia="微软雅黑"/>
+                <w:b w:val="0"/>
+                <w:color w:val="AAC4B6"/>
+                <w:sz w:val="21"/>
+              </w:rPr>
+              <w:t xml:space="preserve"> </w:t>
+            </w:r>
+            <w:r>
+              <w:rPr>
+                <w:rFonts w:ascii="Calibri" w:hAnsi="Calibri" w:eastAsia="微软雅黑"/>
+                <w:b w:val="0"/>
+                <w:color w:val="AAC4B6"/>
+                <w:sz w:val="21"/>
+              </w:rPr>
+              <w:t>泰坦尼克号</w:t>
+            </w:r>
+          </w:p>
+        </w:tc>
+        <w:tc>
+          <w:tcPr>
+            <w:tcW w:type="dxa" w:w="2635"/>
           </w:tcPr>
           <w:p>
             <w:pPr>
@@ -278,12 +283,13 @@
         </w:tblBorders>
       </w:tblPr>
       <w:tblGrid>
-        <w:gridCol w:w="10540"/>
+        <w:gridCol w:w="5270"/>
+        <w:gridCol w:w="5270"/>
       </w:tblGrid>
       <w:tr>
         <w:tc>
           <w:tcPr>
-            <w:tcW w:type="dxa" w:w="10540"/>
+            <w:tcW w:type="dxa" w:w="5270"/>
           </w:tcPr>
           <w:p>
             <w:pPr>
@@ -297,8 +303,19 @@
                 <w:color w:val="F0F7F2"/>
                 <w:sz w:val="26"/>
               </w:rPr>
-              <w:t xml:space="preserve">on her </w:t>
-            </w:r>
+              <w:t>on her</w:t>
+            </w:r>
+          </w:p>
+        </w:tc>
+        <w:tc>
+          <w:tcPr>
+            <w:tcW w:type="dxa" w:w="5270"/>
+          </w:tcPr>
+          <w:p>
+            <w:pPr>
+              <w:spacing w:after="0"/>
+              <w:jc w:val="center"/>
+            </w:pPr>
             <w:r>
               <w:rPr>
                 <w:rFonts w:ascii="Calibri" w:hAnsi="Calibri" w:eastAsia="微软雅黑"/>
@@ -323,7 +340,7 @@
       <w:tr>
         <w:tc>
           <w:tcPr>
-            <w:tcW w:type="dxa" w:w="10540"/>
+            <w:tcW w:type="dxa" w:w="5270"/>
           </w:tcPr>
           <w:p>
             <w:pPr>
@@ -339,15 +356,17 @@
               </w:rPr>
               <w:t>开始了她的</w:t>
             </w:r>
-            <w:r>
-              <w:rPr>
-                <w:rFonts w:ascii="Calibri" w:hAnsi="Calibri" w:eastAsia="微软雅黑"/>
-                <w:b w:val="0"/>
-                <w:color w:val="AAC4B6"/>
-                <w:sz w:val="21"/>
-              </w:rPr>
-              <w:t xml:space="preserve"> </w:t>
-            </w:r>
+          </w:p>
+        </w:tc>
+        <w:tc>
+          <w:tcPr>
+            <w:tcW w:type="dxa" w:w="5270"/>
+          </w:tcPr>
+          <w:p>
+            <w:pPr>
+              <w:spacing w:after="0"/>
+              <w:jc w:val="center"/>
+            </w:pPr>
             <w:r>
               <w:rPr>
                 <w:rFonts w:ascii="Calibri" w:hAnsi="Calibri" w:eastAsia="微软雅黑"/>
@@ -381,7 +400,9 @@
           <w:color w:val="AAC4B6"/>
           <w:sz w:val="20"/>
         </w:rPr>
-        <w:t>（maiden voyage：处女航，首航；英语常用 she/her 指船）</w:t>
+        <w:t>（maiden voyage：处女航，首航；</w:t>
+        <w:br/>
+        <w:t>英语常用 she/her 指船）</w:t>
       </w:r>
     </w:p>
     <w:p>
@@ -405,14 +426,17 @@
         </w:tblBorders>
       </w:tblPr>
       <w:tblGrid>
-        <w:gridCol w:w="3513"/>
-        <w:gridCol w:w="3513"/>
-        <w:gridCol w:w="3513"/>
+        <w:gridCol w:w="1757"/>
+        <w:gridCol w:w="1757"/>
+        <w:gridCol w:w="1757"/>
+        <w:gridCol w:w="1757"/>
+        <w:gridCol w:w="1757"/>
+        <w:gridCol w:w="1757"/>
       </w:tblGrid>
       <w:tr>
         <w:tc>
           <w:tcPr>
-            <w:tcW w:type="dxa" w:w="3513"/>
+            <w:tcW w:type="dxa" w:w="1757"/>
           </w:tcPr>
           <w:p>
             <w:pPr>
@@ -426,22 +450,13 @@
                 <w:color w:val="F0F7F2"/>
                 <w:sz w:val="26"/>
               </w:rPr>
-              <w:t xml:space="preserve">A 1911 </w:t>
-            </w:r>
-            <w:r>
-              <w:rPr>
-                <w:rFonts w:ascii="Calibri" w:hAnsi="Calibri" w:eastAsia="微软雅黑"/>
-                <w:b/>
-                <w:color w:val="BEF264"/>
-                <w:sz w:val="26"/>
-              </w:rPr>
-              <w:t>trade journal</w:t>
+              <w:t>A 1911</w:t>
             </w:r>
           </w:p>
         </w:tc>
         <w:tc>
           <w:tcPr>
-            <w:tcW w:type="dxa" w:w="3513"/>
+            <w:tcW w:type="dxa" w:w="1757"/>
           </w:tcPr>
           <w:p>
             <w:pPr>
@@ -451,35 +466,17 @@
             <w:r>
               <w:rPr>
                 <w:rFonts w:ascii="Calibri" w:hAnsi="Calibri" w:eastAsia="微软雅黑"/>
-                <w:b w:val="0"/>
-                <w:color w:val="F0F7F2"/>
+                <w:b/>
+                <w:color w:val="BEF264"/>
                 <w:sz w:val="26"/>
               </w:rPr>
-              <w:t xml:space="preserve">had </w:t>
-            </w:r>
-            <w:r>
-              <w:rPr>
-                <w:rFonts w:ascii="Calibri" w:hAnsi="Calibri" w:eastAsia="微软雅黑"/>
-                <w:b/>
-                <w:color w:val="C4B5FD"/>
-                <w:sz w:val="26"/>
-              </w:rPr>
-              <w:t>dubbed</w:t>
-            </w:r>
-            <w:r>
-              <w:rPr>
-                <w:rFonts w:ascii="Calibri" w:hAnsi="Calibri" w:eastAsia="微软雅黑"/>
-                <w:b w:val="0"/>
-                <w:color w:val="F0F7F2"/>
-                <w:sz w:val="26"/>
-              </w:rPr>
-              <w:t xml:space="preserve"> her and her sister ship</w:t>
+              <w:t>trade journal</w:t>
             </w:r>
           </w:p>
         </w:tc>
         <w:tc>
           <w:tcPr>
-            <w:tcW w:type="dxa" w:w="3513"/>
+            <w:tcW w:type="dxa" w:w="1757"/>
           </w:tcPr>
           <w:p>
             <w:pPr>
@@ -493,6 +490,75 @@
                 <w:color w:val="F0F7F2"/>
                 <w:sz w:val="26"/>
               </w:rPr>
+              <w:t xml:space="preserve">had </w:t>
+            </w:r>
+            <w:r>
+              <w:rPr>
+                <w:rFonts w:ascii="Calibri" w:hAnsi="Calibri" w:eastAsia="微软雅黑"/>
+                <w:b/>
+                <w:color w:val="C4B5FD"/>
+                <w:sz w:val="26"/>
+              </w:rPr>
+              <w:t>dubbed</w:t>
+            </w:r>
+          </w:p>
+        </w:tc>
+        <w:tc>
+          <w:tcPr>
+            <w:tcW w:type="dxa" w:w="1757"/>
+          </w:tcPr>
+          <w:p>
+            <w:pPr>
+              <w:spacing w:after="0"/>
+              <w:jc w:val="center"/>
+            </w:pPr>
+            <w:r>
+              <w:rPr>
+                <w:rFonts w:ascii="Calibri" w:hAnsi="Calibri" w:eastAsia="微软雅黑"/>
+                <w:b w:val="0"/>
+                <w:color w:val="F0F7F2"/>
+                <w:sz w:val="26"/>
+              </w:rPr>
+              <w:t>her</w:t>
+            </w:r>
+          </w:p>
+        </w:tc>
+        <w:tc>
+          <w:tcPr>
+            <w:tcW w:type="dxa" w:w="1757"/>
+          </w:tcPr>
+          <w:p>
+            <w:pPr>
+              <w:spacing w:after="0"/>
+              <w:jc w:val="center"/>
+            </w:pPr>
+            <w:r>
+              <w:rPr>
+                <w:rFonts w:ascii="Calibri" w:hAnsi="Calibri" w:eastAsia="微软雅黑"/>
+                <w:b w:val="0"/>
+                <w:color w:val="F0F7F2"/>
+                <w:sz w:val="26"/>
+              </w:rPr>
+              <w:t>and her sister ship</w:t>
+            </w:r>
+          </w:p>
+        </w:tc>
+        <w:tc>
+          <w:tcPr>
+            <w:tcW w:type="dxa" w:w="1757"/>
+          </w:tcPr>
+          <w:p>
+            <w:pPr>
+              <w:spacing w:after="0"/>
+              <w:jc w:val="center"/>
+            </w:pPr>
+            <w:r>
+              <w:rPr>
+                <w:rFonts w:ascii="Calibri" w:hAnsi="Calibri" w:eastAsia="微软雅黑"/>
+                <w:b w:val="0"/>
+                <w:color w:val="F0F7F2"/>
+                <w:sz w:val="26"/>
+              </w:rPr>
               <w:t>"</w:t>
             </w:r>
             <w:r>
@@ -537,7 +603,7 @@
       <w:tr>
         <w:tc>
           <w:tcPr>
-            <w:tcW w:type="dxa" w:w="3513"/>
+            <w:tcW w:type="dxa" w:w="1757"/>
           </w:tcPr>
           <w:p>
             <w:pPr>
@@ -553,29 +619,11 @@
               </w:rPr>
               <w:t>1911年，一家</w:t>
             </w:r>
-            <w:r>
-              <w:rPr>
-                <w:rFonts w:ascii="Calibri" w:hAnsi="Calibri" w:eastAsia="微软雅黑"/>
-                <w:b w:val="0"/>
-                <w:color w:val="AAC4B6"/>
-                <w:sz w:val="21"/>
-              </w:rPr>
-              <w:t xml:space="preserve"> </w:t>
-            </w:r>
-            <w:r>
-              <w:rPr>
-                <w:rFonts w:ascii="Calibri" w:hAnsi="Calibri" w:eastAsia="微软雅黑"/>
-                <w:b/>
-                <w:color w:val="BEF264"/>
-                <w:sz w:val="21"/>
-              </w:rPr>
-              <w:t>行业期刊</w:t>
-            </w:r>
           </w:p>
         </w:tc>
         <w:tc>
           <w:tcPr>
-            <w:tcW w:type="dxa" w:w="3513"/>
+            <w:tcW w:type="dxa" w:w="1757"/>
           </w:tcPr>
           <w:p>
             <w:pPr>
@@ -586,52 +634,94 @@
               <w:rPr>
                 <w:rFonts w:ascii="Calibri" w:hAnsi="Calibri" w:eastAsia="微软雅黑"/>
                 <w:b/>
-                <w:color w:val="C4B5FD"/>
+                <w:color w:val="BEF264"/>
                 <w:sz w:val="21"/>
               </w:rPr>
-              <w:t>把</w:t>
-            </w:r>
-            <w:r>
-              <w:rPr>
-                <w:rFonts w:ascii="Calibri" w:hAnsi="Calibri" w:eastAsia="微软雅黑"/>
-                <w:b w:val="0"/>
-                <w:color w:val="AAC4B6"/>
-                <w:sz w:val="21"/>
-              </w:rPr>
-              <w:t xml:space="preserve"> </w:t>
-            </w:r>
-            <w:r>
-              <w:rPr>
-                <w:rFonts w:ascii="Calibri" w:hAnsi="Calibri" w:eastAsia="微软雅黑"/>
-                <w:b w:val="0"/>
-                <w:color w:val="AAC4B6"/>
-                <w:sz w:val="21"/>
-              </w:rPr>
-              <w:t>她和她的姊妹船</w:t>
-            </w:r>
-            <w:r>
-              <w:rPr>
-                <w:rFonts w:ascii="Calibri" w:hAnsi="Calibri" w:eastAsia="微软雅黑"/>
-                <w:b w:val="0"/>
-                <w:color w:val="AAC4B6"/>
-                <w:sz w:val="21"/>
-              </w:rPr>
-              <w:t xml:space="preserve"> </w:t>
-            </w:r>
-            <w:r>
-              <w:rPr>
-                <w:rFonts w:ascii="Calibri" w:hAnsi="Calibri" w:eastAsia="微软雅黑"/>
-                <w:b/>
-                <w:color w:val="C4B5FD"/>
-                <w:sz w:val="21"/>
-              </w:rPr>
-              <w:t>称为</w:t>
+              <w:t>行业期刊</w:t>
             </w:r>
           </w:p>
         </w:tc>
         <w:tc>
           <w:tcPr>
-            <w:tcW w:type="dxa" w:w="3513"/>
+            <w:tcW w:type="dxa" w:w="1757"/>
+          </w:tcPr>
+          <w:p>
+            <w:pPr>
+              <w:spacing w:after="0"/>
+              <w:jc w:val="center"/>
+            </w:pPr>
+            <w:r>
+              <w:rPr>
+                <w:rFonts w:ascii="Calibri" w:hAnsi="Calibri" w:eastAsia="微软雅黑"/>
+                <w:b/>
+                <w:color w:val="C4B5FD"/>
+                <w:sz w:val="21"/>
+              </w:rPr>
+              <w:t>把</w:t>
+            </w:r>
+          </w:p>
+        </w:tc>
+        <w:tc>
+          <w:tcPr>
+            <w:tcW w:type="dxa" w:w="1757"/>
+          </w:tcPr>
+          <w:p>
+            <w:pPr>
+              <w:spacing w:after="0"/>
+              <w:jc w:val="center"/>
+            </w:pPr>
+            <w:r>
+              <w:rPr>
+                <w:rFonts w:ascii="Calibri" w:hAnsi="Calibri" w:eastAsia="微软雅黑"/>
+                <w:b w:val="0"/>
+                <w:color w:val="AAC4B6"/>
+                <w:sz w:val="21"/>
+              </w:rPr>
+              <w:t>她</w:t>
+            </w:r>
+          </w:p>
+        </w:tc>
+        <w:tc>
+          <w:tcPr>
+            <w:tcW w:type="dxa" w:w="1757"/>
+          </w:tcPr>
+          <w:p>
+            <w:pPr>
+              <w:spacing w:after="0"/>
+              <w:jc w:val="center"/>
+            </w:pPr>
+            <w:r>
+              <w:rPr>
+                <w:rFonts w:ascii="Calibri" w:hAnsi="Calibri" w:eastAsia="微软雅黑"/>
+                <w:b w:val="0"/>
+                <w:color w:val="AAC4B6"/>
+                <w:sz w:val="21"/>
+              </w:rPr>
+              <w:t>和她的姊妹船</w:t>
+            </w:r>
+            <w:r>
+              <w:rPr>
+                <w:rFonts w:ascii="Calibri" w:hAnsi="Calibri" w:eastAsia="微软雅黑"/>
+                <w:b w:val="0"/>
+                <w:color w:val="AAC4B6"/>
+                <w:sz w:val="21"/>
+              </w:rPr>
+              <w:t xml:space="preserve"> </w:t>
+            </w:r>
+            <w:r>
+              <w:rPr>
+                <w:rFonts w:ascii="Calibri" w:hAnsi="Calibri" w:eastAsia="微软雅黑"/>
+                <w:b/>
+                <w:color w:val="C4B5FD"/>
+                <w:sz w:val="21"/>
+              </w:rPr>
+              <w:t>称为</w:t>
+            </w:r>
+          </w:p>
+        </w:tc>
+        <w:tc>
+          <w:tcPr>
+            <w:tcW w:type="dxa" w:w="1757"/>
           </w:tcPr>
           <w:p>
             <w:pPr>
@@ -722,13 +812,14 @@
         </w:tblBorders>
       </w:tblPr>
       <w:tblGrid>
-        <w:gridCol w:w="5270"/>
-        <w:gridCol w:w="5270"/>
+        <w:gridCol w:w="3513"/>
+        <w:gridCol w:w="3513"/>
+        <w:gridCol w:w="3513"/>
       </w:tblGrid>
       <w:tr>
         <w:tc>
           <w:tcPr>
-            <w:tcW w:type="dxa" w:w="5270"/>
+            <w:tcW w:type="dxa" w:w="3513"/>
           </w:tcPr>
           <w:p>
             <w:pPr>
@@ -748,7 +839,7 @@
         </w:tc>
         <w:tc>
           <w:tcPr>
-            <w:tcW w:type="dxa" w:w="5270"/>
+            <w:tcW w:type="dxa" w:w="3513"/>
           </w:tcPr>
           <w:p>
             <w:pPr>
@@ -762,8 +853,19 @@
                 <w:color w:val="F0F7F2"/>
                 <w:sz w:val="26"/>
               </w:rPr>
-              <w:t xml:space="preserve">she </w:t>
-            </w:r>
+              <w:t>she</w:t>
+            </w:r>
+          </w:p>
+        </w:tc>
+        <w:tc>
+          <w:tcPr>
+            <w:tcW w:type="dxa" w:w="3513"/>
+          </w:tcPr>
+          <w:p>
+            <w:pPr>
+              <w:spacing w:after="0"/>
+              <w:jc w:val="center"/>
+            </w:pPr>
             <w:r>
               <w:rPr>
                 <w:rFonts w:ascii="Calibri" w:hAnsi="Calibri" w:eastAsia="微软雅黑"/>
@@ -806,7 +908,7 @@
       <w:tr>
         <w:tc>
           <w:tcPr>
-            <w:tcW w:type="dxa" w:w="5270"/>
+            <w:tcW w:type="dxa" w:w="3513"/>
           </w:tcPr>
           <w:p>
             <w:pPr>
@@ -826,7 +928,7 @@
         </w:tc>
         <w:tc>
           <w:tcPr>
-            <w:tcW w:type="dxa" w:w="5270"/>
+            <w:tcW w:type="dxa" w:w="3513"/>
           </w:tcPr>
           <w:p>
             <w:pPr>
@@ -842,15 +944,17 @@
               </w:rPr>
               <w:t>她</w:t>
             </w:r>
-            <w:r>
-              <w:rPr>
-                <w:rFonts w:ascii="Calibri" w:hAnsi="Calibri" w:eastAsia="微软雅黑"/>
-                <w:b w:val="0"/>
-                <w:color w:val="AAC4B6"/>
-                <w:sz w:val="21"/>
-              </w:rPr>
-              <w:t xml:space="preserve"> </w:t>
-            </w:r>
+          </w:p>
+        </w:tc>
+        <w:tc>
+          <w:tcPr>
+            <w:tcW w:type="dxa" w:w="3513"/>
+          </w:tcPr>
+          <w:p>
+            <w:pPr>
+              <w:spacing w:after="0"/>
+              <w:jc w:val="center"/>
+            </w:pPr>
             <w:r>
               <w:rPr>
                 <w:rFonts w:ascii="Calibri" w:hAnsi="Calibri" w:eastAsia="微软雅黑"/>
@@ -943,13 +1047,14 @@
         </w:tblBorders>
       </w:tblPr>
       <w:tblGrid>
-        <w:gridCol w:w="5270"/>
-        <w:gridCol w:w="5270"/>
+        <w:gridCol w:w="3513"/>
+        <w:gridCol w:w="3513"/>
+        <w:gridCol w:w="3513"/>
       </w:tblGrid>
       <w:tr>
         <w:tc>
           <w:tcPr>
-            <w:tcW w:type="dxa" w:w="5270"/>
+            <w:tcW w:type="dxa" w:w="3513"/>
           </w:tcPr>
           <w:p>
             <w:pPr>
@@ -969,7 +1074,7 @@
         </w:tc>
         <w:tc>
           <w:tcPr>
-            <w:tcW w:type="dxa" w:w="5270"/>
+            <w:tcW w:type="dxa" w:w="3513"/>
           </w:tcPr>
           <w:p>
             <w:pPr>
@@ -994,6 +1099,17 @@
               </w:rPr>
               <w:t>vanished</w:t>
             </w:r>
+          </w:p>
+        </w:tc>
+        <w:tc>
+          <w:tcPr>
+            <w:tcW w:type="dxa" w:w="3513"/>
+          </w:tcPr>
+          <w:p>
+            <w:pPr>
+              <w:spacing w:after="0"/>
+              <w:jc w:val="center"/>
+            </w:pPr>
             <w:r>
               <w:rPr>
                 <w:rFonts w:ascii="Calibri" w:hAnsi="Calibri" w:eastAsia="微软雅黑"/>
@@ -1001,7 +1117,7 @@
                 <w:color w:val="F0F7F2"/>
                 <w:sz w:val="26"/>
               </w:rPr>
-              <w:t xml:space="preserve"> beneath the waves,</w:t>
+              <w:t>beneath the waves,</w:t>
             </w:r>
           </w:p>
         </w:tc>
@@ -1009,7 +1125,7 @@
       <w:tr>
         <w:tc>
           <w:tcPr>
-            <w:tcW w:type="dxa" w:w="5270"/>
+            <w:tcW w:type="dxa" w:w="3513"/>
           </w:tcPr>
           <w:p>
             <w:pPr>
@@ -1029,7 +1145,7 @@
         </w:tc>
         <w:tc>
           <w:tcPr>
-            <w:tcW w:type="dxa" w:w="5270"/>
+            <w:tcW w:type="dxa" w:w="3513"/>
           </w:tcPr>
           <w:p>
             <w:pPr>
@@ -1063,15 +1179,17 @@
               </w:rPr>
               <w:t>消失</w:t>
             </w:r>
-            <w:r>
-              <w:rPr>
-                <w:rFonts w:ascii="Calibri" w:hAnsi="Calibri" w:eastAsia="微软雅黑"/>
-                <w:b w:val="0"/>
-                <w:color w:val="AAC4B6"/>
-                <w:sz w:val="21"/>
-              </w:rPr>
-              <w:t xml:space="preserve"> </w:t>
-            </w:r>
+          </w:p>
+        </w:tc>
+        <w:tc>
+          <w:tcPr>
+            <w:tcW w:type="dxa" w:w="3513"/>
+          </w:tcPr>
+          <w:p>
+            <w:pPr>
+              <w:spacing w:after="0"/>
+              <w:jc w:val="center"/>
+            </w:pPr>
             <w:r>
               <w:rPr>
                 <w:rFonts w:ascii="Calibri" w:hAnsi="Calibri" w:eastAsia="微软雅黑"/>
@@ -1101,13 +1219,14 @@
         </w:tblBorders>
       </w:tblPr>
       <w:tblGrid>
-        <w:gridCol w:w="5270"/>
-        <w:gridCol w:w="5270"/>
+        <w:gridCol w:w="3513"/>
+        <w:gridCol w:w="3513"/>
+        <w:gridCol w:w="3513"/>
       </w:tblGrid>
       <w:tr>
         <w:tc>
           <w:tcPr>
-            <w:tcW w:type="dxa" w:w="5270"/>
+            <w:tcW w:type="dxa" w:w="3513"/>
           </w:tcPr>
           <w:p>
             <w:pPr>
@@ -1136,7 +1255,7 @@
         </w:tc>
         <w:tc>
           <w:tcPr>
-            <w:tcW w:type="dxa" w:w="5270"/>
+            <w:tcW w:type="dxa" w:w="3513"/>
           </w:tcPr>
           <w:p>
             <w:pPr>
@@ -1161,6 +1280,17 @@
               </w:rPr>
               <w:t>surpass</w:t>
             </w:r>
+          </w:p>
+        </w:tc>
+        <w:tc>
+          <w:tcPr>
+            <w:tcW w:type="dxa" w:w="3513"/>
+          </w:tcPr>
+          <w:p>
+            <w:pPr>
+              <w:spacing w:after="0"/>
+              <w:jc w:val="center"/>
+            </w:pPr>
             <w:r>
               <w:rPr>
                 <w:rFonts w:ascii="Calibri" w:hAnsi="Calibri" w:eastAsia="微软雅黑"/>
@@ -1168,7 +1298,7 @@
                 <w:color w:val="F0F7F2"/>
                 <w:sz w:val="26"/>
               </w:rPr>
-              <w:t xml:space="preserve"> 1,500.</w:t>
+              <w:t>1,500.</w:t>
             </w:r>
           </w:p>
         </w:tc>
@@ -1176,7 +1306,7 @@
       <w:tr>
         <w:tc>
           <w:tcPr>
-            <w:tcW w:type="dxa" w:w="5270"/>
+            <w:tcW w:type="dxa" w:w="3513"/>
           </w:tcPr>
           <w:p>
             <w:pPr>
@@ -1196,7 +1326,7 @@
         </w:tc>
         <w:tc>
           <w:tcPr>
-            <w:tcW w:type="dxa" w:w="5270"/>
+            <w:tcW w:type="dxa" w:w="3513"/>
           </w:tcPr>
           <w:p>
             <w:pPr>
@@ -1230,15 +1360,17 @@
               </w:rPr>
               <w:t>超过</w:t>
             </w:r>
-            <w:r>
-              <w:rPr>
-                <w:rFonts w:ascii="Calibri" w:hAnsi="Calibri" w:eastAsia="微软雅黑"/>
-                <w:b w:val="0"/>
-                <w:color w:val="AAC4B6"/>
-                <w:sz w:val="21"/>
-              </w:rPr>
-              <w:t xml:space="preserve"> </w:t>
-            </w:r>
+          </w:p>
+        </w:tc>
+        <w:tc>
+          <w:tcPr>
+            <w:tcW w:type="dxa" w:w="3513"/>
+          </w:tcPr>
+          <w:p>
+            <w:pPr>
+              <w:spacing w:after="0"/>
+              <w:jc w:val="center"/>
+            </w:pPr>
             <w:r>
               <w:rPr>
                 <w:rFonts w:ascii="Calibri" w:hAnsi="Calibri" w:eastAsia="微软雅黑"/>
@@ -1456,13 +1588,14 @@
         </w:tblBorders>
       </w:tblPr>
       <w:tblGrid>
-        <w:gridCol w:w="5270"/>
-        <w:gridCol w:w="5270"/>
+        <w:gridCol w:w="3513"/>
+        <w:gridCol w:w="3513"/>
+        <w:gridCol w:w="3513"/>
       </w:tblGrid>
       <w:tr>
         <w:tc>
           <w:tcPr>
-            <w:tcW w:type="dxa" w:w="5270"/>
+            <w:tcW w:type="dxa" w:w="3513"/>
           </w:tcPr>
           <w:p>
             <w:pPr>
@@ -1482,7 +1615,7 @@
         </w:tc>
         <w:tc>
           <w:tcPr>
-            <w:tcW w:type="dxa" w:w="5270"/>
+            <w:tcW w:type="dxa" w:w="3513"/>
           </w:tcPr>
           <w:p>
             <w:pPr>
@@ -1507,6 +1640,17 @@
               </w:rPr>
               <w:t>compliant with</w:t>
             </w:r>
+          </w:p>
+        </w:tc>
+        <w:tc>
+          <w:tcPr>
+            <w:tcW w:type="dxa" w:w="3513"/>
+          </w:tcPr>
+          <w:p>
+            <w:pPr>
+              <w:spacing w:after="0"/>
+              <w:jc w:val="center"/>
+            </w:pPr>
             <w:r>
               <w:rPr>
                 <w:rFonts w:ascii="Calibri" w:hAnsi="Calibri" w:eastAsia="微软雅黑"/>
@@ -1514,7 +1658,7 @@
                 <w:color w:val="F0F7F2"/>
                 <w:sz w:val="26"/>
               </w:rPr>
-              <w:t xml:space="preserve"> the law.</w:t>
+              <w:t>the law.</w:t>
             </w:r>
           </w:p>
         </w:tc>
@@ -1522,7 +1666,7 @@
       <w:tr>
         <w:tc>
           <w:tcPr>
-            <w:tcW w:type="dxa" w:w="5270"/>
+            <w:tcW w:type="dxa" w:w="3513"/>
           </w:tcPr>
           <w:p>
             <w:pPr>
@@ -1542,7 +1686,7 @@
         </w:tc>
         <w:tc>
           <w:tcPr>
-            <w:tcW w:type="dxa" w:w="5270"/>
+            <w:tcW w:type="dxa" w:w="3513"/>
           </w:tcPr>
           <w:p>
             <w:pPr>
@@ -1558,15 +1702,17 @@
               </w:rPr>
               <w:t>符合</w:t>
             </w:r>
-            <w:r>
-              <w:rPr>
-                <w:rFonts w:ascii="Calibri" w:hAnsi="Calibri" w:eastAsia="微软雅黑"/>
-                <w:b w:val="0"/>
-                <w:color w:val="AAC4B6"/>
-                <w:sz w:val="21"/>
-              </w:rPr>
-              <w:t xml:space="preserve"> </w:t>
-            </w:r>
+          </w:p>
+        </w:tc>
+        <w:tc>
+          <w:tcPr>
+            <w:tcW w:type="dxa" w:w="3513"/>
+          </w:tcPr>
+          <w:p>
+            <w:pPr>
+              <w:spacing w:after="0"/>
+              <w:jc w:val="center"/>
+            </w:pPr>
             <w:r>
               <w:rPr>
                 <w:rFonts w:ascii="Calibri" w:hAnsi="Calibri" w:eastAsia="微软雅黑"/>
@@ -1615,362 +1761,6 @@
         </w:tblBorders>
       </w:tblPr>
       <w:tblGrid>
-        <w:gridCol w:w="5270"/>
-        <w:gridCol w:w="5270"/>
-      </w:tblGrid>
-      <w:tr>
-        <w:tc>
-          <w:tcPr>
-            <w:tcW w:type="dxa" w:w="5270"/>
-          </w:tcPr>
-          <w:p>
-            <w:pPr>
-              <w:spacing w:after="0"/>
-              <w:jc w:val="center"/>
-            </w:pPr>
-            <w:r>
-              <w:rPr>
-                <w:rFonts w:ascii="Calibri" w:hAnsi="Calibri" w:eastAsia="微软雅黑"/>
-                <w:b w:val="0"/>
-                <w:color w:val="F0F7F2"/>
-                <w:sz w:val="26"/>
-              </w:rPr>
-              <w:t>Under 1894 rules,</w:t>
-            </w:r>
-          </w:p>
-        </w:tc>
-        <w:tc>
-          <w:tcPr>
-            <w:tcW w:type="dxa" w:w="5270"/>
-          </w:tcPr>
-          <w:p>
-            <w:pPr>
-              <w:spacing w:after="0"/>
-              <w:jc w:val="center"/>
-            </w:pPr>
-            <w:r>
-              <w:rPr>
-                <w:rFonts w:ascii="Calibri" w:hAnsi="Calibri" w:eastAsia="微软雅黑"/>
-                <w:b w:val="0"/>
-                <w:color w:val="F0F7F2"/>
-                <w:sz w:val="26"/>
-              </w:rPr>
-              <w:t xml:space="preserve">Britain's </w:t>
-            </w:r>
-            <w:r>
-              <w:rPr>
-                <w:rFonts w:ascii="Calibri" w:hAnsi="Calibri" w:eastAsia="微软雅黑"/>
-                <w:b/>
-                <w:color w:val="FCA5A5"/>
-                <w:sz w:val="26"/>
-              </w:rPr>
-              <w:t>maritime</w:t>
-            </w:r>
-            <w:r>
-              <w:rPr>
-                <w:rFonts w:ascii="Calibri" w:hAnsi="Calibri" w:eastAsia="微软雅黑"/>
-                <w:b w:val="0"/>
-                <w:color w:val="F0F7F2"/>
-                <w:sz w:val="26"/>
-              </w:rPr>
-              <w:t xml:space="preserve"> </w:t>
-            </w:r>
-            <w:r>
-              <w:rPr>
-                <w:rFonts w:ascii="Calibri" w:hAnsi="Calibri" w:eastAsia="微软雅黑"/>
-                <w:b/>
-                <w:color w:val="FBBF24"/>
-                <w:sz w:val="26"/>
-              </w:rPr>
-              <w:t>regulator</w:t>
-            </w:r>
-          </w:p>
-        </w:tc>
-      </w:tr>
-      <w:tr>
-        <w:tc>
-          <w:tcPr>
-            <w:tcW w:type="dxa" w:w="5270"/>
-          </w:tcPr>
-          <w:p>
-            <w:pPr>
-              <w:spacing w:after="0"/>
-              <w:jc w:val="center"/>
-            </w:pPr>
-            <w:r>
-              <w:rPr>
-                <w:rFonts w:ascii="Calibri" w:hAnsi="Calibri" w:eastAsia="微软雅黑"/>
-                <w:b w:val="0"/>
-                <w:color w:val="AAC4B6"/>
-                <w:sz w:val="21"/>
-              </w:rPr>
-              <w:t>按照1894年的规则，</w:t>
-            </w:r>
-          </w:p>
-        </w:tc>
-        <w:tc>
-          <w:tcPr>
-            <w:tcW w:type="dxa" w:w="5270"/>
-          </w:tcPr>
-          <w:p>
-            <w:pPr>
-              <w:spacing w:after="0"/>
-              <w:jc w:val="center"/>
-            </w:pPr>
-            <w:r>
-              <w:rPr>
-                <w:rFonts w:ascii="Calibri" w:hAnsi="Calibri" w:eastAsia="微软雅黑"/>
-                <w:b w:val="0"/>
-                <w:color w:val="AAC4B6"/>
-                <w:sz w:val="21"/>
-              </w:rPr>
-              <w:t>英国的</w:t>
-            </w:r>
-            <w:r>
-              <w:rPr>
-                <w:rFonts w:ascii="Calibri" w:hAnsi="Calibri" w:eastAsia="微软雅黑"/>
-                <w:b w:val="0"/>
-                <w:color w:val="AAC4B6"/>
-                <w:sz w:val="21"/>
-              </w:rPr>
-              <w:t xml:space="preserve"> </w:t>
-            </w:r>
-            <w:r>
-              <w:rPr>
-                <w:rFonts w:ascii="Calibri" w:hAnsi="Calibri" w:eastAsia="微软雅黑"/>
-                <w:b/>
-                <w:color w:val="FCA5A5"/>
-                <w:sz w:val="21"/>
-              </w:rPr>
-              <w:t>海事</w:t>
-            </w:r>
-            <w:r>
-              <w:rPr>
-                <w:rFonts w:ascii="Calibri" w:hAnsi="Calibri" w:eastAsia="微软雅黑"/>
-                <w:b w:val="0"/>
-                <w:color w:val="AAC4B6"/>
-                <w:sz w:val="21"/>
-              </w:rPr>
-              <w:t xml:space="preserve"> </w:t>
-            </w:r>
-            <w:r>
-              <w:rPr>
-                <w:rFonts w:ascii="Calibri" w:hAnsi="Calibri" w:eastAsia="微软雅黑"/>
-                <w:b/>
-                <w:color w:val="FBBF24"/>
-                <w:sz w:val="21"/>
-              </w:rPr>
-              <w:t>监管机构</w:t>
-            </w:r>
-          </w:p>
-        </w:tc>
-      </w:tr>
-    </w:tbl>
-    <w:tbl>
-      <w:tblPr>
-        <w:tblW w:type="auto" w:w="0"/>
-        <w:jc w:val="center"/>
-        <w:tblLayout w:type="autofit"/>
-        <w:tblLook w:firstColumn="1" w:firstRow="1" w:lastColumn="0" w:lastRow="0" w:noHBand="0" w:noVBand="1" w:val="04A0"/>
-        <w:tblBorders>
-          <w:top w:val="nil"/>
-          <w:left w:val="nil"/>
-          <w:bottom w:val="nil"/>
-          <w:right w:val="nil"/>
-          <w:insideH w:val="nil"/>
-          <w:insideV w:val="nil"/>
-        </w:tblBorders>
-      </w:tblPr>
-      <w:tblGrid>
-        <w:gridCol w:w="10540"/>
-      </w:tblGrid>
-      <w:tr>
-        <w:tc>
-          <w:tcPr>
-            <w:tcW w:type="dxa" w:w="10540"/>
-          </w:tcPr>
-          <w:p>
-            <w:pPr>
-              <w:spacing w:after="0"/>
-              <w:jc w:val="center"/>
-            </w:pPr>
-            <w:r>
-              <w:rPr>
-                <w:rFonts w:ascii="Calibri" w:hAnsi="Calibri" w:eastAsia="微软雅黑"/>
-                <w:b/>
-                <w:color w:val="38BDF8"/>
-                <w:sz w:val="26"/>
-              </w:rPr>
-              <w:t>pegged</w:t>
-            </w:r>
-            <w:r>
-              <w:rPr>
-                <w:rFonts w:ascii="Calibri" w:hAnsi="Calibri" w:eastAsia="微软雅黑"/>
-                <w:b w:val="0"/>
-                <w:color w:val="F0F7F2"/>
-                <w:sz w:val="26"/>
-              </w:rPr>
-              <w:t xml:space="preserve"> lifeboat numbers </w:t>
-            </w:r>
-            <w:r>
-              <w:rPr>
-                <w:rFonts w:ascii="Calibri" w:hAnsi="Calibri" w:eastAsia="微软雅黑"/>
-                <w:b/>
-                <w:color w:val="38BDF8"/>
-                <w:sz w:val="26"/>
-              </w:rPr>
-              <w:t>to</w:t>
-            </w:r>
-            <w:r>
-              <w:rPr>
-                <w:rFonts w:ascii="Calibri" w:hAnsi="Calibri" w:eastAsia="微软雅黑"/>
-                <w:b w:val="0"/>
-                <w:color w:val="F0F7F2"/>
-                <w:sz w:val="26"/>
-              </w:rPr>
-              <w:t xml:space="preserve"> </w:t>
-            </w:r>
-            <w:r>
-              <w:rPr>
-                <w:rFonts w:ascii="Calibri" w:hAnsi="Calibri" w:eastAsia="微软雅黑"/>
-                <w:b/>
-                <w:color w:val="BEF264"/>
-                <w:sz w:val="26"/>
-              </w:rPr>
-              <w:t>gross tonnage</w:t>
-            </w:r>
-            <w:r>
-              <w:rPr>
-                <w:rFonts w:ascii="Calibri" w:hAnsi="Calibri" w:eastAsia="微软雅黑"/>
-                <w:b w:val="0"/>
-                <w:color w:val="F0F7F2"/>
-                <w:sz w:val="26"/>
-              </w:rPr>
-              <w:t xml:space="preserve"> (volume, not weight)</w:t>
-            </w:r>
-          </w:p>
-        </w:tc>
-      </w:tr>
-      <w:tr>
-        <w:tc>
-          <w:tcPr>
-            <w:tcW w:type="dxa" w:w="10540"/>
-          </w:tcPr>
-          <w:p>
-            <w:pPr>
-              <w:spacing w:after="0"/>
-              <w:jc w:val="center"/>
-            </w:pPr>
-            <w:r>
-              <w:rPr>
-                <w:rFonts w:ascii="Calibri" w:hAnsi="Calibri" w:eastAsia="微软雅黑"/>
-                <w:b/>
-                <w:color w:val="38BDF8"/>
-                <w:sz w:val="21"/>
-              </w:rPr>
-              <w:t>把</w:t>
-            </w:r>
-            <w:r>
-              <w:rPr>
-                <w:rFonts w:ascii="Calibri" w:hAnsi="Calibri" w:eastAsia="微软雅黑"/>
-                <w:b w:val="0"/>
-                <w:color w:val="AAC4B6"/>
-                <w:sz w:val="21"/>
-              </w:rPr>
-              <w:t xml:space="preserve"> </w:t>
-            </w:r>
-            <w:r>
-              <w:rPr>
-                <w:rFonts w:ascii="Calibri" w:hAnsi="Calibri" w:eastAsia="微软雅黑"/>
-                <w:b w:val="0"/>
-                <w:color w:val="AAC4B6"/>
-                <w:sz w:val="21"/>
-              </w:rPr>
-              <w:t>救生艇数量</w:t>
-            </w:r>
-            <w:r>
-              <w:rPr>
-                <w:rFonts w:ascii="Calibri" w:hAnsi="Calibri" w:eastAsia="微软雅黑"/>
-                <w:b w:val="0"/>
-                <w:color w:val="AAC4B6"/>
-                <w:sz w:val="21"/>
-              </w:rPr>
-              <w:t xml:space="preserve"> </w:t>
-            </w:r>
-            <w:r>
-              <w:rPr>
-                <w:rFonts w:ascii="Calibri" w:hAnsi="Calibri" w:eastAsia="微软雅黑"/>
-                <w:b/>
-                <w:color w:val="38BDF8"/>
-                <w:sz w:val="21"/>
-              </w:rPr>
-              <w:t>与</w:t>
-            </w:r>
-            <w:r>
-              <w:rPr>
-                <w:rFonts w:ascii="Calibri" w:hAnsi="Calibri" w:eastAsia="微软雅黑"/>
-                <w:b w:val="0"/>
-                <w:color w:val="AAC4B6"/>
-                <w:sz w:val="21"/>
-              </w:rPr>
-              <w:t xml:space="preserve"> </w:t>
-            </w:r>
-            <w:r>
-              <w:rPr>
-                <w:rFonts w:ascii="Calibri" w:hAnsi="Calibri" w:eastAsia="微软雅黑"/>
-                <w:b/>
-                <w:color w:val="BEF264"/>
-                <w:sz w:val="21"/>
-              </w:rPr>
-              <w:t>总吨位</w:t>
-            </w:r>
-            <w:r>
-              <w:rPr>
-                <w:rFonts w:ascii="Calibri" w:hAnsi="Calibri" w:eastAsia="微软雅黑"/>
-                <w:b w:val="0"/>
-                <w:color w:val="AAC4B6"/>
-                <w:sz w:val="21"/>
-              </w:rPr>
-              <w:t>（体积，而非重量）</w:t>
-            </w:r>
-            <w:r>
-              <w:rPr>
-                <w:rFonts w:ascii="Calibri" w:hAnsi="Calibri" w:eastAsia="微软雅黑"/>
-                <w:b/>
-                <w:color w:val="38BDF8"/>
-                <w:sz w:val="21"/>
-              </w:rPr>
-              <w:t>挂钩</w:t>
-            </w:r>
-            <w:r>
-              <w:rPr>
-                <w:rFonts w:ascii="Calibri" w:hAnsi="Calibri" w:eastAsia="微软雅黑"/>
-                <w:b w:val="0"/>
-                <w:color w:val="AAC4B6"/>
-                <w:sz w:val="21"/>
-              </w:rPr>
-              <w:t>，</w:t>
-            </w:r>
-          </w:p>
-        </w:tc>
-      </w:tr>
-    </w:tbl>
-    <w:tbl>
-      <w:tblPr>
-        <w:tblW w:type="auto" w:w="0"/>
-        <w:jc w:val="center"/>
-        <w:tblLayout w:type="autofit"/>
-        <w:tblLook w:firstColumn="1" w:firstRow="1" w:lastColumn="0" w:lastRow="0" w:noHBand="0" w:noVBand="1" w:val="04A0"/>
-        <w:tblBorders>
-          <w:top w:val="nil"/>
-          <w:left w:val="nil"/>
-          <w:bottom w:val="nil"/>
-          <w:right w:val="nil"/>
-          <w:insideH w:val="nil"/>
-          <w:insideV w:val="nil"/>
-        </w:tblBorders>
-      </w:tblPr>
-      <w:tblGrid>
         <w:gridCol w:w="3513"/>
         <w:gridCol w:w="3513"/>
         <w:gridCol w:w="3513"/>
@@ -1992,16 +1782,7 @@
                 <w:color w:val="F0F7F2"/>
                 <w:sz w:val="26"/>
               </w:rPr>
-              <w:t xml:space="preserve">on a </w:t>
-            </w:r>
-            <w:r>
-              <w:rPr>
-                <w:rFonts w:ascii="Calibri" w:hAnsi="Calibri" w:eastAsia="微软雅黑"/>
-                <w:b/>
-                <w:color w:val="C4B5FD"/>
-                <w:sz w:val="26"/>
-              </w:rPr>
-              <w:t>scale</w:t>
+              <w:t>Under 1894 rules,</w:t>
             </w:r>
           </w:p>
         </w:tc>
@@ -2021,25 +1802,16 @@
                 <w:color w:val="F0F7F2"/>
                 <w:sz w:val="26"/>
               </w:rPr>
-              <w:t xml:space="preserve">that </w:t>
+              <w:t xml:space="preserve">Britain's </w:t>
             </w:r>
             <w:r>
               <w:rPr>
                 <w:rFonts w:ascii="Calibri" w:hAnsi="Calibri" w:eastAsia="微软雅黑"/>
                 <w:b/>
-                <w:color w:val="FB923C"/>
+                <w:color w:val="FCA5A5"/>
                 <w:sz w:val="26"/>
               </w:rPr>
-              <w:t>topped out at</w:t>
-            </w:r>
-            <w:r>
-              <w:rPr>
-                <w:rFonts w:ascii="Calibri" w:hAnsi="Calibri" w:eastAsia="微软雅黑"/>
-                <w:b w:val="0"/>
-                <w:color w:val="F0F7F2"/>
-                <w:sz w:val="26"/>
-              </w:rPr>
-              <w:t xml:space="preserve"> 16 boats</w:t>
+              <w:t>maritime</w:t>
             </w:r>
           </w:p>
         </w:tc>
@@ -2055,11 +1827,11 @@
             <w:r>
               <w:rPr>
                 <w:rFonts w:ascii="Calibri" w:hAnsi="Calibri" w:eastAsia="微软雅黑"/>
-                <w:b w:val="0"/>
-                <w:color w:val="F0F7F2"/>
+                <w:b/>
+                <w:color w:val="FBBF24"/>
                 <w:sz w:val="26"/>
               </w:rPr>
-              <w:t>for 10,000 tons or more.</w:t>
+              <w:t>regulator</w:t>
             </w:r>
           </w:p>
         </w:tc>
@@ -2081,79 +1853,7 @@
                 <w:color w:val="AAC4B6"/>
                 <w:sz w:val="21"/>
               </w:rPr>
-              <w:t>在一个</w:t>
-            </w:r>
-            <w:r>
-              <w:rPr>
-                <w:rFonts w:ascii="Calibri" w:hAnsi="Calibri" w:eastAsia="微软雅黑"/>
-                <w:b w:val="0"/>
-                <w:color w:val="AAC4B6"/>
-                <w:sz w:val="21"/>
-              </w:rPr>
-              <w:t xml:space="preserve"> </w:t>
-            </w:r>
-            <w:r>
-              <w:rPr>
-                <w:rFonts w:ascii="Calibri" w:hAnsi="Calibri" w:eastAsia="微软雅黑"/>
-                <w:b/>
-                <w:color w:val="C4B5FD"/>
-                <w:sz w:val="21"/>
-              </w:rPr>
-              <w:t>等级表</w:t>
-            </w:r>
-            <w:r>
-              <w:rPr>
-                <w:rFonts w:ascii="Calibri" w:hAnsi="Calibri" w:eastAsia="微软雅黑"/>
-                <w:b w:val="0"/>
-                <w:color w:val="AAC4B6"/>
-                <w:sz w:val="21"/>
-              </w:rPr>
-              <w:t xml:space="preserve"> </w:t>
-            </w:r>
-            <w:r>
-              <w:rPr>
-                <w:rFonts w:ascii="Calibri" w:hAnsi="Calibri" w:eastAsia="微软雅黑"/>
-                <w:b w:val="0"/>
-                <w:color w:val="AAC4B6"/>
-                <w:sz w:val="21"/>
-              </w:rPr>
-              <w:t>上/</w:t>
-            </w:r>
-            <w:r>
-              <w:rPr>
-                <w:rFonts w:ascii="Calibri" w:hAnsi="Calibri" w:eastAsia="微软雅黑"/>
-                <w:b w:val="0"/>
-                <w:color w:val="AAC4B6"/>
-                <w:sz w:val="21"/>
-              </w:rPr>
-              <w:t xml:space="preserve"> </w:t>
-            </w:r>
-            <w:r>
-              <w:rPr>
-                <w:rFonts w:ascii="Calibri" w:hAnsi="Calibri" w:eastAsia="微软雅黑"/>
-                <w:b/>
-                <w:color w:val="C4B5FD"/>
-                <w:sz w:val="21"/>
-              </w:rPr>
-              <w:t>等级体系</w:t>
-            </w:r>
-            <w:r>
-              <w:rPr>
-                <w:rFonts w:ascii="Calibri" w:hAnsi="Calibri" w:eastAsia="微软雅黑"/>
-                <w:b w:val="0"/>
-                <w:color w:val="AAC4B6"/>
-                <w:sz w:val="21"/>
-              </w:rPr>
-              <w:t xml:space="preserve"> </w:t>
-            </w:r>
-            <w:r>
-              <w:rPr>
-                <w:rFonts w:ascii="Calibri" w:hAnsi="Calibri" w:eastAsia="微软雅黑"/>
-                <w:b w:val="0"/>
-                <w:color w:val="AAC4B6"/>
-                <w:sz w:val="21"/>
-              </w:rPr>
-              <w:t>中，</w:t>
+              <w:t>按照1894年的规则，</w:t>
             </w:r>
           </w:p>
         </w:tc>
@@ -2173,16 +1873,7 @@
                 <w:color w:val="AAC4B6"/>
                 <w:sz w:val="21"/>
               </w:rPr>
-              <w:t>（其数量）</w:t>
-            </w:r>
-            <w:r>
-              <w:rPr>
-                <w:rFonts w:ascii="Calibri" w:hAnsi="Calibri" w:eastAsia="微软雅黑"/>
-                <w:b/>
-                <w:color w:val="FB923C"/>
-                <w:sz w:val="21"/>
-              </w:rPr>
-              <w:t>最高达</w:t>
+              <w:t>英国的</w:t>
             </w:r>
             <w:r>
               <w:rPr>
@@ -2191,34 +1882,16 @@
                 <w:color w:val="AAC4B6"/>
                 <w:sz w:val="21"/>
               </w:rPr>
-              <w:t>（只能）</w:t>
+              <w:t xml:space="preserve"> </w:t>
             </w:r>
             <w:r>
               <w:rPr>
                 <w:rFonts w:ascii="Calibri" w:hAnsi="Calibri" w:eastAsia="微软雅黑"/>
                 <w:b/>
-                <w:color w:val="FB923C"/>
+                <w:color w:val="FCA5A5"/>
                 <w:sz w:val="21"/>
               </w:rPr>
-              <w:t>到</w:t>
-            </w:r>
-            <w:r>
-              <w:rPr>
-                <w:rFonts w:ascii="Calibri" w:hAnsi="Calibri" w:eastAsia="微软雅黑"/>
-                <w:b w:val="0"/>
-                <w:color w:val="AAC4B6"/>
-                <w:sz w:val="21"/>
-              </w:rPr>
-              <w:t xml:space="preserve"> </w:t>
-            </w:r>
-            <w:r>
-              <w:rPr>
-                <w:rFonts w:ascii="Calibri" w:hAnsi="Calibri" w:eastAsia="微软雅黑"/>
-                <w:b w:val="0"/>
-                <w:color w:val="AAC4B6"/>
-                <w:sz w:val="21"/>
-              </w:rPr>
-              <w:t>16艘，</w:t>
+              <w:t>海事</w:t>
             </w:r>
           </w:p>
         </w:tc>
@@ -2234,11 +1907,604 @@
             <w:r>
               <w:rPr>
                 <w:rFonts w:ascii="Calibri" w:hAnsi="Calibri" w:eastAsia="微软雅黑"/>
+                <w:b/>
+                <w:color w:val="FBBF24"/>
+                <w:sz w:val="21"/>
+              </w:rPr>
+              <w:t>监管机构</w:t>
+            </w:r>
+          </w:p>
+        </w:tc>
+      </w:tr>
+    </w:tbl>
+    <w:tbl>
+      <w:tblPr>
+        <w:tblW w:type="auto" w:w="0"/>
+        <w:jc w:val="center"/>
+        <w:tblLayout w:type="autofit"/>
+        <w:tblLook w:firstColumn="1" w:firstRow="1" w:lastColumn="0" w:lastRow="0" w:noHBand="0" w:noVBand="1" w:val="04A0"/>
+        <w:tblBorders>
+          <w:top w:val="nil"/>
+          <w:left w:val="nil"/>
+          <w:bottom w:val="nil"/>
+          <w:right w:val="nil"/>
+          <w:insideH w:val="nil"/>
+          <w:insideV w:val="nil"/>
+        </w:tblBorders>
+      </w:tblPr>
+      <w:tblGrid>
+        <w:gridCol w:w="2635"/>
+        <w:gridCol w:w="2635"/>
+        <w:gridCol w:w="2635"/>
+        <w:gridCol w:w="2635"/>
+      </w:tblGrid>
+      <w:tr>
+        <w:tc>
+          <w:tcPr>
+            <w:tcW w:type="dxa" w:w="2635"/>
+          </w:tcPr>
+          <w:p>
+            <w:pPr>
+              <w:spacing w:after="0"/>
+              <w:jc w:val="center"/>
+            </w:pPr>
+            <w:r>
+              <w:rPr>
+                <w:rFonts w:ascii="Calibri" w:hAnsi="Calibri" w:eastAsia="微软雅黑"/>
+                <w:b/>
+                <w:color w:val="38BDF8"/>
+                <w:sz w:val="26"/>
+              </w:rPr>
+              <w:t>pegged</w:t>
+            </w:r>
+          </w:p>
+        </w:tc>
+        <w:tc>
+          <w:tcPr>
+            <w:tcW w:type="dxa" w:w="2635"/>
+          </w:tcPr>
+          <w:p>
+            <w:pPr>
+              <w:spacing w:after="0"/>
+              <w:jc w:val="center"/>
+            </w:pPr>
+            <w:r>
+              <w:rPr>
+                <w:rFonts w:ascii="Calibri" w:hAnsi="Calibri" w:eastAsia="微软雅黑"/>
+                <w:b w:val="0"/>
+                <w:color w:val="F0F7F2"/>
+                <w:sz w:val="26"/>
+              </w:rPr>
+              <w:t>lifeboat numbers</w:t>
+            </w:r>
+          </w:p>
+        </w:tc>
+        <w:tc>
+          <w:tcPr>
+            <w:tcW w:type="dxa" w:w="2635"/>
+          </w:tcPr>
+          <w:p>
+            <w:pPr>
+              <w:spacing w:after="0"/>
+              <w:jc w:val="center"/>
+            </w:pPr>
+            <w:r>
+              <w:rPr>
+                <w:rFonts w:ascii="Calibri" w:hAnsi="Calibri" w:eastAsia="微软雅黑"/>
+                <w:b/>
+                <w:color w:val="38BDF8"/>
+                <w:sz w:val="26"/>
+              </w:rPr>
+              <w:t>to</w:t>
+            </w:r>
+            <w:r>
+              <w:rPr>
+                <w:rFonts w:ascii="Calibri" w:hAnsi="Calibri" w:eastAsia="微软雅黑"/>
+                <w:b w:val="0"/>
+                <w:color w:val="F0F7F2"/>
+                <w:sz w:val="26"/>
+              </w:rPr>
+              <w:t xml:space="preserve"> </w:t>
+            </w:r>
+            <w:r>
+              <w:rPr>
+                <w:rFonts w:ascii="Calibri" w:hAnsi="Calibri" w:eastAsia="微软雅黑"/>
+                <w:b/>
+                <w:color w:val="BEF264"/>
+                <w:sz w:val="26"/>
+              </w:rPr>
+              <w:t>gross tonnage</w:t>
+            </w:r>
+          </w:p>
+        </w:tc>
+        <w:tc>
+          <w:tcPr>
+            <w:tcW w:type="dxa" w:w="2635"/>
+          </w:tcPr>
+          <w:p>
+            <w:pPr>
+              <w:spacing w:after="0"/>
+              <w:jc w:val="center"/>
+            </w:pPr>
+            <w:r>
+              <w:rPr>
+                <w:rFonts w:ascii="Calibri" w:hAnsi="Calibri" w:eastAsia="微软雅黑"/>
+                <w:b w:val="0"/>
+                <w:color w:val="F0F7F2"/>
+                <w:sz w:val="26"/>
+              </w:rPr>
+              <w:t>(volume, not weight)</w:t>
+            </w:r>
+          </w:p>
+        </w:tc>
+      </w:tr>
+      <w:tr>
+        <w:tc>
+          <w:tcPr>
+            <w:tcW w:type="dxa" w:w="2635"/>
+          </w:tcPr>
+          <w:p>
+            <w:pPr>
+              <w:spacing w:after="0"/>
+              <w:jc w:val="center"/>
+            </w:pPr>
+            <w:r>
+              <w:rPr>
+                <w:rFonts w:ascii="Calibri" w:hAnsi="Calibri" w:eastAsia="微软雅黑"/>
+                <w:b/>
+                <w:color w:val="38BDF8"/>
+                <w:sz w:val="21"/>
+              </w:rPr>
+              <w:t>把</w:t>
+            </w:r>
+          </w:p>
+        </w:tc>
+        <w:tc>
+          <w:tcPr>
+            <w:tcW w:type="dxa" w:w="2635"/>
+          </w:tcPr>
+          <w:p>
+            <w:pPr>
+              <w:spacing w:after="0"/>
+              <w:jc w:val="center"/>
+            </w:pPr>
+            <w:r>
+              <w:rPr>
+                <w:rFonts w:ascii="Calibri" w:hAnsi="Calibri" w:eastAsia="微软雅黑"/>
                 <w:b w:val="0"/>
                 <w:color w:val="AAC4B6"/>
                 <w:sz w:val="21"/>
               </w:rPr>
-              <w:t>针对10,000吨及以上（的船）。</w:t>
+              <w:t>救生艇数量</w:t>
+            </w:r>
+          </w:p>
+        </w:tc>
+        <w:tc>
+          <w:tcPr>
+            <w:tcW w:type="dxa" w:w="2635"/>
+          </w:tcPr>
+          <w:p>
+            <w:pPr>
+              <w:spacing w:after="0"/>
+              <w:jc w:val="center"/>
+            </w:pPr>
+            <w:r>
+              <w:rPr>
+                <w:rFonts w:ascii="Calibri" w:hAnsi="Calibri" w:eastAsia="微软雅黑"/>
+                <w:b/>
+                <w:color w:val="38BDF8"/>
+                <w:sz w:val="21"/>
+              </w:rPr>
+              <w:t>与</w:t>
+            </w:r>
+            <w:r>
+              <w:rPr>
+                <w:rFonts w:ascii="Calibri" w:hAnsi="Calibri" w:eastAsia="微软雅黑"/>
+                <w:b w:val="0"/>
+                <w:color w:val="AAC4B6"/>
+                <w:sz w:val="21"/>
+              </w:rPr>
+              <w:t xml:space="preserve"> </w:t>
+            </w:r>
+            <w:r>
+              <w:rPr>
+                <w:rFonts w:ascii="Calibri" w:hAnsi="Calibri" w:eastAsia="微软雅黑"/>
+                <w:b/>
+                <w:color w:val="BEF264"/>
+                <w:sz w:val="21"/>
+              </w:rPr>
+              <w:t>总吨位</w:t>
+            </w:r>
+          </w:p>
+        </w:tc>
+        <w:tc>
+          <w:tcPr>
+            <w:tcW w:type="dxa" w:w="2635"/>
+          </w:tcPr>
+          <w:p>
+            <w:pPr>
+              <w:spacing w:after="0"/>
+              <w:jc w:val="center"/>
+            </w:pPr>
+            <w:r>
+              <w:rPr>
+                <w:rFonts w:ascii="Calibri" w:hAnsi="Calibri" w:eastAsia="微软雅黑"/>
+                <w:b w:val="0"/>
+                <w:color w:val="AAC4B6"/>
+                <w:sz w:val="21"/>
+              </w:rPr>
+              <w:t>（体积，而非重量）</w:t>
+            </w:r>
+            <w:r>
+              <w:rPr>
+                <w:rFonts w:ascii="Calibri" w:hAnsi="Calibri" w:eastAsia="微软雅黑"/>
+                <w:b/>
+                <w:color w:val="38BDF8"/>
+                <w:sz w:val="21"/>
+              </w:rPr>
+              <w:t>挂钩</w:t>
+            </w:r>
+            <w:r>
+              <w:rPr>
+                <w:rFonts w:ascii="Calibri" w:hAnsi="Calibri" w:eastAsia="微软雅黑"/>
+                <w:b w:val="0"/>
+                <w:color w:val="AAC4B6"/>
+                <w:sz w:val="21"/>
+              </w:rPr>
+              <w:t>，</w:t>
+            </w:r>
+          </w:p>
+        </w:tc>
+      </w:tr>
+    </w:tbl>
+    <w:tbl>
+      <w:tblPr>
+        <w:tblW w:type="auto" w:w="0"/>
+        <w:jc w:val="center"/>
+        <w:tblLayout w:type="autofit"/>
+        <w:tblLook w:firstColumn="1" w:firstRow="1" w:lastColumn="0" w:lastRow="0" w:noHBand="0" w:noVBand="1" w:val="04A0"/>
+        <w:tblBorders>
+          <w:top w:val="nil"/>
+          <w:left w:val="nil"/>
+          <w:bottom w:val="nil"/>
+          <w:right w:val="nil"/>
+          <w:insideH w:val="nil"/>
+          <w:insideV w:val="nil"/>
+        </w:tblBorders>
+      </w:tblPr>
+      <w:tblGrid>
+        <w:gridCol w:w="2108"/>
+        <w:gridCol w:w="2108"/>
+        <w:gridCol w:w="2108"/>
+        <w:gridCol w:w="2108"/>
+        <w:gridCol w:w="2108"/>
+      </w:tblGrid>
+      <w:tr>
+        <w:tc>
+          <w:tcPr>
+            <w:tcW w:type="dxa" w:w="2108"/>
+          </w:tcPr>
+          <w:p>
+            <w:pPr>
+              <w:spacing w:after="0"/>
+              <w:jc w:val="center"/>
+            </w:pPr>
+            <w:r>
+              <w:rPr>
+                <w:rFonts w:ascii="Calibri" w:hAnsi="Calibri" w:eastAsia="微软雅黑"/>
+                <w:b w:val="0"/>
+                <w:color w:val="F0F7F2"/>
+                <w:sz w:val="26"/>
+              </w:rPr>
+              <w:t xml:space="preserve">on a </w:t>
+            </w:r>
+            <w:r>
+              <w:rPr>
+                <w:rFonts w:ascii="Calibri" w:hAnsi="Calibri" w:eastAsia="微软雅黑"/>
+                <w:b/>
+                <w:color w:val="C4B5FD"/>
+                <w:sz w:val="26"/>
+              </w:rPr>
+              <w:t>scale</w:t>
+            </w:r>
+          </w:p>
+        </w:tc>
+        <w:tc>
+          <w:tcPr>
+            <w:tcW w:type="dxa" w:w="2108"/>
+          </w:tcPr>
+          <w:p>
+            <w:pPr>
+              <w:spacing w:after="0"/>
+              <w:jc w:val="center"/>
+            </w:pPr>
+            <w:r>
+              <w:rPr>
+                <w:rFonts w:ascii="Calibri" w:hAnsi="Calibri" w:eastAsia="微软雅黑"/>
+                <w:b w:val="0"/>
+                <w:color w:val="F0F7F2"/>
+                <w:sz w:val="26"/>
+              </w:rPr>
+              <w:t xml:space="preserve">that </w:t>
+            </w:r>
+            <w:r>
+              <w:rPr>
+                <w:rFonts w:ascii="Calibri" w:hAnsi="Calibri" w:eastAsia="微软雅黑"/>
+                <w:b/>
+                <w:color w:val="FB923C"/>
+                <w:sz w:val="26"/>
+              </w:rPr>
+              <w:t>topped out at</w:t>
+            </w:r>
+          </w:p>
+        </w:tc>
+        <w:tc>
+          <w:tcPr>
+            <w:tcW w:type="dxa" w:w="2108"/>
+          </w:tcPr>
+          <w:p>
+            <w:pPr>
+              <w:spacing w:after="0"/>
+              <w:jc w:val="center"/>
+            </w:pPr>
+            <w:r>
+              <w:rPr>
+                <w:rFonts w:ascii="Calibri" w:hAnsi="Calibri" w:eastAsia="微软雅黑"/>
+                <w:b w:val="0"/>
+                <w:color w:val="F0F7F2"/>
+                <w:sz w:val="26"/>
+              </w:rPr>
+              <w:t>16 boats</w:t>
+            </w:r>
+          </w:p>
+        </w:tc>
+        <w:tc>
+          <w:tcPr>
+            <w:tcW w:type="dxa" w:w="2108"/>
+          </w:tcPr>
+          <w:p>
+            <w:pPr>
+              <w:spacing w:after="0"/>
+              <w:jc w:val="center"/>
+            </w:pPr>
+            <w:r>
+              <w:rPr>
+                <w:rFonts w:ascii="Calibri" w:hAnsi="Calibri" w:eastAsia="微软雅黑"/>
+                <w:b w:val="0"/>
+                <w:color w:val="F0F7F2"/>
+                <w:sz w:val="26"/>
+              </w:rPr>
+              <w:t>for 10,000 tons</w:t>
+            </w:r>
+          </w:p>
+        </w:tc>
+        <w:tc>
+          <w:tcPr>
+            <w:tcW w:type="dxa" w:w="2108"/>
+          </w:tcPr>
+          <w:p>
+            <w:pPr>
+              <w:spacing w:after="0"/>
+              <w:jc w:val="center"/>
+            </w:pPr>
+            <w:r>
+              <w:rPr>
+                <w:rFonts w:ascii="Calibri" w:hAnsi="Calibri" w:eastAsia="微软雅黑"/>
+                <w:b w:val="0"/>
+                <w:color w:val="F0F7F2"/>
+                <w:sz w:val="26"/>
+              </w:rPr>
+              <w:t>or more.</w:t>
+            </w:r>
+          </w:p>
+        </w:tc>
+      </w:tr>
+      <w:tr>
+        <w:tc>
+          <w:tcPr>
+            <w:tcW w:type="dxa" w:w="2108"/>
+          </w:tcPr>
+          <w:p>
+            <w:pPr>
+              <w:spacing w:after="0"/>
+              <w:jc w:val="center"/>
+            </w:pPr>
+            <w:r>
+              <w:rPr>
+                <w:rFonts w:ascii="Calibri" w:hAnsi="Calibri" w:eastAsia="微软雅黑"/>
+                <w:b w:val="0"/>
+                <w:color w:val="AAC4B6"/>
+                <w:sz w:val="21"/>
+              </w:rPr>
+              <w:t>在一个</w:t>
+            </w:r>
+            <w:r>
+              <w:rPr>
+                <w:rFonts w:ascii="Calibri" w:hAnsi="Calibri" w:eastAsia="微软雅黑"/>
+                <w:b w:val="0"/>
+                <w:color w:val="AAC4B6"/>
+                <w:sz w:val="21"/>
+              </w:rPr>
+              <w:t xml:space="preserve"> </w:t>
+            </w:r>
+            <w:r>
+              <w:rPr>
+                <w:rFonts w:ascii="Calibri" w:hAnsi="Calibri" w:eastAsia="微软雅黑"/>
+                <w:b/>
+                <w:color w:val="C4B5FD"/>
+                <w:sz w:val="21"/>
+              </w:rPr>
+              <w:t>等级表</w:t>
+            </w:r>
+            <w:r>
+              <w:rPr>
+                <w:rFonts w:ascii="Calibri" w:hAnsi="Calibri" w:eastAsia="微软雅黑"/>
+                <w:b w:val="0"/>
+                <w:color w:val="AAC4B6"/>
+                <w:sz w:val="21"/>
+              </w:rPr>
+              <w:t xml:space="preserve"> </w:t>
+            </w:r>
+            <w:r>
+              <w:rPr>
+                <w:rFonts w:ascii="Calibri" w:hAnsi="Calibri" w:eastAsia="微软雅黑"/>
+                <w:b w:val="0"/>
+                <w:color w:val="AAC4B6"/>
+                <w:sz w:val="21"/>
+              </w:rPr>
+              <w:t>上/</w:t>
+            </w:r>
+            <w:r>
+              <w:rPr>
+                <w:rFonts w:ascii="Calibri" w:hAnsi="Calibri" w:eastAsia="微软雅黑"/>
+                <w:b w:val="0"/>
+                <w:color w:val="AAC4B6"/>
+                <w:sz w:val="21"/>
+              </w:rPr>
+              <w:t xml:space="preserve"> </w:t>
+            </w:r>
+            <w:r>
+              <w:rPr>
+                <w:rFonts w:ascii="Calibri" w:hAnsi="Calibri" w:eastAsia="微软雅黑"/>
+                <w:b/>
+                <w:color w:val="C4B5FD"/>
+                <w:sz w:val="21"/>
+              </w:rPr>
+              <w:t>等级体系</w:t>
+            </w:r>
+            <w:r>
+              <w:rPr>
+                <w:rFonts w:ascii="Calibri" w:hAnsi="Calibri" w:eastAsia="微软雅黑"/>
+                <w:b w:val="0"/>
+                <w:color w:val="AAC4B6"/>
+                <w:sz w:val="21"/>
+              </w:rPr>
+              <w:t xml:space="preserve"> </w:t>
+            </w:r>
+            <w:r>
+              <w:rPr>
+                <w:rFonts w:ascii="Calibri" w:hAnsi="Calibri" w:eastAsia="微软雅黑"/>
+                <w:b w:val="0"/>
+                <w:color w:val="AAC4B6"/>
+                <w:sz w:val="21"/>
+              </w:rPr>
+              <w:t>中，</w:t>
+            </w:r>
+          </w:p>
+        </w:tc>
+        <w:tc>
+          <w:tcPr>
+            <w:tcW w:type="dxa" w:w="2108"/>
+          </w:tcPr>
+          <w:p>
+            <w:pPr>
+              <w:spacing w:after="0"/>
+              <w:jc w:val="center"/>
+            </w:pPr>
+            <w:r>
+              <w:rPr>
+                <w:rFonts w:ascii="Calibri" w:hAnsi="Calibri" w:eastAsia="微软雅黑"/>
+                <w:b w:val="0"/>
+                <w:color w:val="AAC4B6"/>
+                <w:sz w:val="21"/>
+              </w:rPr>
+              <w:t>（其数量）</w:t>
+            </w:r>
+            <w:r>
+              <w:rPr>
+                <w:rFonts w:ascii="Calibri" w:hAnsi="Calibri" w:eastAsia="微软雅黑"/>
+                <w:b/>
+                <w:color w:val="FB923C"/>
+                <w:sz w:val="21"/>
+              </w:rPr>
+              <w:t>最高达</w:t>
+            </w:r>
+          </w:p>
+        </w:tc>
+        <w:tc>
+          <w:tcPr>
+            <w:tcW w:type="dxa" w:w="2108"/>
+          </w:tcPr>
+          <w:p>
+            <w:pPr>
+              <w:spacing w:after="0"/>
+              <w:jc w:val="center"/>
+            </w:pPr>
+            <w:r>
+              <w:rPr>
+                <w:rFonts w:ascii="Calibri" w:hAnsi="Calibri" w:eastAsia="微软雅黑"/>
+                <w:b w:val="0"/>
+                <w:color w:val="AAC4B6"/>
+                <w:sz w:val="21"/>
+              </w:rPr>
+              <w:t>（只能）</w:t>
+            </w:r>
+            <w:r>
+              <w:rPr>
+                <w:rFonts w:ascii="Calibri" w:hAnsi="Calibri" w:eastAsia="微软雅黑"/>
+                <w:b/>
+                <w:color w:val="FB923C"/>
+                <w:sz w:val="21"/>
+              </w:rPr>
+              <w:t>到</w:t>
+            </w:r>
+            <w:r>
+              <w:rPr>
+                <w:rFonts w:ascii="Calibri" w:hAnsi="Calibri" w:eastAsia="微软雅黑"/>
+                <w:b w:val="0"/>
+                <w:color w:val="AAC4B6"/>
+                <w:sz w:val="21"/>
+              </w:rPr>
+              <w:t xml:space="preserve"> </w:t>
+            </w:r>
+            <w:r>
+              <w:rPr>
+                <w:rFonts w:ascii="Calibri" w:hAnsi="Calibri" w:eastAsia="微软雅黑"/>
+                <w:b w:val="0"/>
+                <w:color w:val="AAC4B6"/>
+                <w:sz w:val="21"/>
+              </w:rPr>
+              <w:t>16艘，</w:t>
+            </w:r>
+          </w:p>
+        </w:tc>
+        <w:tc>
+          <w:tcPr>
+            <w:tcW w:type="dxa" w:w="2108"/>
+          </w:tcPr>
+          <w:p>
+            <w:pPr>
+              <w:spacing w:after="0"/>
+              <w:jc w:val="center"/>
+            </w:pPr>
+            <w:r>
+              <w:rPr>
+                <w:rFonts w:ascii="Calibri" w:hAnsi="Calibri" w:eastAsia="微软雅黑"/>
+                <w:b w:val="0"/>
+                <w:color w:val="AAC4B6"/>
+                <w:sz w:val="21"/>
+              </w:rPr>
+              <w:t>针对10,000吨</w:t>
+            </w:r>
+          </w:p>
+        </w:tc>
+        <w:tc>
+          <w:tcPr>
+            <w:tcW w:type="dxa" w:w="2108"/>
+          </w:tcPr>
+          <w:p>
+            <w:pPr>
+              <w:spacing w:after="0"/>
+              <w:jc w:val="center"/>
+            </w:pPr>
+            <w:r>
+              <w:rPr>
+                <w:rFonts w:ascii="Calibri" w:hAnsi="Calibri" w:eastAsia="微软雅黑"/>
+                <w:b w:val="0"/>
+                <w:color w:val="AAC4B6"/>
+                <w:sz w:val="21"/>
+              </w:rPr>
+              <w:t>及以上（的船）。</w:t>
             </w:r>
           </w:p>
         </w:tc>
@@ -2281,14 +2547,16 @@
         </w:tblBorders>
       </w:tblPr>
       <w:tblGrid>
-        <w:gridCol w:w="3513"/>
-        <w:gridCol w:w="3513"/>
-        <w:gridCol w:w="3513"/>
+        <w:gridCol w:w="2108"/>
+        <w:gridCol w:w="2108"/>
+        <w:gridCol w:w="2108"/>
+        <w:gridCol w:w="2108"/>
+        <w:gridCol w:w="2108"/>
       </w:tblGrid>
       <w:tr>
         <w:tc>
           <w:tcPr>
-            <w:tcW w:type="dxa" w:w="3513"/>
+            <w:tcW w:type="dxa" w:w="2108"/>
           </w:tcPr>
           <w:p>
             <w:pPr>
@@ -2302,13 +2570,13 @@
                 <w:color w:val="F0F7F2"/>
                 <w:sz w:val="26"/>
               </w:rPr>
-              <w:t>At about 46,000 tons</w:t>
+              <w:t>At about</w:t>
             </w:r>
           </w:p>
         </w:tc>
         <w:tc>
           <w:tcPr>
-            <w:tcW w:type="dxa" w:w="3513"/>
+            <w:tcW w:type="dxa" w:w="2108"/>
           </w:tcPr>
           <w:p>
             <w:pPr>
@@ -2322,13 +2590,13 @@
                 <w:color w:val="F0F7F2"/>
                 <w:sz w:val="26"/>
               </w:rPr>
-              <w:t>she carried 20,</w:t>
+              <w:t>46,000 tons</w:t>
             </w:r>
           </w:p>
         </w:tc>
         <w:tc>
           <w:tcPr>
-            <w:tcW w:type="dxa" w:w="3513"/>
+            <w:tcW w:type="dxa" w:w="2108"/>
           </w:tcPr>
           <w:p>
             <w:pPr>
@@ -2338,12 +2606,43 @@
             <w:r>
               <w:rPr>
                 <w:rFonts w:ascii="Calibri" w:hAnsi="Calibri" w:eastAsia="微软雅黑"/>
+                <w:b w:val="0"/>
+                <w:color w:val="F0F7F2"/>
+                <w:sz w:val="26"/>
+              </w:rPr>
+              <w:t>she carried 20,</w:t>
+            </w:r>
+          </w:p>
+        </w:tc>
+        <w:tc>
+          <w:tcPr>
+            <w:tcW w:type="dxa" w:w="2108"/>
+          </w:tcPr>
+          <w:p>
+            <w:pPr>
+              <w:spacing w:after="0"/>
+              <w:jc w:val="center"/>
+            </w:pPr>
+            <w:r>
+              <w:rPr>
+                <w:rFonts w:ascii="Calibri" w:hAnsi="Calibri" w:eastAsia="微软雅黑"/>
                 <w:b/>
                 <w:color w:val="5EEAD4"/>
                 <w:sz w:val="26"/>
               </w:rPr>
               <w:t>exceeding</w:t>
             </w:r>
+          </w:p>
+        </w:tc>
+        <w:tc>
+          <w:tcPr>
+            <w:tcW w:type="dxa" w:w="2108"/>
+          </w:tcPr>
+          <w:p>
+            <w:pPr>
+              <w:spacing w:after="0"/>
+              <w:jc w:val="center"/>
+            </w:pPr>
             <w:r>
               <w:rPr>
                 <w:rFonts w:ascii="Calibri" w:hAnsi="Calibri" w:eastAsia="微软雅黑"/>
@@ -2351,7 +2650,7 @@
                 <w:color w:val="F0F7F2"/>
                 <w:sz w:val="26"/>
               </w:rPr>
-              <w:t xml:space="preserve"> the </w:t>
+              <w:t xml:space="preserve">the </w:t>
             </w:r>
             <w:r>
               <w:rPr>
@@ -2377,7 +2676,7 @@
       <w:tr>
         <w:tc>
           <w:tcPr>
-            <w:tcW w:type="dxa" w:w="3513"/>
+            <w:tcW w:type="dxa" w:w="2108"/>
           </w:tcPr>
           <w:p>
             <w:pPr>
@@ -2391,13 +2690,13 @@
                 <w:color w:val="AAC4B6"/>
                 <w:sz w:val="21"/>
               </w:rPr>
-              <w:t>她约有46,000吨，</w:t>
+              <w:t>她约有</w:t>
             </w:r>
           </w:p>
         </w:tc>
         <w:tc>
           <w:tcPr>
-            <w:tcW w:type="dxa" w:w="3513"/>
+            <w:tcW w:type="dxa" w:w="2108"/>
           </w:tcPr>
           <w:p>
             <w:pPr>
@@ -2411,13 +2710,13 @@
                 <w:color w:val="AAC4B6"/>
                 <w:sz w:val="21"/>
               </w:rPr>
-              <w:t>带了20艘，</w:t>
+              <w:t>46,000吨，</w:t>
             </w:r>
           </w:p>
         </w:tc>
         <w:tc>
           <w:tcPr>
-            <w:tcW w:type="dxa" w:w="3513"/>
+            <w:tcW w:type="dxa" w:w="2108"/>
           </w:tcPr>
           <w:p>
             <w:pPr>
@@ -2427,21 +2726,43 @@
             <w:r>
               <w:rPr>
                 <w:rFonts w:ascii="Calibri" w:hAnsi="Calibri" w:eastAsia="微软雅黑"/>
+                <w:b w:val="0"/>
+                <w:color w:val="AAC4B6"/>
+                <w:sz w:val="21"/>
+              </w:rPr>
+              <w:t>带了20艘，</w:t>
+            </w:r>
+          </w:p>
+        </w:tc>
+        <w:tc>
+          <w:tcPr>
+            <w:tcW w:type="dxa" w:w="2108"/>
+          </w:tcPr>
+          <w:p>
+            <w:pPr>
+              <w:spacing w:after="0"/>
+              <w:jc w:val="center"/>
+            </w:pPr>
+            <w:r>
+              <w:rPr>
+                <w:rFonts w:ascii="Calibri" w:hAnsi="Calibri" w:eastAsia="微软雅黑"/>
                 <w:b/>
                 <w:color w:val="5EEAD4"/>
                 <w:sz w:val="21"/>
               </w:rPr>
               <w:t>超出了</w:t>
             </w:r>
-            <w:r>
-              <w:rPr>
-                <w:rFonts w:ascii="Calibri" w:hAnsi="Calibri" w:eastAsia="微软雅黑"/>
-                <w:b w:val="0"/>
-                <w:color w:val="AAC4B6"/>
-                <w:sz w:val="21"/>
-              </w:rPr>
-              <w:t xml:space="preserve"> </w:t>
-            </w:r>
+          </w:p>
+        </w:tc>
+        <w:tc>
+          <w:tcPr>
+            <w:tcW w:type="dxa" w:w="2108"/>
+          </w:tcPr>
+          <w:p>
+            <w:pPr>
+              <w:spacing w:after="0"/>
+              <w:jc w:val="center"/>
+            </w:pPr>
             <w:r>
               <w:rPr>
                 <w:rFonts w:ascii="Calibri" w:hAnsi="Calibri" w:eastAsia="微软雅黑"/>
@@ -2501,14 +2822,15 @@
         </w:tblBorders>
       </w:tblPr>
       <w:tblGrid>
-        <w:gridCol w:w="3513"/>
-        <w:gridCol w:w="3513"/>
-        <w:gridCol w:w="3513"/>
+        <w:gridCol w:w="2635"/>
+        <w:gridCol w:w="2635"/>
+        <w:gridCol w:w="2635"/>
+        <w:gridCol w:w="2635"/>
       </w:tblGrid>
       <w:tr>
         <w:tc>
           <w:tcPr>
-            <w:tcW w:type="dxa" w:w="3513"/>
+            <w:tcW w:type="dxa" w:w="2635"/>
           </w:tcPr>
           <w:p>
             <w:pPr>
@@ -2537,7 +2859,7 @@
         </w:tc>
         <w:tc>
           <w:tcPr>
-            <w:tcW w:type="dxa" w:w="3513"/>
+            <w:tcW w:type="dxa" w:w="2635"/>
           </w:tcPr>
           <w:p>
             <w:pPr>
@@ -2557,7 +2879,7 @@
         </w:tc>
         <w:tc>
           <w:tcPr>
-            <w:tcW w:type="dxa" w:w="3513"/>
+            <w:tcW w:type="dxa" w:w="2635"/>
           </w:tcPr>
           <w:p>
             <w:pPr>
@@ -2573,6 +2895,17 @@
               </w:rPr>
               <w:t>roughly</w:t>
             </w:r>
+          </w:p>
+        </w:tc>
+        <w:tc>
+          <w:tcPr>
+            <w:tcW w:type="dxa" w:w="2635"/>
+          </w:tcPr>
+          <w:p>
+            <w:pPr>
+              <w:spacing w:after="0"/>
+              <w:jc w:val="center"/>
+            </w:pPr>
             <w:r>
               <w:rPr>
                 <w:rFonts w:ascii="Calibri" w:hAnsi="Calibri" w:eastAsia="微软雅黑"/>
@@ -2580,7 +2913,7 @@
                 <w:color w:val="F0F7F2"/>
                 <w:sz w:val="26"/>
               </w:rPr>
-              <w:t xml:space="preserve"> half the 2,200 aboard:</w:t>
+              <w:t>half the 2,200 aboard:</w:t>
             </w:r>
           </w:p>
         </w:tc>
@@ -2588,7 +2921,7 @@
       <w:tr>
         <w:tc>
           <w:tcPr>
-            <w:tcW w:type="dxa" w:w="3513"/>
+            <w:tcW w:type="dxa" w:w="2635"/>
           </w:tcPr>
           <w:p>
             <w:pPr>
@@ -2626,7 +2959,7 @@
         </w:tc>
         <w:tc>
           <w:tcPr>
-            <w:tcW w:type="dxa" w:w="3513"/>
+            <w:tcW w:type="dxa" w:w="2635"/>
           </w:tcPr>
           <w:p>
             <w:pPr>
@@ -2646,7 +2979,7 @@
         </w:tc>
         <w:tc>
           <w:tcPr>
-            <w:tcW w:type="dxa" w:w="3513"/>
+            <w:tcW w:type="dxa" w:w="2635"/>
           </w:tcPr>
           <w:p>
             <w:pPr>
@@ -2678,7 +3011,27 @@
                 <w:color w:val="AAC4B6"/>
                 <w:sz w:val="21"/>
               </w:rPr>
-              <w:t>是船上2,200人的一半：</w:t>
+              <w:t>是</w:t>
+            </w:r>
+          </w:p>
+        </w:tc>
+        <w:tc>
+          <w:tcPr>
+            <w:tcW w:type="dxa" w:w="2635"/>
+          </w:tcPr>
+          <w:p>
+            <w:pPr>
+              <w:spacing w:after="0"/>
+              <w:jc w:val="center"/>
+            </w:pPr>
+            <w:r>
+              <w:rPr>
+                <w:rFonts w:ascii="Calibri" w:hAnsi="Calibri" w:eastAsia="微软雅黑"/>
+                <w:b w:val="0"/>
+                <w:color w:val="AAC4B6"/>
+                <w:sz w:val="21"/>
+              </w:rPr>
+              <w:t>船上2,200人的一半：</w:t>
             </w:r>
           </w:p>
         </w:tc>
@@ -3006,12 +3359,14 @@
         </w:tblBorders>
       </w:tblPr>
       <w:tblGrid>
-        <w:gridCol w:w="10540"/>
+        <w:gridCol w:w="3513"/>
+        <w:gridCol w:w="3513"/>
+        <w:gridCol w:w="3513"/>
       </w:tblGrid>
       <w:tr>
         <w:tc>
           <w:tcPr>
-            <w:tcW w:type="dxa" w:w="10540"/>
+            <w:tcW w:type="dxa" w:w="3513"/>
           </w:tcPr>
           <w:p>
             <w:pPr>
@@ -3025,7 +3380,27 @@
                 <w:color w:val="F0F7F2"/>
                 <w:sz w:val="26"/>
               </w:rPr>
-              <w:t xml:space="preserve">kept an </w:t>
+              <w:t>kept</w:t>
+            </w:r>
+          </w:p>
+        </w:tc>
+        <w:tc>
+          <w:tcPr>
+            <w:tcW w:type="dxa" w:w="3513"/>
+          </w:tcPr>
+          <w:p>
+            <w:pPr>
+              <w:spacing w:after="0"/>
+              <w:jc w:val="center"/>
+            </w:pPr>
+            <w:r>
+              <w:rPr>
+                <w:rFonts w:ascii="Calibri" w:hAnsi="Calibri" w:eastAsia="微软雅黑"/>
+                <w:b w:val="0"/>
+                <w:color w:val="F0F7F2"/>
+                <w:sz w:val="26"/>
+              </w:rPr>
+              <w:t xml:space="preserve">an </w:t>
             </w:r>
             <w:r>
               <w:rPr>
@@ -3054,6 +3429,17 @@
               </w:rPr>
               <w:t>lawful</w:t>
             </w:r>
+          </w:p>
+        </w:tc>
+        <w:tc>
+          <w:tcPr>
+            <w:tcW w:type="dxa" w:w="3513"/>
+          </w:tcPr>
+          <w:p>
+            <w:pPr>
+              <w:spacing w:after="0"/>
+              <w:jc w:val="center"/>
+            </w:pPr>
             <w:r>
               <w:rPr>
                 <w:rFonts w:ascii="Calibri" w:hAnsi="Calibri" w:eastAsia="微软雅黑"/>
@@ -3061,7 +3447,7 @@
                 <w:color w:val="F0F7F2"/>
                 <w:sz w:val="26"/>
               </w:rPr>
-              <w:t xml:space="preserve"> routine.</w:t>
+              <w:t>routine.</w:t>
             </w:r>
           </w:p>
         </w:tc>
@@ -3069,7 +3455,7 @@
       <w:tr>
         <w:tc>
           <w:tcPr>
-            <w:tcW w:type="dxa" w:w="10540"/>
+            <w:tcW w:type="dxa" w:w="3513"/>
           </w:tcPr>
           <w:p>
             <w:pPr>
@@ -3083,8 +3469,19 @@
                 <w:color w:val="AAC4B6"/>
                 <w:sz w:val="21"/>
               </w:rPr>
-              <w:t>遵循的是一套</w:t>
-            </w:r>
+              <w:t>遵循的是</w:t>
+            </w:r>
+          </w:p>
+        </w:tc>
+        <w:tc>
+          <w:tcPr>
+            <w:tcW w:type="dxa" w:w="3513"/>
+          </w:tcPr>
+          <w:p>
+            <w:pPr>
+              <w:spacing w:after="0"/>
+              <w:jc w:val="center"/>
+            </w:pPr>
             <w:r>
               <w:rPr>
                 <w:rFonts w:ascii="Calibri" w:hAnsi="Calibri" w:eastAsia="微软雅黑"/>
@@ -3092,6 +3489,15 @@
                 <w:color w:val="AAC4B6"/>
                 <w:sz w:val="21"/>
               </w:rPr>
+              <w:t>一套</w:t>
+            </w:r>
+            <w:r>
+              <w:rPr>
+                <w:rFonts w:ascii="Calibri" w:hAnsi="Calibri" w:eastAsia="微软雅黑"/>
+                <w:b w:val="0"/>
+                <w:color w:val="AAC4B6"/>
+                <w:sz w:val="21"/>
+              </w:rPr>
               <w:t xml:space="preserve"> </w:t>
             </w:r>
             <w:r>
@@ -3121,15 +3527,17 @@
               </w:rPr>
               <w:t>合法的</w:t>
             </w:r>
-            <w:r>
-              <w:rPr>
-                <w:rFonts w:ascii="Calibri" w:hAnsi="Calibri" w:eastAsia="微软雅黑"/>
-                <w:b w:val="0"/>
-                <w:color w:val="AAC4B6"/>
-                <w:sz w:val="21"/>
-              </w:rPr>
-              <w:t xml:space="preserve"> </w:t>
-            </w:r>
+          </w:p>
+        </w:tc>
+        <w:tc>
+          <w:tcPr>
+            <w:tcW w:type="dxa" w:w="3513"/>
+          </w:tcPr>
+          <w:p>
+            <w:pPr>
+              <w:spacing w:after="0"/>
+              <w:jc w:val="center"/>
+            </w:pPr>
             <w:r>
               <w:rPr>
                 <w:rFonts w:ascii="Calibri" w:hAnsi="Calibri" w:eastAsia="微软雅黑"/>
@@ -3188,6 +3596,223 @@
         </w:tblBorders>
       </w:tblPr>
       <w:tblGrid>
+        <w:gridCol w:w="3513"/>
+        <w:gridCol w:w="3513"/>
+        <w:gridCol w:w="3513"/>
+      </w:tblGrid>
+      <w:tr>
+        <w:tc>
+          <w:tcPr>
+            <w:tcW w:type="dxa" w:w="3513"/>
+          </w:tcPr>
+          <w:p>
+            <w:pPr>
+              <w:spacing w:after="0"/>
+              <w:jc w:val="center"/>
+            </w:pPr>
+            <w:r>
+              <w:rPr>
+                <w:rFonts w:ascii="Calibri" w:hAnsi="Calibri" w:eastAsia="微软雅黑"/>
+                <w:b w:val="0"/>
+                <w:color w:val="F0F7F2"/>
+                <w:sz w:val="26"/>
+              </w:rPr>
+              <w:t xml:space="preserve">Her </w:t>
+            </w:r>
+            <w:r>
+              <w:rPr>
+                <w:rFonts w:ascii="Calibri" w:hAnsi="Calibri" w:eastAsia="微软雅黑"/>
+                <w:b/>
+                <w:color w:val="5EEAD4"/>
+                <w:sz w:val="26"/>
+              </w:rPr>
+              <w:t>sole</w:t>
+            </w:r>
+          </w:p>
+        </w:tc>
+        <w:tc>
+          <w:tcPr>
+            <w:tcW w:type="dxa" w:w="3513"/>
+          </w:tcPr>
+          <w:p>
+            <w:pPr>
+              <w:spacing w:after="0"/>
+              <w:jc w:val="center"/>
+            </w:pPr>
+            <w:r>
+              <w:rPr>
+                <w:rFonts w:ascii="Calibri" w:hAnsi="Calibri" w:eastAsia="微软雅黑"/>
+                <w:b/>
+                <w:color w:val="FCA5A5"/>
+                <w:sz w:val="26"/>
+              </w:rPr>
+              <w:t>wireless</w:t>
+            </w:r>
+            <w:r>
+              <w:rPr>
+                <w:rFonts w:ascii="Calibri" w:hAnsi="Calibri" w:eastAsia="微软雅黑"/>
+                <w:b w:val="0"/>
+                <w:color w:val="F0F7F2"/>
+                <w:sz w:val="26"/>
+              </w:rPr>
+              <w:t xml:space="preserve"> </w:t>
+            </w:r>
+            <w:r>
+              <w:rPr>
+                <w:rFonts w:ascii="Calibri" w:hAnsi="Calibri" w:eastAsia="微软雅黑"/>
+                <w:b/>
+                <w:color w:val="FBBF24"/>
+                <w:sz w:val="26"/>
+              </w:rPr>
+              <w:t>operator</w:t>
+            </w:r>
+            <w:r>
+              <w:rPr>
+                <w:rFonts w:ascii="Calibri" w:hAnsi="Calibri" w:eastAsia="微软雅黑"/>
+                <w:b w:val="0"/>
+                <w:color w:val="F0F7F2"/>
+                <w:sz w:val="26"/>
+              </w:rPr>
+              <w:t>,</w:t>
+            </w:r>
+          </w:p>
+        </w:tc>
+        <w:tc>
+          <w:tcPr>
+            <w:tcW w:type="dxa" w:w="3513"/>
+          </w:tcPr>
+          <w:p>
+            <w:pPr>
+              <w:spacing w:after="0"/>
+              <w:jc w:val="center"/>
+            </w:pPr>
+            <w:r>
+              <w:rPr>
+                <w:rFonts w:ascii="Calibri" w:hAnsi="Calibri" w:eastAsia="微软雅黑"/>
+                <w:b w:val="0"/>
+                <w:color w:val="F0F7F2"/>
+                <w:sz w:val="26"/>
+              </w:rPr>
+              <w:t>Cyril Evans,</w:t>
+            </w:r>
+          </w:p>
+        </w:tc>
+      </w:tr>
+      <w:tr>
+        <w:tc>
+          <w:tcPr>
+            <w:tcW w:type="dxa" w:w="3513"/>
+          </w:tcPr>
+          <w:p>
+            <w:pPr>
+              <w:spacing w:after="0"/>
+              <w:jc w:val="center"/>
+            </w:pPr>
+            <w:r>
+              <w:rPr>
+                <w:rFonts w:ascii="Calibri" w:hAnsi="Calibri" w:eastAsia="微软雅黑"/>
+                <w:b w:val="0"/>
+                <w:color w:val="AAC4B6"/>
+                <w:sz w:val="21"/>
+              </w:rPr>
+              <w:t>她</w:t>
+            </w:r>
+            <w:r>
+              <w:rPr>
+                <w:rFonts w:ascii="Calibri" w:hAnsi="Calibri" w:eastAsia="微软雅黑"/>
+                <w:b w:val="0"/>
+                <w:color w:val="AAC4B6"/>
+                <w:sz w:val="21"/>
+              </w:rPr>
+              <w:t xml:space="preserve"> </w:t>
+            </w:r>
+            <w:r>
+              <w:rPr>
+                <w:rFonts w:ascii="Calibri" w:hAnsi="Calibri" w:eastAsia="微软雅黑"/>
+                <w:b/>
+                <w:color w:val="5EEAD4"/>
+                <w:sz w:val="21"/>
+              </w:rPr>
+              <w:t>唯一的</w:t>
+            </w:r>
+          </w:p>
+        </w:tc>
+        <w:tc>
+          <w:tcPr>
+            <w:tcW w:type="dxa" w:w="3513"/>
+          </w:tcPr>
+          <w:p>
+            <w:pPr>
+              <w:spacing w:after="0"/>
+              <w:jc w:val="center"/>
+            </w:pPr>
+            <w:r>
+              <w:rPr>
+                <w:rFonts w:ascii="Calibri" w:hAnsi="Calibri" w:eastAsia="微软雅黑"/>
+                <w:b/>
+                <w:color w:val="FCA5A5"/>
+                <w:sz w:val="21"/>
+              </w:rPr>
+              <w:t>无线电</w:t>
+            </w:r>
+            <w:r>
+              <w:rPr>
+                <w:rFonts w:ascii="Calibri" w:hAnsi="Calibri" w:eastAsia="微软雅黑"/>
+                <w:b w:val="0"/>
+                <w:color w:val="AAC4B6"/>
+                <w:sz w:val="21"/>
+              </w:rPr>
+              <w:t xml:space="preserve"> </w:t>
+            </w:r>
+            <w:r>
+              <w:rPr>
+                <w:rFonts w:ascii="Calibri" w:hAnsi="Calibri" w:eastAsia="微软雅黑"/>
+                <w:b/>
+                <w:color w:val="FBBF24"/>
+                <w:sz w:val="21"/>
+              </w:rPr>
+              <w:t>操作员</w:t>
+            </w:r>
+          </w:p>
+        </w:tc>
+        <w:tc>
+          <w:tcPr>
+            <w:tcW w:type="dxa" w:w="3513"/>
+          </w:tcPr>
+          <w:p>
+            <w:pPr>
+              <w:spacing w:after="0"/>
+              <w:jc w:val="center"/>
+            </w:pPr>
+            <w:r>
+              <w:rPr>
+                <w:rFonts w:ascii="Calibri" w:hAnsi="Calibri" w:eastAsia="微软雅黑"/>
+                <w:b w:val="0"/>
+                <w:color w:val="AAC4B6"/>
+                <w:sz w:val="21"/>
+              </w:rPr>
+              <w:t>西里尔·埃文斯，</w:t>
+            </w:r>
+          </w:p>
+        </w:tc>
+      </w:tr>
+    </w:tbl>
+    <w:tbl>
+      <w:tblPr>
+        <w:tblW w:type="auto" w:w="0"/>
+        <w:jc w:val="center"/>
+        <w:tblLayout w:type="autofit"/>
+        <w:tblLook w:firstColumn="1" w:firstRow="1" w:lastColumn="0" w:lastRow="0" w:noHBand="0" w:noVBand="1" w:val="04A0"/>
+        <w:tblBorders>
+          <w:top w:val="nil"/>
+          <w:left w:val="nil"/>
+          <w:bottom w:val="nil"/>
+          <w:right w:val="nil"/>
+          <w:insideH w:val="nil"/>
+          <w:insideV w:val="nil"/>
+        </w:tblBorders>
+      </w:tblPr>
+      <w:tblGrid>
         <w:gridCol w:w="5270"/>
         <w:gridCol w:w="5270"/>
       </w:tblGrid>
@@ -3208,61 +3833,16 @@
                 <w:color w:val="F0F7F2"/>
                 <w:sz w:val="26"/>
               </w:rPr>
-              <w:t xml:space="preserve">Her </w:t>
+              <w:t xml:space="preserve">was </w:t>
             </w:r>
             <w:r>
               <w:rPr>
                 <w:rFonts w:ascii="Calibri" w:hAnsi="Calibri" w:eastAsia="微软雅黑"/>
                 <w:b/>
-                <w:color w:val="5EEAD4"/>
+                <w:color w:val="38BDF8"/>
                 <w:sz w:val="26"/>
               </w:rPr>
-              <w:t>sole</w:t>
-            </w:r>
-            <w:r>
-              <w:rPr>
-                <w:rFonts w:ascii="Calibri" w:hAnsi="Calibri" w:eastAsia="微软雅黑"/>
-                <w:b w:val="0"/>
-                <w:color w:val="F0F7F2"/>
-                <w:sz w:val="26"/>
-              </w:rPr>
-              <w:t xml:space="preserve"> </w:t>
-            </w:r>
-            <w:r>
-              <w:rPr>
-                <w:rFonts w:ascii="Calibri" w:hAnsi="Calibri" w:eastAsia="微软雅黑"/>
-                <w:b/>
-                <w:color w:val="FCA5A5"/>
-                <w:sz w:val="26"/>
-              </w:rPr>
-              <w:t>wireless</w:t>
-            </w:r>
-            <w:r>
-              <w:rPr>
-                <w:rFonts w:ascii="Calibri" w:hAnsi="Calibri" w:eastAsia="微软雅黑"/>
-                <w:b w:val="0"/>
-                <w:color w:val="F0F7F2"/>
-                <w:sz w:val="26"/>
-              </w:rPr>
-              <w:t xml:space="preserve"> </w:t>
-            </w:r>
-            <w:r>
-              <w:rPr>
-                <w:rFonts w:ascii="Calibri" w:hAnsi="Calibri" w:eastAsia="微软雅黑"/>
-                <w:b/>
-                <w:color w:val="FBBF24"/>
-                <w:sz w:val="26"/>
-              </w:rPr>
-              <w:t>operator</w:t>
-            </w:r>
-            <w:r>
-              <w:rPr>
-                <w:rFonts w:ascii="Calibri" w:hAnsi="Calibri" w:eastAsia="微软雅黑"/>
-                <w:b w:val="0"/>
-                <w:color w:val="F0F7F2"/>
-                <w:sz w:val="26"/>
-              </w:rPr>
-              <w:t>,</w:t>
+              <w:t>on the payroll of</w:t>
             </w:r>
           </w:p>
         </w:tc>
@@ -3282,7 +3862,7 @@
                 <w:color w:val="F0F7F2"/>
                 <w:sz w:val="26"/>
               </w:rPr>
-              <w:t>Cyril Evans,</w:t>
+              <w:t>the Marconi company;</w:t>
             </w:r>
           </w:p>
         </w:tc>
@@ -3300,65 +3880,11 @@
             <w:r>
               <w:rPr>
                 <w:rFonts w:ascii="Calibri" w:hAnsi="Calibri" w:eastAsia="微软雅黑"/>
-                <w:b w:val="0"/>
-                <w:color w:val="AAC4B6"/>
+                <w:b/>
+                <w:color w:val="38BDF8"/>
                 <w:sz w:val="21"/>
               </w:rPr>
-              <w:t>她</w:t>
-            </w:r>
-            <w:r>
-              <w:rPr>
-                <w:rFonts w:ascii="Calibri" w:hAnsi="Calibri" w:eastAsia="微软雅黑"/>
-                <w:b w:val="0"/>
-                <w:color w:val="AAC4B6"/>
-                <w:sz w:val="21"/>
-              </w:rPr>
-              <w:t xml:space="preserve"> </w:t>
-            </w:r>
-            <w:r>
-              <w:rPr>
-                <w:rFonts w:ascii="Calibri" w:hAnsi="Calibri" w:eastAsia="微软雅黑"/>
-                <w:b/>
-                <w:color w:val="5EEAD4"/>
-                <w:sz w:val="21"/>
-              </w:rPr>
-              <w:t>唯一的</w:t>
-            </w:r>
-            <w:r>
-              <w:rPr>
-                <w:rFonts w:ascii="Calibri" w:hAnsi="Calibri" w:eastAsia="微软雅黑"/>
-                <w:b w:val="0"/>
-                <w:color w:val="AAC4B6"/>
-                <w:sz w:val="21"/>
-              </w:rPr>
-              <w:t xml:space="preserve"> </w:t>
-            </w:r>
-            <w:r>
-              <w:rPr>
-                <w:rFonts w:ascii="Calibri" w:hAnsi="Calibri" w:eastAsia="微软雅黑"/>
-                <w:b/>
-                <w:color w:val="FCA5A5"/>
-                <w:sz w:val="21"/>
-              </w:rPr>
-              <w:t>无线电</w:t>
-            </w:r>
-            <w:r>
-              <w:rPr>
-                <w:rFonts w:ascii="Calibri" w:hAnsi="Calibri" w:eastAsia="微软雅黑"/>
-                <w:b w:val="0"/>
-                <w:color w:val="AAC4B6"/>
-                <w:sz w:val="21"/>
-              </w:rPr>
-              <w:t xml:space="preserve"> </w:t>
-            </w:r>
-            <w:r>
-              <w:rPr>
-                <w:rFonts w:ascii="Calibri" w:hAnsi="Calibri" w:eastAsia="微软雅黑"/>
-                <w:b/>
-                <w:color w:val="FBBF24"/>
-                <w:sz w:val="21"/>
-              </w:rPr>
-              <w:t>操作员</w:t>
+              <w:t>受雇于</w:t>
             </w:r>
           </w:p>
         </w:tc>
@@ -3371,105 +3897,6 @@
               <w:spacing w:after="0"/>
               <w:jc w:val="center"/>
             </w:pPr>
-            <w:r>
-              <w:rPr>
-                <w:rFonts w:ascii="Calibri" w:hAnsi="Calibri" w:eastAsia="微软雅黑"/>
-                <w:b w:val="0"/>
-                <w:color w:val="AAC4B6"/>
-                <w:sz w:val="21"/>
-              </w:rPr>
-              <w:t>西里尔·埃文斯，</w:t>
-            </w:r>
-          </w:p>
-        </w:tc>
-      </w:tr>
-    </w:tbl>
-    <w:tbl>
-      <w:tblPr>
-        <w:tblW w:type="auto" w:w="0"/>
-        <w:jc w:val="center"/>
-        <w:tblLayout w:type="autofit"/>
-        <w:tblLook w:firstColumn="1" w:firstRow="1" w:lastColumn="0" w:lastRow="0" w:noHBand="0" w:noVBand="1" w:val="04A0"/>
-        <w:tblBorders>
-          <w:top w:val="nil"/>
-          <w:left w:val="nil"/>
-          <w:bottom w:val="nil"/>
-          <w:right w:val="nil"/>
-          <w:insideH w:val="nil"/>
-          <w:insideV w:val="nil"/>
-        </w:tblBorders>
-      </w:tblPr>
-      <w:tblGrid>
-        <w:gridCol w:w="10540"/>
-      </w:tblGrid>
-      <w:tr>
-        <w:tc>
-          <w:tcPr>
-            <w:tcW w:type="dxa" w:w="10540"/>
-          </w:tcPr>
-          <w:p>
-            <w:pPr>
-              <w:spacing w:after="0"/>
-              <w:jc w:val="center"/>
-            </w:pPr>
-            <w:r>
-              <w:rPr>
-                <w:rFonts w:ascii="Calibri" w:hAnsi="Calibri" w:eastAsia="微软雅黑"/>
-                <w:b w:val="0"/>
-                <w:color w:val="F0F7F2"/>
-                <w:sz w:val="26"/>
-              </w:rPr>
-              <w:t xml:space="preserve">was </w:t>
-            </w:r>
-            <w:r>
-              <w:rPr>
-                <w:rFonts w:ascii="Calibri" w:hAnsi="Calibri" w:eastAsia="微软雅黑"/>
-                <w:b/>
-                <w:color w:val="38BDF8"/>
-                <w:sz w:val="26"/>
-              </w:rPr>
-              <w:t>on the payroll of</w:t>
-            </w:r>
-            <w:r>
-              <w:rPr>
-                <w:rFonts w:ascii="Calibri" w:hAnsi="Calibri" w:eastAsia="微软雅黑"/>
-                <w:b w:val="0"/>
-                <w:color w:val="F0F7F2"/>
-                <w:sz w:val="26"/>
-              </w:rPr>
-              <w:t xml:space="preserve"> the Marconi company;</w:t>
-            </w:r>
-          </w:p>
-        </w:tc>
-      </w:tr>
-      <w:tr>
-        <w:tc>
-          <w:tcPr>
-            <w:tcW w:type="dxa" w:w="10540"/>
-          </w:tcPr>
-          <w:p>
-            <w:pPr>
-              <w:spacing w:after="0"/>
-              <w:jc w:val="center"/>
-            </w:pPr>
-            <w:r>
-              <w:rPr>
-                <w:rFonts w:ascii="Calibri" w:hAnsi="Calibri" w:eastAsia="微软雅黑"/>
-                <w:b/>
-                <w:color w:val="38BDF8"/>
-                <w:sz w:val="21"/>
-              </w:rPr>
-              <w:t>受雇于</w:t>
-            </w:r>
-            <w:r>
-              <w:rPr>
-                <w:rFonts w:ascii="Calibri" w:hAnsi="Calibri" w:eastAsia="微软雅黑"/>
-                <w:b w:val="0"/>
-                <w:color w:val="AAC4B6"/>
-                <w:sz w:val="21"/>
-              </w:rPr>
-              <w:t xml:space="preserve"> </w:t>
-            </w:r>
             <w:r>
               <w:rPr>
                 <w:rFonts w:ascii="Calibri" w:hAnsi="Calibri" w:eastAsia="微软雅黑"/>
@@ -3626,13 +4053,14 @@
         </w:tblBorders>
       </w:tblPr>
       <w:tblGrid>
-        <w:gridCol w:w="5270"/>
-        <w:gridCol w:w="5270"/>
+        <w:gridCol w:w="3513"/>
+        <w:gridCol w:w="3513"/>
+        <w:gridCol w:w="3513"/>
       </w:tblGrid>
       <w:tr>
         <w:tc>
           <w:tcPr>
-            <w:tcW w:type="dxa" w:w="5270"/>
+            <w:tcW w:type="dxa" w:w="3513"/>
           </w:tcPr>
           <w:p>
             <w:pPr>
@@ -3652,7 +4080,7 @@
         </w:tc>
         <w:tc>
           <w:tcPr>
-            <w:tcW w:type="dxa" w:w="5270"/>
+            <w:tcW w:type="dxa" w:w="3513"/>
           </w:tcPr>
           <w:p>
             <w:pPr>
@@ -3677,6 +4105,17 @@
               </w:rPr>
               <w:t>switched off</w:t>
             </w:r>
+          </w:p>
+        </w:tc>
+        <w:tc>
+          <w:tcPr>
+            <w:tcW w:type="dxa" w:w="3513"/>
+          </w:tcPr>
+          <w:p>
+            <w:pPr>
+              <w:spacing w:after="0"/>
+              <w:jc w:val="center"/>
+            </w:pPr>
             <w:r>
               <w:rPr>
                 <w:rFonts w:ascii="Calibri" w:hAnsi="Calibri" w:eastAsia="微软雅黑"/>
@@ -3684,7 +4123,7 @@
                 <w:color w:val="F0F7F2"/>
                 <w:sz w:val="26"/>
               </w:rPr>
-              <w:t xml:space="preserve"> his set.</w:t>
+              <w:t>his set.</w:t>
             </w:r>
           </w:p>
         </w:tc>
@@ -3692,7 +4131,7 @@
       <w:tr>
         <w:tc>
           <w:tcPr>
-            <w:tcW w:type="dxa" w:w="5270"/>
+            <w:tcW w:type="dxa" w:w="3513"/>
           </w:tcPr>
           <w:p>
             <w:pPr>
@@ -3712,7 +4151,7 @@
         </w:tc>
         <w:tc>
           <w:tcPr>
-            <w:tcW w:type="dxa" w:w="5270"/>
+            <w:tcW w:type="dxa" w:w="3513"/>
           </w:tcPr>
           <w:p>
             <w:pPr>
@@ -3746,15 +4185,17 @@
               </w:rPr>
               <w:t>关掉了</w:t>
             </w:r>
-            <w:r>
-              <w:rPr>
-                <w:rFonts w:ascii="Calibri" w:hAnsi="Calibri" w:eastAsia="微软雅黑"/>
-                <w:b w:val="0"/>
-                <w:color w:val="AAC4B6"/>
-                <w:sz w:val="21"/>
-              </w:rPr>
-              <w:t xml:space="preserve"> </w:t>
-            </w:r>
+          </w:p>
+        </w:tc>
+        <w:tc>
+          <w:tcPr>
+            <w:tcW w:type="dxa" w:w="3513"/>
+          </w:tcPr>
+          <w:p>
+            <w:pPr>
+              <w:spacing w:after="0"/>
+              <w:jc w:val="center"/>
+            </w:pPr>
             <w:r>
               <w:rPr>
                 <w:rFonts w:ascii="Calibri" w:hAnsi="Calibri" w:eastAsia="微软雅黑"/>
@@ -3803,13 +4244,14 @@
         </w:tblBorders>
       </w:tblPr>
       <w:tblGrid>
-        <w:gridCol w:w="5270"/>
-        <w:gridCol w:w="5270"/>
+        <w:gridCol w:w="3513"/>
+        <w:gridCol w:w="3513"/>
+        <w:gridCol w:w="3513"/>
       </w:tblGrid>
       <w:tr>
         <w:tc>
           <w:tcPr>
-            <w:tcW w:type="dxa" w:w="5270"/>
+            <w:tcW w:type="dxa" w:w="3513"/>
           </w:tcPr>
           <w:p>
             <w:pPr>
@@ -3829,7 +4271,7 @@
         </w:tc>
         <w:tc>
           <w:tcPr>
-            <w:tcW w:type="dxa" w:w="5270"/>
+            <w:tcW w:type="dxa" w:w="3513"/>
           </w:tcPr>
           <w:p>
             <w:pPr>
@@ -3843,8 +4285,19 @@
                 <w:color w:val="F0F7F2"/>
                 <w:sz w:val="26"/>
               </w:rPr>
-              <w:t xml:space="preserve">may call that </w:t>
-            </w:r>
+              <w:t>may call that</w:t>
+            </w:r>
+          </w:p>
+        </w:tc>
+        <w:tc>
+          <w:tcPr>
+            <w:tcW w:type="dxa" w:w="3513"/>
+          </w:tcPr>
+          <w:p>
+            <w:pPr>
+              <w:spacing w:after="0"/>
+              <w:jc w:val="center"/>
+            </w:pPr>
             <w:r>
               <w:rPr>
                 <w:rFonts w:ascii="Calibri" w:hAnsi="Calibri" w:eastAsia="微软雅黑"/>
@@ -3869,7 +4322,7 @@
       <w:tr>
         <w:tc>
           <w:tcPr>
-            <w:tcW w:type="dxa" w:w="5270"/>
+            <w:tcW w:type="dxa" w:w="3513"/>
           </w:tcPr>
           <w:p>
             <w:pPr>
@@ -3898,7 +4351,7 @@
         </w:tc>
         <w:tc>
           <w:tcPr>
-            <w:tcW w:type="dxa" w:w="5270"/>
+            <w:tcW w:type="dxa" w:w="3513"/>
           </w:tcPr>
           <w:p>
             <w:pPr>
@@ -3914,15 +4367,17 @@
               </w:rPr>
               <w:t>这或许可称为</w:t>
             </w:r>
-            <w:r>
-              <w:rPr>
-                <w:rFonts w:ascii="Calibri" w:hAnsi="Calibri" w:eastAsia="微软雅黑"/>
-                <w:b w:val="0"/>
-                <w:color w:val="AAC4B6"/>
-                <w:sz w:val="21"/>
-              </w:rPr>
-              <w:t xml:space="preserve"> </w:t>
-            </w:r>
+          </w:p>
+        </w:tc>
+        <w:tc>
+          <w:tcPr>
+            <w:tcW w:type="dxa" w:w="3513"/>
+          </w:tcPr>
+          <w:p>
+            <w:pPr>
+              <w:spacing w:after="0"/>
+              <w:jc w:val="center"/>
+            </w:pPr>
             <w:r>
               <w:rPr>
                 <w:rFonts w:ascii="Calibri" w:hAnsi="Calibri" w:eastAsia="微软雅黑"/>
@@ -3961,13 +4416,14 @@
         </w:tblBorders>
       </w:tblPr>
       <w:tblGrid>
-        <w:gridCol w:w="5270"/>
-        <w:gridCol w:w="5270"/>
+        <w:gridCol w:w="3513"/>
+        <w:gridCol w:w="3513"/>
+        <w:gridCol w:w="3513"/>
       </w:tblGrid>
       <w:tr>
         <w:tc>
           <w:tcPr>
-            <w:tcW w:type="dxa" w:w="5270"/>
+            <w:tcW w:type="dxa" w:w="3513"/>
           </w:tcPr>
           <w:p>
             <w:pPr>
@@ -3987,7 +4443,7 @@
         </w:tc>
         <w:tc>
           <w:tcPr>
-            <w:tcW w:type="dxa" w:w="5270"/>
+            <w:tcW w:type="dxa" w:w="3513"/>
           </w:tcPr>
           <w:p>
             <w:pPr>
@@ -4021,6 +4477,17 @@
               </w:rPr>
               <w:t>to</w:t>
             </w:r>
+          </w:p>
+        </w:tc>
+        <w:tc>
+          <w:tcPr>
+            <w:tcW w:type="dxa" w:w="3513"/>
+          </w:tcPr>
+          <w:p>
+            <w:pPr>
+              <w:spacing w:after="0"/>
+              <w:jc w:val="center"/>
+            </w:pPr>
             <w:r>
               <w:rPr>
                 <w:rFonts w:ascii="Calibri" w:hAnsi="Calibri" w:eastAsia="微软雅黑"/>
@@ -4028,7 +4495,7 @@
                 <w:color w:val="F0F7F2"/>
                 <w:sz w:val="26"/>
               </w:rPr>
-              <w:t xml:space="preserve"> stay </w:t>
+              <w:t xml:space="preserve">stay </w:t>
             </w:r>
             <w:r>
               <w:rPr>
@@ -4054,7 +4521,7 @@
       <w:tr>
         <w:tc>
           <w:tcPr>
-            <w:tcW w:type="dxa" w:w="5270"/>
+            <w:tcW w:type="dxa" w:w="3513"/>
           </w:tcPr>
           <w:p>
             <w:pPr>
@@ -4074,7 +4541,7 @@
         </w:tc>
         <w:tc>
           <w:tcPr>
-            <w:tcW w:type="dxa" w:w="5270"/>
+            <w:tcW w:type="dxa" w:w="3513"/>
           </w:tcPr>
           <w:p>
             <w:pPr>
@@ -4106,7 +4573,27 @@
                 <w:color w:val="AAC4B6"/>
                 <w:sz w:val="21"/>
               </w:rPr>
-              <w:t>他保持</w:t>
+              <w:t>他</w:t>
+            </w:r>
+          </w:p>
+        </w:tc>
+        <w:tc>
+          <w:tcPr>
+            <w:tcW w:type="dxa" w:w="3513"/>
+          </w:tcPr>
+          <w:p>
+            <w:pPr>
+              <w:spacing w:after="0"/>
+              <w:jc w:val="center"/>
+            </w:pPr>
+            <w:r>
+              <w:rPr>
+                <w:rFonts w:ascii="Calibri" w:hAnsi="Calibri" w:eastAsia="微软雅黑"/>
+                <w:b w:val="0"/>
+                <w:color w:val="AAC4B6"/>
+                <w:sz w:val="21"/>
+              </w:rPr>
+              <w:t>保持</w:t>
             </w:r>
             <w:r>
               <w:rPr>
@@ -4155,13 +4642,14 @@
         </w:tblBorders>
       </w:tblPr>
       <w:tblGrid>
-        <w:gridCol w:w="5270"/>
-        <w:gridCol w:w="5270"/>
+        <w:gridCol w:w="3513"/>
+        <w:gridCol w:w="3513"/>
+        <w:gridCol w:w="3513"/>
       </w:tblGrid>
       <w:tr>
         <w:tc>
           <w:tcPr>
-            <w:tcW w:type="dxa" w:w="5270"/>
+            <w:tcW w:type="dxa" w:w="3513"/>
           </w:tcPr>
           <w:p>
             <w:pPr>
@@ -4175,40 +4663,13 @@
                 <w:color w:val="F0F7F2"/>
                 <w:sz w:val="26"/>
               </w:rPr>
-              <w:t xml:space="preserve">so the Titanic's </w:t>
-            </w:r>
-            <w:r>
-              <w:rPr>
-                <w:rFonts w:ascii="Calibri" w:hAnsi="Calibri" w:eastAsia="微软雅黑"/>
-                <w:b/>
-                <w:color w:val="FCA5A5"/>
-                <w:sz w:val="26"/>
-              </w:rPr>
-              <w:t>frantic</w:t>
-            </w:r>
-            <w:r>
-              <w:rPr>
-                <w:rFonts w:ascii="Calibri" w:hAnsi="Calibri" w:eastAsia="微软雅黑"/>
-                <w:b w:val="0"/>
-                <w:color w:val="F0F7F2"/>
-                <w:sz w:val="26"/>
-              </w:rPr>
-              <w:t xml:space="preserve"> </w:t>
-            </w:r>
-            <w:r>
-              <w:rPr>
-                <w:rFonts w:ascii="Calibri" w:hAnsi="Calibri" w:eastAsia="微软雅黑"/>
-                <w:b/>
-                <w:color w:val="FBBF24"/>
-                <w:sz w:val="26"/>
-              </w:rPr>
-              <w:t>distress calls</w:t>
+              <w:t>so the Titanic's</w:t>
             </w:r>
           </w:p>
         </w:tc>
         <w:tc>
           <w:tcPr>
-            <w:tcW w:type="dxa" w:w="5270"/>
+            <w:tcW w:type="dxa" w:w="3513"/>
           </w:tcPr>
           <w:p>
             <w:pPr>
@@ -4218,6 +4679,44 @@
             <w:r>
               <w:rPr>
                 <w:rFonts w:ascii="Calibri" w:hAnsi="Calibri" w:eastAsia="微软雅黑"/>
+                <w:b/>
+                <w:color w:val="FCA5A5"/>
+                <w:sz w:val="26"/>
+              </w:rPr>
+              <w:t>frantic</w:t>
+            </w:r>
+            <w:r>
+              <w:rPr>
+                <w:rFonts w:ascii="Calibri" w:hAnsi="Calibri" w:eastAsia="微软雅黑"/>
+                <w:b w:val="0"/>
+                <w:color w:val="F0F7F2"/>
+                <w:sz w:val="26"/>
+              </w:rPr>
+              <w:t xml:space="preserve"> </w:t>
+            </w:r>
+            <w:r>
+              <w:rPr>
+                <w:rFonts w:ascii="Calibri" w:hAnsi="Calibri" w:eastAsia="微软雅黑"/>
+                <w:b/>
+                <w:color w:val="FBBF24"/>
+                <w:sz w:val="26"/>
+              </w:rPr>
+              <w:t>distress calls</w:t>
+            </w:r>
+          </w:p>
+        </w:tc>
+        <w:tc>
+          <w:tcPr>
+            <w:tcW w:type="dxa" w:w="3513"/>
+          </w:tcPr>
+          <w:p>
+            <w:pPr>
+              <w:spacing w:after="0"/>
+              <w:jc w:val="center"/>
+            </w:pPr>
+            <w:r>
+              <w:rPr>
+                <w:rFonts w:ascii="Calibri" w:hAnsi="Calibri" w:eastAsia="微软雅黑"/>
                 <w:b w:val="0"/>
                 <w:color w:val="F0F7F2"/>
                 <w:sz w:val="26"/>
@@ -4248,7 +4747,7 @@
       <w:tr>
         <w:tc>
           <w:tcPr>
-            <w:tcW w:type="dxa" w:w="5270"/>
+            <w:tcW w:type="dxa" w:w="3513"/>
           </w:tcPr>
           <w:p>
             <w:pPr>
@@ -4264,56 +4763,58 @@
               </w:rPr>
               <w:t>所以泰坦尼克号</w:t>
             </w:r>
-            <w:r>
-              <w:rPr>
-                <w:rFonts w:ascii="Calibri" w:hAnsi="Calibri" w:eastAsia="微软雅黑"/>
-                <w:b w:val="0"/>
-                <w:color w:val="AAC4B6"/>
-                <w:sz w:val="21"/>
-              </w:rPr>
-              <w:t xml:space="preserve"> </w:t>
-            </w:r>
-            <w:r>
-              <w:rPr>
-                <w:rFonts w:ascii="Calibri" w:hAnsi="Calibri" w:eastAsia="微软雅黑"/>
-                <w:b/>
-                <w:color w:val="FCA5A5"/>
-                <w:sz w:val="21"/>
-              </w:rPr>
-              <w:t>发狂似的</w:t>
-            </w:r>
-            <w:r>
-              <w:rPr>
-                <w:rFonts w:ascii="Calibri" w:hAnsi="Calibri" w:eastAsia="微软雅黑"/>
-                <w:b w:val="0"/>
-                <w:color w:val="AAC4B6"/>
-                <w:sz w:val="21"/>
-              </w:rPr>
-              <w:t xml:space="preserve"> </w:t>
-            </w:r>
-            <w:r>
-              <w:rPr>
-                <w:rFonts w:ascii="Calibri" w:hAnsi="Calibri" w:eastAsia="微软雅黑"/>
-                <w:b/>
-                <w:color w:val="FBBF24"/>
-                <w:sz w:val="21"/>
-              </w:rPr>
-              <w:t>求救呼叫</w:t>
-            </w:r>
-            <w:r>
-              <w:rPr>
-                <w:rFonts w:ascii="Calibri" w:hAnsi="Calibri" w:eastAsia="微软雅黑"/>
-                <w:b w:val="0"/>
-                <w:color w:val="AAC4B6"/>
-                <w:sz w:val="21"/>
-              </w:rPr>
-              <w:t>，</w:t>
-            </w:r>
           </w:p>
         </w:tc>
         <w:tc>
           <w:tcPr>
-            <w:tcW w:type="dxa" w:w="5270"/>
+            <w:tcW w:type="dxa" w:w="3513"/>
+          </w:tcPr>
+          <w:p>
+            <w:pPr>
+              <w:spacing w:after="0"/>
+              <w:jc w:val="center"/>
+            </w:pPr>
+            <w:r>
+              <w:rPr>
+                <w:rFonts w:ascii="Calibri" w:hAnsi="Calibri" w:eastAsia="微软雅黑"/>
+                <w:b/>
+                <w:color w:val="FCA5A5"/>
+                <w:sz w:val="21"/>
+              </w:rPr>
+              <w:t>发狂似的</w:t>
+            </w:r>
+            <w:r>
+              <w:rPr>
+                <w:rFonts w:ascii="Calibri" w:hAnsi="Calibri" w:eastAsia="微软雅黑"/>
+                <w:b w:val="0"/>
+                <w:color w:val="AAC4B6"/>
+                <w:sz w:val="21"/>
+              </w:rPr>
+              <w:t xml:space="preserve"> </w:t>
+            </w:r>
+            <w:r>
+              <w:rPr>
+                <w:rFonts w:ascii="Calibri" w:hAnsi="Calibri" w:eastAsia="微软雅黑"/>
+                <w:b/>
+                <w:color w:val="FBBF24"/>
+                <w:sz w:val="21"/>
+              </w:rPr>
+              <w:t>求救呼叫</w:t>
+            </w:r>
+            <w:r>
+              <w:rPr>
+                <w:rFonts w:ascii="Calibri" w:hAnsi="Calibri" w:eastAsia="微软雅黑"/>
+                <w:b w:val="0"/>
+                <w:color w:val="AAC4B6"/>
+                <w:sz w:val="21"/>
+              </w:rPr>
+              <w:t>，</w:t>
+            </w:r>
+          </w:p>
+        </w:tc>
+        <w:tc>
+          <w:tcPr>
+            <w:tcW w:type="dxa" w:w="3513"/>
           </w:tcPr>
           <w:p>
             <w:pPr>
@@ -4502,12 +5003,13 @@
         </w:tblBorders>
       </w:tblPr>
       <w:tblGrid>
-        <w:gridCol w:w="10540"/>
+        <w:gridCol w:w="5270"/>
+        <w:gridCol w:w="5270"/>
       </w:tblGrid>
       <w:tr>
         <w:tc>
           <w:tcPr>
-            <w:tcW w:type="dxa" w:w="10540"/>
+            <w:tcW w:type="dxa" w:w="5270"/>
           </w:tcPr>
           <w:p>
             <w:pPr>
@@ -4521,8 +5023,19 @@
                 <w:color w:val="F0F7F2"/>
                 <w:sz w:val="26"/>
               </w:rPr>
-              <w:t xml:space="preserve">heard </w:t>
-            </w:r>
+              <w:t>heard</w:t>
+            </w:r>
+          </w:p>
+        </w:tc>
+        <w:tc>
+          <w:tcPr>
+            <w:tcW w:type="dxa" w:w="5270"/>
+          </w:tcPr>
+          <w:p>
+            <w:pPr>
+              <w:spacing w:after="0"/>
+              <w:jc w:val="center"/>
+            </w:pPr>
             <w:r>
               <w:rPr>
                 <w:rFonts w:ascii="Calibri" w:hAnsi="Calibri" w:eastAsia="微软雅黑"/>
@@ -4565,7 +5078,7 @@
       <w:tr>
         <w:tc>
           <w:tcPr>
-            <w:tcW w:type="dxa" w:w="10540"/>
+            <w:tcW w:type="dxa" w:w="5270"/>
           </w:tcPr>
           <w:p>
             <w:pPr>
@@ -4581,15 +5094,17 @@
               </w:rPr>
               <w:t>听取了</w:t>
             </w:r>
-            <w:r>
-              <w:rPr>
-                <w:rFonts w:ascii="Calibri" w:hAnsi="Calibri" w:eastAsia="微软雅黑"/>
-                <w:b w:val="0"/>
-                <w:color w:val="AAC4B6"/>
-                <w:sz w:val="21"/>
-              </w:rPr>
-              <w:t xml:space="preserve"> </w:t>
-            </w:r>
+          </w:p>
+        </w:tc>
+        <w:tc>
+          <w:tcPr>
+            <w:tcW w:type="dxa" w:w="5270"/>
+          </w:tcPr>
+          <w:p>
+            <w:pPr>
+              <w:spacing w:after="0"/>
+              <w:jc w:val="center"/>
+            </w:pPr>
             <w:r>
               <w:rPr>
                 <w:rFonts w:ascii="Calibri" w:hAnsi="Calibri" w:eastAsia="微软雅黑"/>
@@ -4683,14 +5198,16 @@
         </w:tblBorders>
       </w:tblPr>
       <w:tblGrid>
-        <w:gridCol w:w="3513"/>
-        <w:gridCol w:w="3513"/>
-        <w:gridCol w:w="3513"/>
+        <w:gridCol w:w="2108"/>
+        <w:gridCol w:w="2108"/>
+        <w:gridCol w:w="2108"/>
+        <w:gridCol w:w="2108"/>
+        <w:gridCol w:w="2108"/>
       </w:tblGrid>
       <w:tr>
         <w:tc>
           <w:tcPr>
-            <w:tcW w:type="dxa" w:w="3513"/>
+            <w:tcW w:type="dxa" w:w="2108"/>
           </w:tcPr>
           <w:p>
             <w:pPr>
@@ -4710,7 +5227,7 @@
         </w:tc>
         <w:tc>
           <w:tcPr>
-            <w:tcW w:type="dxa" w:w="3513"/>
+            <w:tcW w:type="dxa" w:w="2108"/>
           </w:tcPr>
           <w:p>
             <w:pPr>
@@ -4739,7 +5256,7 @@
         </w:tc>
         <w:tc>
           <w:tcPr>
-            <w:tcW w:type="dxa" w:w="3513"/>
+            <w:tcW w:type="dxa" w:w="2108"/>
           </w:tcPr>
           <w:p>
             <w:pPr>
@@ -4753,8 +5270,19 @@
                 <w:color w:val="F0F7F2"/>
                 <w:sz w:val="26"/>
               </w:rPr>
-              <w:t xml:space="preserve">made </w:t>
-            </w:r>
+              <w:t>made</w:t>
+            </w:r>
+          </w:p>
+        </w:tc>
+        <w:tc>
+          <w:tcPr>
+            <w:tcW w:type="dxa" w:w="2108"/>
+          </w:tcPr>
+          <w:p>
+            <w:pPr>
+              <w:spacing w:after="0"/>
+              <w:jc w:val="center"/>
+            </w:pPr>
             <w:r>
               <w:rPr>
                 <w:rFonts w:ascii="Calibri" w:hAnsi="Calibri" w:eastAsia="微软雅黑"/>
@@ -4771,8 +5299,19 @@
                 <w:color w:val="F0F7F2"/>
                 <w:sz w:val="26"/>
               </w:rPr>
-              <w:t xml:space="preserve"> radio watch </w:t>
-            </w:r>
+              <w:t xml:space="preserve"> radio watch</w:t>
+            </w:r>
+          </w:p>
+        </w:tc>
+        <w:tc>
+          <w:tcPr>
+            <w:tcW w:type="dxa" w:w="2108"/>
+          </w:tcPr>
+          <w:p>
+            <w:pPr>
+              <w:spacing w:after="0"/>
+              <w:jc w:val="center"/>
+            </w:pPr>
             <w:r>
               <w:rPr>
                 <w:rFonts w:ascii="Calibri" w:hAnsi="Calibri" w:eastAsia="微软雅黑"/>
@@ -4797,7 +5336,7 @@
       <w:tr>
         <w:tc>
           <w:tcPr>
-            <w:tcW w:type="dxa" w:w="3513"/>
+            <w:tcW w:type="dxa" w:w="2108"/>
           </w:tcPr>
           <w:p>
             <w:pPr>
@@ -4817,7 +5356,7 @@
         </w:tc>
         <w:tc>
           <w:tcPr>
-            <w:tcW w:type="dxa" w:w="3513"/>
+            <w:tcW w:type="dxa" w:w="2108"/>
           </w:tcPr>
           <w:p>
             <w:pPr>
@@ -4855,7 +5394,7 @@
         </w:tc>
         <w:tc>
           <w:tcPr>
-            <w:tcW w:type="dxa" w:w="3513"/>
+            <w:tcW w:type="dxa" w:w="2108"/>
           </w:tcPr>
           <w:p>
             <w:pPr>
@@ -4871,6 +5410,26 @@
               </w:rPr>
               <w:t>将</w:t>
             </w:r>
+          </w:p>
+        </w:tc>
+        <w:tc>
+          <w:tcPr>
+            <w:tcW w:type="dxa" w:w="2108"/>
+          </w:tcPr>
+          <w:p>
+            <w:pPr>
+              <w:spacing w:after="0"/>
+              <w:jc w:val="center"/>
+            </w:pPr>
+            <w:r>
+              <w:rPr>
+                <w:rFonts w:ascii="Calibri" w:hAnsi="Calibri" w:eastAsia="微软雅黑"/>
+                <w:b/>
+                <w:color w:val="FB923C"/>
+                <w:sz w:val="21"/>
+              </w:rPr>
+              <w:t>全天候</w:t>
+            </w:r>
             <w:r>
               <w:rPr>
                 <w:rFonts w:ascii="Calibri" w:hAnsi="Calibri" w:eastAsia="微软雅黑"/>
@@ -4883,21 +5442,23 @@
             <w:r>
               <w:rPr>
                 <w:rFonts w:ascii="Calibri" w:hAnsi="Calibri" w:eastAsia="微软雅黑"/>
-                <w:b/>
-                <w:color w:val="FB923C"/>
-                <w:sz w:val="21"/>
-              </w:rPr>
-              <w:t>全天候</w:t>
-            </w:r>
-            <w:r>
-              <w:rPr>
-                <w:rFonts w:ascii="Calibri" w:hAnsi="Calibri" w:eastAsia="微软雅黑"/>
                 <w:b w:val="0"/>
                 <w:color w:val="AAC4B6"/>
                 <w:sz w:val="21"/>
               </w:rPr>
-              <w:t xml:space="preserve"> </w:t>
-            </w:r>
+              <w:t>无线电值守</w:t>
+            </w:r>
+          </w:p>
+        </w:tc>
+        <w:tc>
+          <w:tcPr>
+            <w:tcW w:type="dxa" w:w="2108"/>
+          </w:tcPr>
+          <w:p>
+            <w:pPr>
+              <w:spacing w:after="0"/>
+              <w:jc w:val="center"/>
+            </w:pPr>
             <w:r>
               <w:rPr>
                 <w:rFonts w:ascii="Calibri" w:hAnsi="Calibri" w:eastAsia="微软雅黑"/>
@@ -4905,7 +5466,7 @@
                 <w:color w:val="AAC4B6"/>
                 <w:sz w:val="21"/>
               </w:rPr>
-              <w:t>无线电值守定为</w:t>
+              <w:t>定为</w:t>
             </w:r>
             <w:r>
               <w:rPr>
@@ -4973,14 +5534,17 @@
         </w:tblBorders>
       </w:tblPr>
       <w:tblGrid>
-        <w:gridCol w:w="3513"/>
-        <w:gridCol w:w="3513"/>
-        <w:gridCol w:w="3513"/>
+        <w:gridCol w:w="1757"/>
+        <w:gridCol w:w="1757"/>
+        <w:gridCol w:w="1757"/>
+        <w:gridCol w:w="1757"/>
+        <w:gridCol w:w="1757"/>
+        <w:gridCol w:w="1757"/>
       </w:tblGrid>
       <w:tr>
         <w:tc>
           <w:tcPr>
-            <w:tcW w:type="dxa" w:w="3513"/>
+            <w:tcW w:type="dxa" w:w="1757"/>
           </w:tcPr>
           <w:p>
             <w:pPr>
@@ -5000,7 +5564,7 @@
         </w:tc>
         <w:tc>
           <w:tcPr>
-            <w:tcW w:type="dxa" w:w="3513"/>
+            <w:tcW w:type="dxa" w:w="1757"/>
           </w:tcPr>
           <w:p>
             <w:pPr>
@@ -5029,7 +5593,7 @@
         </w:tc>
         <w:tc>
           <w:tcPr>
-            <w:tcW w:type="dxa" w:w="3513"/>
+            <w:tcW w:type="dxa" w:w="1757"/>
           </w:tcPr>
           <w:p>
             <w:pPr>
@@ -5043,8 +5607,59 @@
                 <w:color w:val="F0F7F2"/>
                 <w:sz w:val="26"/>
               </w:rPr>
-              <w:t xml:space="preserve">signed the first Safety of Life at Sea </w:t>
-            </w:r>
+              <w:t>signed</w:t>
+            </w:r>
+          </w:p>
+        </w:tc>
+        <w:tc>
+          <w:tcPr>
+            <w:tcW w:type="dxa" w:w="1757"/>
+          </w:tcPr>
+          <w:p>
+            <w:pPr>
+              <w:spacing w:after="0"/>
+              <w:jc w:val="center"/>
+            </w:pPr>
+            <w:r>
+              <w:rPr>
+                <w:rFonts w:ascii="Calibri" w:hAnsi="Calibri" w:eastAsia="微软雅黑"/>
+                <w:b w:val="0"/>
+                <w:color w:val="F0F7F2"/>
+                <w:sz w:val="26"/>
+              </w:rPr>
+              <w:t>the first</w:t>
+            </w:r>
+          </w:p>
+        </w:tc>
+        <w:tc>
+          <w:tcPr>
+            <w:tcW w:type="dxa" w:w="1757"/>
+          </w:tcPr>
+          <w:p>
+            <w:pPr>
+              <w:spacing w:after="0"/>
+              <w:jc w:val="center"/>
+            </w:pPr>
+            <w:r>
+              <w:rPr>
+                <w:rFonts w:ascii="Calibri" w:hAnsi="Calibri" w:eastAsia="微软雅黑"/>
+                <w:b w:val="0"/>
+                <w:color w:val="F0F7F2"/>
+                <w:sz w:val="26"/>
+              </w:rPr>
+              <w:t>Safety of Life at Sea</w:t>
+            </w:r>
+          </w:p>
+        </w:tc>
+        <w:tc>
+          <w:tcPr>
+            <w:tcW w:type="dxa" w:w="1757"/>
+          </w:tcPr>
+          <w:p>
+            <w:pPr>
+              <w:spacing w:after="0"/>
+              <w:jc w:val="center"/>
+            </w:pPr>
             <w:r>
               <w:rPr>
                 <w:rFonts w:ascii="Calibri" w:hAnsi="Calibri" w:eastAsia="微软雅黑"/>
@@ -5069,7 +5684,7 @@
       <w:tr>
         <w:tc>
           <w:tcPr>
-            <w:tcW w:type="dxa" w:w="3513"/>
+            <w:tcW w:type="dxa" w:w="1757"/>
           </w:tcPr>
           <w:p>
             <w:pPr>
@@ -5089,7 +5704,7 @@
         </w:tc>
         <w:tc>
           <w:tcPr>
-            <w:tcW w:type="dxa" w:w="3513"/>
+            <w:tcW w:type="dxa" w:w="1757"/>
           </w:tcPr>
           <w:p>
             <w:pPr>
@@ -5127,7 +5742,7 @@
         </w:tc>
         <w:tc>
           <w:tcPr>
-            <w:tcW w:type="dxa" w:w="3513"/>
+            <w:tcW w:type="dxa" w:w="1757"/>
           </w:tcPr>
           <w:p>
             <w:pPr>
@@ -5141,8 +5756,19 @@
                 <w:color w:val="AAC4B6"/>
                 <w:sz w:val="21"/>
               </w:rPr>
-              <w:t>签署了第一部《海上人命安全</w:t>
-            </w:r>
+              <w:t>签署了</w:t>
+            </w:r>
+          </w:p>
+        </w:tc>
+        <w:tc>
+          <w:tcPr>
+            <w:tcW w:type="dxa" w:w="1757"/>
+          </w:tcPr>
+          <w:p>
+            <w:pPr>
+              <w:spacing w:after="0"/>
+              <w:jc w:val="center"/>
+            </w:pPr>
             <w:r>
               <w:rPr>
                 <w:rFonts w:ascii="Calibri" w:hAnsi="Calibri" w:eastAsia="微软雅黑"/>
@@ -5150,8 +5776,39 @@
                 <w:color w:val="AAC4B6"/>
                 <w:sz w:val="21"/>
               </w:rPr>
-              <w:t xml:space="preserve"> </w:t>
-            </w:r>
+              <w:t>第一部</w:t>
+            </w:r>
+          </w:p>
+        </w:tc>
+        <w:tc>
+          <w:tcPr>
+            <w:tcW w:type="dxa" w:w="1757"/>
+          </w:tcPr>
+          <w:p>
+            <w:pPr>
+              <w:spacing w:after="0"/>
+              <w:jc w:val="center"/>
+            </w:pPr>
+            <w:r>
+              <w:rPr>
+                <w:rFonts w:ascii="Calibri" w:hAnsi="Calibri" w:eastAsia="微软雅黑"/>
+                <w:b w:val="0"/>
+                <w:color w:val="AAC4B6"/>
+                <w:sz w:val="21"/>
+              </w:rPr>
+              <w:t>《海上人命安全</w:t>
+            </w:r>
+          </w:p>
+        </w:tc>
+        <w:tc>
+          <w:tcPr>
+            <w:tcW w:type="dxa" w:w="1757"/>
+          </w:tcPr>
+          <w:p>
+            <w:pPr>
+              <w:spacing w:after="0"/>
+              <w:jc w:val="center"/>
+            </w:pPr>
             <w:r>
               <w:rPr>
                 <w:rFonts w:ascii="Calibri" w:hAnsi="Calibri" w:eastAsia="微软雅黑"/>
@@ -5190,14 +5847,16 @@
         </w:tblBorders>
       </w:tblPr>
       <w:tblGrid>
-        <w:gridCol w:w="3513"/>
-        <w:gridCol w:w="3513"/>
-        <w:gridCol w:w="3513"/>
+        <w:gridCol w:w="2108"/>
+        <w:gridCol w:w="2108"/>
+        <w:gridCol w:w="2108"/>
+        <w:gridCol w:w="2108"/>
+        <w:gridCol w:w="2108"/>
       </w:tblGrid>
       <w:tr>
         <w:tc>
           <w:tcPr>
-            <w:tcW w:type="dxa" w:w="3513"/>
+            <w:tcW w:type="dxa" w:w="2108"/>
           </w:tcPr>
           <w:p>
             <w:pPr>
@@ -5213,20 +5872,11 @@
               </w:rPr>
               <w:t>stipulating</w:t>
             </w:r>
-            <w:r>
-              <w:rPr>
-                <w:rFonts w:ascii="Calibri" w:hAnsi="Calibri" w:eastAsia="微软雅黑"/>
-                <w:b w:val="0"/>
-                <w:color w:val="F0F7F2"/>
-                <w:sz w:val="26"/>
-              </w:rPr>
-              <w:t xml:space="preserve"> lifeboat seats for all,</w:t>
-            </w:r>
           </w:p>
         </w:tc>
         <w:tc>
           <w:tcPr>
-            <w:tcW w:type="dxa" w:w="3513"/>
+            <w:tcW w:type="dxa" w:w="2108"/>
           </w:tcPr>
           <w:p>
             <w:pPr>
@@ -5236,26 +5886,17 @@
             <w:r>
               <w:rPr>
                 <w:rFonts w:ascii="Calibri" w:hAnsi="Calibri" w:eastAsia="微软雅黑"/>
-                <w:b/>
-                <w:color w:val="F472B6"/>
-                <w:sz w:val="26"/>
-              </w:rPr>
-              <w:t>continuous</w:t>
-            </w:r>
-            <w:r>
-              <w:rPr>
-                <w:rFonts w:ascii="Calibri" w:hAnsi="Calibri" w:eastAsia="微软雅黑"/>
                 <w:b w:val="0"/>
                 <w:color w:val="F0F7F2"/>
                 <w:sz w:val="26"/>
               </w:rPr>
-              <w:t xml:space="preserve"> radio watch,</w:t>
+              <w:t>lifeboat seats</w:t>
             </w:r>
           </w:p>
         </w:tc>
         <w:tc>
           <w:tcPr>
-            <w:tcW w:type="dxa" w:w="3513"/>
+            <w:tcW w:type="dxa" w:w="2108"/>
           </w:tcPr>
           <w:p>
             <w:pPr>
@@ -5269,6 +5910,55 @@
                 <w:color w:val="F0F7F2"/>
                 <w:sz w:val="26"/>
               </w:rPr>
+              <w:t>for all,</w:t>
+            </w:r>
+          </w:p>
+        </w:tc>
+        <w:tc>
+          <w:tcPr>
+            <w:tcW w:type="dxa" w:w="2108"/>
+          </w:tcPr>
+          <w:p>
+            <w:pPr>
+              <w:spacing w:after="0"/>
+              <w:jc w:val="center"/>
+            </w:pPr>
+            <w:r>
+              <w:rPr>
+                <w:rFonts w:ascii="Calibri" w:hAnsi="Calibri" w:eastAsia="微软雅黑"/>
+                <w:b/>
+                <w:color w:val="F472B6"/>
+                <w:sz w:val="26"/>
+              </w:rPr>
+              <w:t>continuous</w:t>
+            </w:r>
+            <w:r>
+              <w:rPr>
+                <w:rFonts w:ascii="Calibri" w:hAnsi="Calibri" w:eastAsia="微软雅黑"/>
+                <w:b w:val="0"/>
+                <w:color w:val="F0F7F2"/>
+                <w:sz w:val="26"/>
+              </w:rPr>
+              <w:t xml:space="preserve"> radio watch,</w:t>
+            </w:r>
+          </w:p>
+        </w:tc>
+        <w:tc>
+          <w:tcPr>
+            <w:tcW w:type="dxa" w:w="2108"/>
+          </w:tcPr>
+          <w:p>
+            <w:pPr>
+              <w:spacing w:after="0"/>
+              <w:jc w:val="center"/>
+            </w:pPr>
+            <w:r>
+              <w:rPr>
+                <w:rFonts w:ascii="Calibri" w:hAnsi="Calibri" w:eastAsia="微软雅黑"/>
+                <w:b w:val="0"/>
+                <w:color w:val="F0F7F2"/>
+                <w:sz w:val="26"/>
+              </w:rPr>
               <w:t xml:space="preserve">and an ice </w:t>
             </w:r>
             <w:r>
@@ -5295,7 +5985,7 @@
       <w:tr>
         <w:tc>
           <w:tcPr>
-            <w:tcW w:type="dxa" w:w="3513"/>
+            <w:tcW w:type="dxa" w:w="2108"/>
           </w:tcPr>
           <w:p>
             <w:pPr>
@@ -5311,29 +6001,11 @@
               </w:rPr>
               <w:t>规定</w:t>
             </w:r>
-            <w:r>
-              <w:rPr>
-                <w:rFonts w:ascii="Calibri" w:hAnsi="Calibri" w:eastAsia="微软雅黑"/>
-                <w:b w:val="0"/>
-                <w:color w:val="AAC4B6"/>
-                <w:sz w:val="21"/>
-              </w:rPr>
-              <w:t xml:space="preserve"> </w:t>
-            </w:r>
-            <w:r>
-              <w:rPr>
-                <w:rFonts w:ascii="Calibri" w:hAnsi="Calibri" w:eastAsia="微软雅黑"/>
-                <w:b w:val="0"/>
-                <w:color w:val="AAC4B6"/>
-                <w:sz w:val="21"/>
-              </w:rPr>
-              <w:t>救生艇座位要够所有人乘坐，</w:t>
-            </w:r>
           </w:p>
         </w:tc>
         <w:tc>
           <w:tcPr>
-            <w:tcW w:type="dxa" w:w="3513"/>
+            <w:tcW w:type="dxa" w:w="2108"/>
           </w:tcPr>
           <w:p>
             <w:pPr>
@@ -5347,49 +6019,89 @@
                 <w:color w:val="AAC4B6"/>
                 <w:sz w:val="21"/>
               </w:rPr>
-              <w:t>电台要</w:t>
-            </w:r>
-            <w:r>
-              <w:rPr>
-                <w:rFonts w:ascii="Calibri" w:hAnsi="Calibri" w:eastAsia="微软雅黑"/>
-                <w:b w:val="0"/>
-                <w:color w:val="AAC4B6"/>
-                <w:sz w:val="21"/>
-              </w:rPr>
-              <w:t xml:space="preserve"> </w:t>
-            </w:r>
-            <w:r>
-              <w:rPr>
-                <w:rFonts w:ascii="Calibri" w:hAnsi="Calibri" w:eastAsia="微软雅黑"/>
-                <w:b/>
-                <w:color w:val="F472B6"/>
-                <w:sz w:val="21"/>
-              </w:rPr>
-              <w:t>不间断</w:t>
-            </w:r>
-            <w:r>
-              <w:rPr>
-                <w:rFonts w:ascii="Calibri" w:hAnsi="Calibri" w:eastAsia="微软雅黑"/>
-                <w:b w:val="0"/>
-                <w:color w:val="AAC4B6"/>
-                <w:sz w:val="21"/>
-              </w:rPr>
-              <w:t xml:space="preserve"> </w:t>
-            </w:r>
-            <w:r>
-              <w:rPr>
-                <w:rFonts w:ascii="Calibri" w:hAnsi="Calibri" w:eastAsia="微软雅黑"/>
-                <w:b w:val="0"/>
-                <w:color w:val="AAC4B6"/>
-                <w:sz w:val="21"/>
-              </w:rPr>
-              <w:t>值守，</w:t>
+              <w:t>救生艇座位</w:t>
             </w:r>
           </w:p>
         </w:tc>
         <w:tc>
           <w:tcPr>
-            <w:tcW w:type="dxa" w:w="3513"/>
+            <w:tcW w:type="dxa" w:w="2108"/>
+          </w:tcPr>
+          <w:p>
+            <w:pPr>
+              <w:spacing w:after="0"/>
+              <w:jc w:val="center"/>
+            </w:pPr>
+            <w:r>
+              <w:rPr>
+                <w:rFonts w:ascii="Calibri" w:hAnsi="Calibri" w:eastAsia="微软雅黑"/>
+                <w:b w:val="0"/>
+                <w:color w:val="AAC4B6"/>
+                <w:sz w:val="21"/>
+              </w:rPr>
+              <w:t>要够所有人乘坐，</w:t>
+            </w:r>
+          </w:p>
+        </w:tc>
+        <w:tc>
+          <w:tcPr>
+            <w:tcW w:type="dxa" w:w="2108"/>
+          </w:tcPr>
+          <w:p>
+            <w:pPr>
+              <w:spacing w:after="0"/>
+              <w:jc w:val="center"/>
+            </w:pPr>
+            <w:r>
+              <w:rPr>
+                <w:rFonts w:ascii="Calibri" w:hAnsi="Calibri" w:eastAsia="微软雅黑"/>
+                <w:b w:val="0"/>
+                <w:color w:val="AAC4B6"/>
+                <w:sz w:val="21"/>
+              </w:rPr>
+              <w:t>电台要</w:t>
+            </w:r>
+            <w:r>
+              <w:rPr>
+                <w:rFonts w:ascii="Calibri" w:hAnsi="Calibri" w:eastAsia="微软雅黑"/>
+                <w:b w:val="0"/>
+                <w:color w:val="AAC4B6"/>
+                <w:sz w:val="21"/>
+              </w:rPr>
+              <w:t xml:space="preserve"> </w:t>
+            </w:r>
+            <w:r>
+              <w:rPr>
+                <w:rFonts w:ascii="Calibri" w:hAnsi="Calibri" w:eastAsia="微软雅黑"/>
+                <w:b/>
+                <w:color w:val="F472B6"/>
+                <w:sz w:val="21"/>
+              </w:rPr>
+              <w:t>不间断</w:t>
+            </w:r>
+            <w:r>
+              <w:rPr>
+                <w:rFonts w:ascii="Calibri" w:hAnsi="Calibri" w:eastAsia="微软雅黑"/>
+                <w:b w:val="0"/>
+                <w:color w:val="AAC4B6"/>
+                <w:sz w:val="21"/>
+              </w:rPr>
+              <w:t xml:space="preserve"> </w:t>
+            </w:r>
+            <w:r>
+              <w:rPr>
+                <w:rFonts w:ascii="Calibri" w:hAnsi="Calibri" w:eastAsia="微软雅黑"/>
+                <w:b w:val="0"/>
+                <w:color w:val="AAC4B6"/>
+                <w:sz w:val="21"/>
+              </w:rPr>
+              <w:t>值守，</w:t>
+            </w:r>
+          </w:p>
+        </w:tc>
+        <w:tc>
+          <w:tcPr>
+            <w:tcW w:type="dxa" w:w="2108"/>
           </w:tcPr>
           <w:p>
             <w:pPr>

--- a/视频/对照文本/15-文本.docx
+++ b/视频/对照文本/15-文本.docx
@@ -426,17 +426,18 @@
         </w:tblBorders>
       </w:tblPr>
       <w:tblGrid>
-        <w:gridCol w:w="1757"/>
-        <w:gridCol w:w="1757"/>
-        <w:gridCol w:w="1757"/>
-        <w:gridCol w:w="1757"/>
-        <w:gridCol w:w="1757"/>
-        <w:gridCol w:w="1757"/>
+        <w:gridCol w:w="1506"/>
+        <w:gridCol w:w="1506"/>
+        <w:gridCol w:w="1506"/>
+        <w:gridCol w:w="1506"/>
+        <w:gridCol w:w="1506"/>
+        <w:gridCol w:w="1506"/>
+        <w:gridCol w:w="1506"/>
       </w:tblGrid>
       <w:tr>
         <w:tc>
           <w:tcPr>
-            <w:tcW w:type="dxa" w:w="1757"/>
+            <w:tcW w:type="dxa" w:w="1506"/>
           </w:tcPr>
           <w:p>
             <w:pPr>
@@ -456,7 +457,7 @@
         </w:tc>
         <w:tc>
           <w:tcPr>
-            <w:tcW w:type="dxa" w:w="1757"/>
+            <w:tcW w:type="dxa" w:w="1506"/>
           </w:tcPr>
           <w:p>
             <w:pPr>
@@ -476,7 +477,7 @@
         </w:tc>
         <w:tc>
           <w:tcPr>
-            <w:tcW w:type="dxa" w:w="1757"/>
+            <w:tcW w:type="dxa" w:w="1506"/>
           </w:tcPr>
           <w:p>
             <w:pPr>
@@ -505,7 +506,7 @@
         </w:tc>
         <w:tc>
           <w:tcPr>
-            <w:tcW w:type="dxa" w:w="1757"/>
+            <w:tcW w:type="dxa" w:w="1506"/>
           </w:tcPr>
           <w:p>
             <w:pPr>
@@ -525,7 +526,7 @@
         </w:tc>
         <w:tc>
           <w:tcPr>
-            <w:tcW w:type="dxa" w:w="1757"/>
+            <w:tcW w:type="dxa" w:w="1506"/>
           </w:tcPr>
           <w:p>
             <w:pPr>
@@ -545,7 +546,7 @@
         </w:tc>
         <w:tc>
           <w:tcPr>
-            <w:tcW w:type="dxa" w:w="1757"/>
+            <w:tcW w:type="dxa" w:w="1506"/>
           </w:tcPr>
           <w:p>
             <w:pPr>
@@ -570,15 +571,17 @@
               </w:rPr>
               <w:t>practically</w:t>
             </w:r>
-            <w:r>
-              <w:rPr>
-                <w:rFonts w:ascii="Calibri" w:hAnsi="Calibri" w:eastAsia="微软雅黑"/>
-                <w:b w:val="0"/>
-                <w:color w:val="F0F7F2"/>
-                <w:sz w:val="26"/>
-              </w:rPr>
-              <w:t xml:space="preserve"> </w:t>
-            </w:r>
+          </w:p>
+        </w:tc>
+        <w:tc>
+          <w:tcPr>
+            <w:tcW w:type="dxa" w:w="1506"/>
+          </w:tcPr>
+          <w:p>
+            <w:pPr>
+              <w:spacing w:after="0"/>
+              <w:jc w:val="center"/>
+            </w:pPr>
             <w:r>
               <w:rPr>
                 <w:rFonts w:ascii="Calibri" w:hAnsi="Calibri" w:eastAsia="微软雅黑"/>
@@ -603,7 +606,7 @@
       <w:tr>
         <w:tc>
           <w:tcPr>
-            <w:tcW w:type="dxa" w:w="1757"/>
+            <w:tcW w:type="dxa" w:w="1506"/>
           </w:tcPr>
           <w:p>
             <w:pPr>
@@ -623,7 +626,7 @@
         </w:tc>
         <w:tc>
           <w:tcPr>
-            <w:tcW w:type="dxa" w:w="1757"/>
+            <w:tcW w:type="dxa" w:w="1506"/>
           </w:tcPr>
           <w:p>
             <w:pPr>
@@ -643,7 +646,7 @@
         </w:tc>
         <w:tc>
           <w:tcPr>
-            <w:tcW w:type="dxa" w:w="1757"/>
+            <w:tcW w:type="dxa" w:w="1506"/>
           </w:tcPr>
           <w:p>
             <w:pPr>
@@ -663,7 +666,7 @@
         </w:tc>
         <w:tc>
           <w:tcPr>
-            <w:tcW w:type="dxa" w:w="1757"/>
+            <w:tcW w:type="dxa" w:w="1506"/>
           </w:tcPr>
           <w:p>
             <w:pPr>
@@ -683,7 +686,7 @@
         </w:tc>
         <w:tc>
           <w:tcPr>
-            <w:tcW w:type="dxa" w:w="1757"/>
+            <w:tcW w:type="dxa" w:w="1506"/>
           </w:tcPr>
           <w:p>
             <w:pPr>
@@ -721,7 +724,7 @@
         </w:tc>
         <w:tc>
           <w:tcPr>
-            <w:tcW w:type="dxa" w:w="1757"/>
+            <w:tcW w:type="dxa" w:w="1506"/>
           </w:tcPr>
           <w:p>
             <w:pPr>
@@ -746,15 +749,17 @@
               </w:rPr>
               <w:t>几乎</w:t>
             </w:r>
-            <w:r>
-              <w:rPr>
-                <w:rFonts w:ascii="Calibri" w:hAnsi="Calibri" w:eastAsia="微软雅黑"/>
-                <w:b w:val="0"/>
-                <w:color w:val="AAC4B6"/>
-                <w:sz w:val="21"/>
-              </w:rPr>
-              <w:t xml:space="preserve"> </w:t>
-            </w:r>
+          </w:p>
+        </w:tc>
+        <w:tc>
+          <w:tcPr>
+            <w:tcW w:type="dxa" w:w="1506"/>
+          </w:tcPr>
+          <w:p>
+            <w:pPr>
+              <w:spacing w:after="0"/>
+              <w:jc w:val="center"/>
+            </w:pPr>
             <w:r>
               <w:rPr>
                 <w:rFonts w:ascii="Calibri" w:hAnsi="Calibri" w:eastAsia="微软雅黑"/>
@@ -3359,14 +3364,16 @@
         </w:tblBorders>
       </w:tblPr>
       <w:tblGrid>
-        <w:gridCol w:w="3513"/>
-        <w:gridCol w:w="3513"/>
-        <w:gridCol w:w="3513"/>
+        <w:gridCol w:w="2108"/>
+        <w:gridCol w:w="2108"/>
+        <w:gridCol w:w="2108"/>
+        <w:gridCol w:w="2108"/>
+        <w:gridCol w:w="2108"/>
       </w:tblGrid>
       <w:tr>
         <w:tc>
           <w:tcPr>
-            <w:tcW w:type="dxa" w:w="3513"/>
+            <w:tcW w:type="dxa" w:w="2108"/>
           </w:tcPr>
           <w:p>
             <w:pPr>
@@ -3386,7 +3393,7 @@
         </w:tc>
         <w:tc>
           <w:tcPr>
-            <w:tcW w:type="dxa" w:w="3513"/>
+            <w:tcW w:type="dxa" w:w="2108"/>
           </w:tcPr>
           <w:p>
             <w:pPr>
@@ -3400,40 +3407,13 @@
                 <w:color w:val="F0F7F2"/>
                 <w:sz w:val="26"/>
               </w:rPr>
-              <w:t xml:space="preserve">an </w:t>
-            </w:r>
-            <w:r>
-              <w:rPr>
-                <w:rFonts w:ascii="Calibri" w:hAnsi="Calibri" w:eastAsia="微软雅黑"/>
-                <w:b/>
-                <w:color w:val="C4B5FD"/>
-                <w:sz w:val="26"/>
-              </w:rPr>
-              <w:t>equally</w:t>
-            </w:r>
-            <w:r>
-              <w:rPr>
-                <w:rFonts w:ascii="Calibri" w:hAnsi="Calibri" w:eastAsia="微软雅黑"/>
-                <w:b w:val="0"/>
-                <w:color w:val="F0F7F2"/>
-                <w:sz w:val="26"/>
-              </w:rPr>
-              <w:t xml:space="preserve"> </w:t>
-            </w:r>
-            <w:r>
-              <w:rPr>
-                <w:rFonts w:ascii="Calibri" w:hAnsi="Calibri" w:eastAsia="微软雅黑"/>
-                <w:b/>
-                <w:color w:val="FB923C"/>
-                <w:sz w:val="26"/>
-              </w:rPr>
-              <w:t>lawful</w:t>
+              <w:t>an</w:t>
             </w:r>
           </w:p>
         </w:tc>
         <w:tc>
           <w:tcPr>
-            <w:tcW w:type="dxa" w:w="3513"/>
+            <w:tcW w:type="dxa" w:w="2108"/>
           </w:tcPr>
           <w:p>
             <w:pPr>
@@ -3443,6 +3423,46 @@
             <w:r>
               <w:rPr>
                 <w:rFonts w:ascii="Calibri" w:hAnsi="Calibri" w:eastAsia="微软雅黑"/>
+                <w:b/>
+                <w:color w:val="C4B5FD"/>
+                <w:sz w:val="26"/>
+              </w:rPr>
+              <w:t>equally</w:t>
+            </w:r>
+          </w:p>
+        </w:tc>
+        <w:tc>
+          <w:tcPr>
+            <w:tcW w:type="dxa" w:w="2108"/>
+          </w:tcPr>
+          <w:p>
+            <w:pPr>
+              <w:spacing w:after="0"/>
+              <w:jc w:val="center"/>
+            </w:pPr>
+            <w:r>
+              <w:rPr>
+                <w:rFonts w:ascii="Calibri" w:hAnsi="Calibri" w:eastAsia="微软雅黑"/>
+                <w:b/>
+                <w:color w:val="FB923C"/>
+                <w:sz w:val="26"/>
+              </w:rPr>
+              <w:t>lawful</w:t>
+            </w:r>
+          </w:p>
+        </w:tc>
+        <w:tc>
+          <w:tcPr>
+            <w:tcW w:type="dxa" w:w="2108"/>
+          </w:tcPr>
+          <w:p>
+            <w:pPr>
+              <w:spacing w:after="0"/>
+              <w:jc w:val="center"/>
+            </w:pPr>
+            <w:r>
+              <w:rPr>
+                <w:rFonts w:ascii="Calibri" w:hAnsi="Calibri" w:eastAsia="微软雅黑"/>
                 <w:b w:val="0"/>
                 <w:color w:val="F0F7F2"/>
                 <w:sz w:val="26"/>
@@ -3455,7 +3475,7 @@
       <w:tr>
         <w:tc>
           <w:tcPr>
-            <w:tcW w:type="dxa" w:w="3513"/>
+            <w:tcW w:type="dxa" w:w="2108"/>
           </w:tcPr>
           <w:p>
             <w:pPr>
@@ -3475,7 +3495,7 @@
         </w:tc>
         <w:tc>
           <w:tcPr>
-            <w:tcW w:type="dxa" w:w="3513"/>
+            <w:tcW w:type="dxa" w:w="2108"/>
           </w:tcPr>
           <w:p>
             <w:pPr>
@@ -3491,47 +3511,51 @@
               </w:rPr>
               <w:t>一套</w:t>
             </w:r>
-            <w:r>
-              <w:rPr>
-                <w:rFonts w:ascii="Calibri" w:hAnsi="Calibri" w:eastAsia="微软雅黑"/>
-                <w:b w:val="0"/>
-                <w:color w:val="AAC4B6"/>
-                <w:sz w:val="21"/>
-              </w:rPr>
-              <w:t xml:space="preserve"> </w:t>
-            </w:r>
-            <w:r>
-              <w:rPr>
-                <w:rFonts w:ascii="Calibri" w:hAnsi="Calibri" w:eastAsia="微软雅黑"/>
-                <w:b/>
-                <w:color w:val="C4B5FD"/>
-                <w:sz w:val="21"/>
-              </w:rPr>
-              <w:t>同样</w:t>
-            </w:r>
-            <w:r>
-              <w:rPr>
-                <w:rFonts w:ascii="Calibri" w:hAnsi="Calibri" w:eastAsia="微软雅黑"/>
-                <w:b w:val="0"/>
-                <w:color w:val="AAC4B6"/>
-                <w:sz w:val="21"/>
-              </w:rPr>
-              <w:t xml:space="preserve"> </w:t>
-            </w:r>
-            <w:r>
-              <w:rPr>
-                <w:rFonts w:ascii="Calibri" w:hAnsi="Calibri" w:eastAsia="微软雅黑"/>
-                <w:b/>
-                <w:color w:val="FB923C"/>
-                <w:sz w:val="21"/>
-              </w:rPr>
-              <w:t>合法的</w:t>
-            </w:r>
           </w:p>
         </w:tc>
         <w:tc>
           <w:tcPr>
-            <w:tcW w:type="dxa" w:w="3513"/>
+            <w:tcW w:type="dxa" w:w="2108"/>
+          </w:tcPr>
+          <w:p>
+            <w:pPr>
+              <w:spacing w:after="0"/>
+              <w:jc w:val="center"/>
+            </w:pPr>
+            <w:r>
+              <w:rPr>
+                <w:rFonts w:ascii="Calibri" w:hAnsi="Calibri" w:eastAsia="微软雅黑"/>
+                <w:b/>
+                <w:color w:val="C4B5FD"/>
+                <w:sz w:val="21"/>
+              </w:rPr>
+              <w:t>同样</w:t>
+            </w:r>
+          </w:p>
+        </w:tc>
+        <w:tc>
+          <w:tcPr>
+            <w:tcW w:type="dxa" w:w="2108"/>
+          </w:tcPr>
+          <w:p>
+            <w:pPr>
+              <w:spacing w:after="0"/>
+              <w:jc w:val="center"/>
+            </w:pPr>
+            <w:r>
+              <w:rPr>
+                <w:rFonts w:ascii="Calibri" w:hAnsi="Calibri" w:eastAsia="微软雅黑"/>
+                <w:b/>
+                <w:color w:val="FB923C"/>
+                <w:sz w:val="21"/>
+              </w:rPr>
+              <w:t>合法的</w:t>
+            </w:r>
+          </w:p>
+        </w:tc>
+        <w:tc>
+          <w:tcPr>
+            <w:tcW w:type="dxa" w:w="2108"/>
           </w:tcPr>
           <w:p>
             <w:pPr>
@@ -3596,14 +3620,15 @@
         </w:tblBorders>
       </w:tblPr>
       <w:tblGrid>
-        <w:gridCol w:w="3513"/>
-        <w:gridCol w:w="3513"/>
-        <w:gridCol w:w="3513"/>
+        <w:gridCol w:w="2635"/>
+        <w:gridCol w:w="2635"/>
+        <w:gridCol w:w="2635"/>
+        <w:gridCol w:w="2635"/>
       </w:tblGrid>
       <w:tr>
         <w:tc>
           <w:tcPr>
-            <w:tcW w:type="dxa" w:w="3513"/>
+            <w:tcW w:type="dxa" w:w="2635"/>
           </w:tcPr>
           <w:p>
             <w:pPr>
@@ -3632,7 +3657,7 @@
         </w:tc>
         <w:tc>
           <w:tcPr>
-            <w:tcW w:type="dxa" w:w="3513"/>
+            <w:tcW w:type="dxa" w:w="2635"/>
           </w:tcPr>
           <w:p>
             <w:pPr>
@@ -3648,38 +3673,11 @@
               </w:rPr>
               <w:t>wireless</w:t>
             </w:r>
-            <w:r>
-              <w:rPr>
-                <w:rFonts w:ascii="Calibri" w:hAnsi="Calibri" w:eastAsia="微软雅黑"/>
-                <w:b w:val="0"/>
-                <w:color w:val="F0F7F2"/>
-                <w:sz w:val="26"/>
-              </w:rPr>
-              <w:t xml:space="preserve"> </w:t>
-            </w:r>
-            <w:r>
-              <w:rPr>
-                <w:rFonts w:ascii="Calibri" w:hAnsi="Calibri" w:eastAsia="微软雅黑"/>
-                <w:b/>
-                <w:color w:val="FBBF24"/>
-                <w:sz w:val="26"/>
-              </w:rPr>
-              <w:t>operator</w:t>
-            </w:r>
-            <w:r>
-              <w:rPr>
-                <w:rFonts w:ascii="Calibri" w:hAnsi="Calibri" w:eastAsia="微软雅黑"/>
-                <w:b w:val="0"/>
-                <w:color w:val="F0F7F2"/>
-                <w:sz w:val="26"/>
-              </w:rPr>
-              <w:t>,</w:t>
-            </w:r>
           </w:p>
         </w:tc>
         <w:tc>
           <w:tcPr>
-            <w:tcW w:type="dxa" w:w="3513"/>
+            <w:tcW w:type="dxa" w:w="2635"/>
           </w:tcPr>
           <w:p>
             <w:pPr>
@@ -3689,6 +3687,35 @@
             <w:r>
               <w:rPr>
                 <w:rFonts w:ascii="Calibri" w:hAnsi="Calibri" w:eastAsia="微软雅黑"/>
+                <w:b/>
+                <w:color w:val="FBBF24"/>
+                <w:sz w:val="26"/>
+              </w:rPr>
+              <w:t>operator</w:t>
+            </w:r>
+            <w:r>
+              <w:rPr>
+                <w:rFonts w:ascii="Calibri" w:hAnsi="Calibri" w:eastAsia="微软雅黑"/>
+                <w:b w:val="0"/>
+                <w:color w:val="F0F7F2"/>
+                <w:sz w:val="26"/>
+              </w:rPr>
+              <w:t>,</w:t>
+            </w:r>
+          </w:p>
+        </w:tc>
+        <w:tc>
+          <w:tcPr>
+            <w:tcW w:type="dxa" w:w="2635"/>
+          </w:tcPr>
+          <w:p>
+            <w:pPr>
+              <w:spacing w:after="0"/>
+              <w:jc w:val="center"/>
+            </w:pPr>
+            <w:r>
+              <w:rPr>
+                <w:rFonts w:ascii="Calibri" w:hAnsi="Calibri" w:eastAsia="微软雅黑"/>
                 <w:b w:val="0"/>
                 <w:color w:val="F0F7F2"/>
                 <w:sz w:val="26"/>
@@ -3701,7 +3728,7 @@
       <w:tr>
         <w:tc>
           <w:tcPr>
-            <w:tcW w:type="dxa" w:w="3513"/>
+            <w:tcW w:type="dxa" w:w="2635"/>
           </w:tcPr>
           <w:p>
             <w:pPr>
@@ -3739,7 +3766,7 @@
         </w:tc>
         <w:tc>
           <w:tcPr>
-            <w:tcW w:type="dxa" w:w="3513"/>
+            <w:tcW w:type="dxa" w:w="2635"/>
           </w:tcPr>
           <w:p>
             <w:pPr>
@@ -3755,29 +3782,31 @@
               </w:rPr>
               <w:t>无线电</w:t>
             </w:r>
-            <w:r>
-              <w:rPr>
-                <w:rFonts w:ascii="Calibri" w:hAnsi="Calibri" w:eastAsia="微软雅黑"/>
-                <w:b w:val="0"/>
-                <w:color w:val="AAC4B6"/>
-                <w:sz w:val="21"/>
-              </w:rPr>
-              <w:t xml:space="preserve"> </w:t>
-            </w:r>
-            <w:r>
-              <w:rPr>
-                <w:rFonts w:ascii="Calibri" w:hAnsi="Calibri" w:eastAsia="微软雅黑"/>
-                <w:b/>
-                <w:color w:val="FBBF24"/>
-                <w:sz w:val="21"/>
-              </w:rPr>
-              <w:t>操作员</w:t>
-            </w:r>
           </w:p>
         </w:tc>
         <w:tc>
           <w:tcPr>
-            <w:tcW w:type="dxa" w:w="3513"/>
+            <w:tcW w:type="dxa" w:w="2635"/>
+          </w:tcPr>
+          <w:p>
+            <w:pPr>
+              <w:spacing w:after="0"/>
+              <w:jc w:val="center"/>
+            </w:pPr>
+            <w:r>
+              <w:rPr>
+                <w:rFonts w:ascii="Calibri" w:hAnsi="Calibri" w:eastAsia="微软雅黑"/>
+                <w:b/>
+                <w:color w:val="FBBF24"/>
+                <w:sz w:val="21"/>
+              </w:rPr>
+              <w:t>操作员</w:t>
+            </w:r>
+          </w:p>
+        </w:tc>
+        <w:tc>
+          <w:tcPr>
+            <w:tcW w:type="dxa" w:w="2635"/>
           </w:tcPr>
           <w:p>
             <w:pPr>
@@ -4642,14 +4671,15 @@
         </w:tblBorders>
       </w:tblPr>
       <w:tblGrid>
-        <w:gridCol w:w="3513"/>
-        <w:gridCol w:w="3513"/>
-        <w:gridCol w:w="3513"/>
+        <w:gridCol w:w="2635"/>
+        <w:gridCol w:w="2635"/>
+        <w:gridCol w:w="2635"/>
+        <w:gridCol w:w="2635"/>
       </w:tblGrid>
       <w:tr>
         <w:tc>
           <w:tcPr>
-            <w:tcW w:type="dxa" w:w="3513"/>
+            <w:tcW w:type="dxa" w:w="2635"/>
           </w:tcPr>
           <w:p>
             <w:pPr>
@@ -4669,7 +4699,7 @@
         </w:tc>
         <w:tc>
           <w:tcPr>
-            <w:tcW w:type="dxa" w:w="3513"/>
+            <w:tcW w:type="dxa" w:w="2635"/>
           </w:tcPr>
           <w:p>
             <w:pPr>
@@ -4685,29 +4715,11 @@
               </w:rPr>
               <w:t>frantic</w:t>
             </w:r>
-            <w:r>
-              <w:rPr>
-                <w:rFonts w:ascii="Calibri" w:hAnsi="Calibri" w:eastAsia="微软雅黑"/>
-                <w:b w:val="0"/>
-                <w:color w:val="F0F7F2"/>
-                <w:sz w:val="26"/>
-              </w:rPr>
-              <w:t xml:space="preserve"> </w:t>
-            </w:r>
-            <w:r>
-              <w:rPr>
-                <w:rFonts w:ascii="Calibri" w:hAnsi="Calibri" w:eastAsia="微软雅黑"/>
-                <w:b/>
-                <w:color w:val="FBBF24"/>
-                <w:sz w:val="26"/>
-              </w:rPr>
-              <w:t>distress calls</w:t>
-            </w:r>
           </w:p>
         </w:tc>
         <w:tc>
           <w:tcPr>
-            <w:tcW w:type="dxa" w:w="3513"/>
+            <w:tcW w:type="dxa" w:w="2635"/>
           </w:tcPr>
           <w:p>
             <w:pPr>
@@ -4717,6 +4729,26 @@
             <w:r>
               <w:rPr>
                 <w:rFonts w:ascii="Calibri" w:hAnsi="Calibri" w:eastAsia="微软雅黑"/>
+                <w:b/>
+                <w:color w:val="FBBF24"/>
+                <w:sz w:val="26"/>
+              </w:rPr>
+              <w:t>distress calls</w:t>
+            </w:r>
+          </w:p>
+        </w:tc>
+        <w:tc>
+          <w:tcPr>
+            <w:tcW w:type="dxa" w:w="2635"/>
+          </w:tcPr>
+          <w:p>
+            <w:pPr>
+              <w:spacing w:after="0"/>
+              <w:jc w:val="center"/>
+            </w:pPr>
+            <w:r>
+              <w:rPr>
+                <w:rFonts w:ascii="Calibri" w:hAnsi="Calibri" w:eastAsia="微软雅黑"/>
                 <w:b w:val="0"/>
                 <w:color w:val="F0F7F2"/>
                 <w:sz w:val="26"/>
@@ -4747,7 +4779,7 @@
       <w:tr>
         <w:tc>
           <w:tcPr>
-            <w:tcW w:type="dxa" w:w="3513"/>
+            <w:tcW w:type="dxa" w:w="2635"/>
           </w:tcPr>
           <w:p>
             <w:pPr>
@@ -4767,7 +4799,7 @@
         </w:tc>
         <w:tc>
           <w:tcPr>
-            <w:tcW w:type="dxa" w:w="3513"/>
+            <w:tcW w:type="dxa" w:w="2635"/>
           </w:tcPr>
           <w:p>
             <w:pPr>
@@ -4783,38 +4815,40 @@
               </w:rPr>
               <w:t>发狂似的</w:t>
             </w:r>
-            <w:r>
-              <w:rPr>
-                <w:rFonts w:ascii="Calibri" w:hAnsi="Calibri" w:eastAsia="微软雅黑"/>
-                <w:b w:val="0"/>
-                <w:color w:val="AAC4B6"/>
-                <w:sz w:val="21"/>
-              </w:rPr>
-              <w:t xml:space="preserve"> </w:t>
-            </w:r>
-            <w:r>
-              <w:rPr>
-                <w:rFonts w:ascii="Calibri" w:hAnsi="Calibri" w:eastAsia="微软雅黑"/>
-                <w:b/>
-                <w:color w:val="FBBF24"/>
-                <w:sz w:val="21"/>
-              </w:rPr>
-              <w:t>求救呼叫</w:t>
-            </w:r>
-            <w:r>
-              <w:rPr>
-                <w:rFonts w:ascii="Calibri" w:hAnsi="Calibri" w:eastAsia="微软雅黑"/>
-                <w:b w:val="0"/>
-                <w:color w:val="AAC4B6"/>
-                <w:sz w:val="21"/>
-              </w:rPr>
-              <w:t>，</w:t>
-            </w:r>
           </w:p>
         </w:tc>
         <w:tc>
           <w:tcPr>
-            <w:tcW w:type="dxa" w:w="3513"/>
+            <w:tcW w:type="dxa" w:w="2635"/>
+          </w:tcPr>
+          <w:p>
+            <w:pPr>
+              <w:spacing w:after="0"/>
+              <w:jc w:val="center"/>
+            </w:pPr>
+            <w:r>
+              <w:rPr>
+                <w:rFonts w:ascii="Calibri" w:hAnsi="Calibri" w:eastAsia="微软雅黑"/>
+                <w:b/>
+                <w:color w:val="FBBF24"/>
+                <w:sz w:val="21"/>
+              </w:rPr>
+              <w:t>求救呼叫</w:t>
+            </w:r>
+            <w:r>
+              <w:rPr>
+                <w:rFonts w:ascii="Calibri" w:hAnsi="Calibri" w:eastAsia="微软雅黑"/>
+                <w:b w:val="0"/>
+                <w:color w:val="AAC4B6"/>
+                <w:sz w:val="21"/>
+              </w:rPr>
+              <w:t>，</w:t>
+            </w:r>
+          </w:p>
+        </w:tc>
+        <w:tc>
+          <w:tcPr>
+            <w:tcW w:type="dxa" w:w="2635"/>
           </w:tcPr>
           <w:p>
             <w:pPr>
